--- a/Основи AI/Драч_ЛР№3_Звіт.docx
+++ b/Основи AI/Драч_ЛР№3_Звіт.docx
@@ -97,13 +97,23 @@
         </w:rPr>
         <w:t xml:space="preserve"> </w:t>
       </w:r>
+      <w:proofErr w:type="spellStart"/>
       <w:r>
         <w:rPr>
           <w:sz w:val="28"/>
           <w:szCs w:val="28"/>
           <w:lang w:val="uk-UA"/>
         </w:rPr>
-        <w:t>несправностей комп</w:t>
+        <w:t>несправностей</w:t>
+      </w:r>
+      <w:proofErr w:type="spellEnd"/>
+      <w:r>
+        <w:rPr>
+          <w:sz w:val="28"/>
+          <w:szCs w:val="28"/>
+          <w:lang w:val="uk-UA"/>
+        </w:rPr>
+        <w:t xml:space="preserve"> комп</w:t>
       </w:r>
       <w:r>
         <w:rPr>
@@ -155,7 +165,25 @@
           <w:szCs w:val="28"/>
           <w:lang w:val="uk-UA"/>
         </w:rPr>
-        <w:t xml:space="preserve"> Необхідно реалізувати на Python систему, яка імітує роботу</w:t>
+        <w:t xml:space="preserve"> Необхідно реалізувати на </w:t>
+      </w:r>
+      <w:proofErr w:type="spellStart"/>
+      <w:r>
+        <w:rPr>
+          <w:sz w:val="28"/>
+          <w:szCs w:val="28"/>
+          <w:lang w:val="uk-UA"/>
+        </w:rPr>
+        <w:t>Python</w:t>
+      </w:r>
+      <w:proofErr w:type="spellEnd"/>
+      <w:r>
+        <w:rPr>
+          <w:sz w:val="28"/>
+          <w:szCs w:val="28"/>
+          <w:lang w:val="uk-UA"/>
+        </w:rPr>
+        <w:t xml:space="preserve"> систему, яка імітує роботу</w:t>
       </w:r>
     </w:p>
     <w:p>
@@ -234,6 +262,7 @@
           <w:lang w:val="uk-UA" w:eastAsia="ru-RU"/>
         </w:rPr>
       </w:pPr>
+      <w:proofErr w:type="spellStart"/>
       <w:r>
         <w:rPr>
           <w:rFonts w:ascii="Consolas" w:eastAsia="Times New Roman" w:hAnsi="Consolas" w:cs="Times New Roman"/>
@@ -244,6 +273,7 @@
         </w:rPr>
         <w:t>from</w:t>
       </w:r>
+      <w:proofErr w:type="spellEnd"/>
       <w:r>
         <w:rPr>
           <w:rFonts w:ascii="Consolas" w:eastAsia="Times New Roman" w:hAnsi="Consolas" w:cs="Times New Roman"/>
@@ -254,6 +284,7 @@
         </w:rPr>
         <w:t xml:space="preserve"> </w:t>
       </w:r>
+      <w:proofErr w:type="spellStart"/>
       <w:r>
         <w:rPr>
           <w:rFonts w:ascii="Consolas" w:eastAsia="Times New Roman" w:hAnsi="Consolas" w:cs="Times New Roman"/>
@@ -264,6 +295,7 @@
         </w:rPr>
         <w:t>typing</w:t>
       </w:r>
+      <w:proofErr w:type="spellEnd"/>
       <w:r>
         <w:rPr>
           <w:rFonts w:ascii="Consolas" w:eastAsia="Times New Roman" w:hAnsi="Consolas" w:cs="Times New Roman"/>
@@ -274,6 +306,7 @@
         </w:rPr>
         <w:t xml:space="preserve"> </w:t>
       </w:r>
+      <w:proofErr w:type="spellStart"/>
       <w:r>
         <w:rPr>
           <w:rFonts w:ascii="Consolas" w:eastAsia="Times New Roman" w:hAnsi="Consolas" w:cs="Times New Roman"/>
@@ -284,6 +317,7 @@
         </w:rPr>
         <w:t>import</w:t>
       </w:r>
+      <w:proofErr w:type="spellEnd"/>
       <w:r>
         <w:rPr>
           <w:rFonts w:ascii="Consolas" w:eastAsia="Times New Roman" w:hAnsi="Consolas" w:cs="Times New Roman"/>
@@ -314,6 +348,7 @@
         </w:rPr>
         <w:t xml:space="preserve">, </w:t>
       </w:r>
+      <w:proofErr w:type="spellStart"/>
       <w:r>
         <w:rPr>
           <w:rFonts w:ascii="Consolas" w:eastAsia="Times New Roman" w:hAnsi="Consolas" w:cs="Times New Roman"/>
@@ -324,6 +359,7 @@
         </w:rPr>
         <w:t>Dict</w:t>
       </w:r>
+      <w:proofErr w:type="spellEnd"/>
       <w:r>
         <w:rPr>
           <w:rFonts w:ascii="Consolas" w:eastAsia="Times New Roman" w:hAnsi="Consolas" w:cs="Times New Roman"/>
@@ -334,6 +370,7 @@
         </w:rPr>
         <w:t xml:space="preserve">, </w:t>
       </w:r>
+      <w:proofErr w:type="spellStart"/>
       <w:r>
         <w:rPr>
           <w:rFonts w:ascii="Consolas" w:eastAsia="Times New Roman" w:hAnsi="Consolas" w:cs="Times New Roman"/>
@@ -344,6 +381,7 @@
         </w:rPr>
         <w:t>Tuple</w:t>
       </w:r>
+      <w:proofErr w:type="spellEnd"/>
       <w:r>
         <w:rPr>
           <w:rFonts w:ascii="Consolas" w:eastAsia="Times New Roman" w:hAnsi="Consolas" w:cs="Times New Roman"/>
@@ -603,6 +641,7 @@
         </w:rPr>
         <w:t>"</w:t>
       </w:r>
+      <w:proofErr w:type="spellStart"/>
       <w:r>
         <w:rPr>
           <w:rFonts w:ascii="Consolas" w:eastAsia="Times New Roman" w:hAnsi="Consolas" w:cs="Times New Roman"/>
@@ -613,6 +652,7 @@
         </w:rPr>
         <w:t>Шосейний</w:t>
       </w:r>
+      <w:proofErr w:type="spellEnd"/>
       <w:r>
         <w:rPr>
           <w:rFonts w:ascii="Consolas" w:eastAsia="Times New Roman" w:hAnsi="Consolas" w:cs="Times New Roman"/>
@@ -746,6 +786,7 @@
         </w:rPr>
         <w:t>"</w:t>
       </w:r>
+      <w:proofErr w:type="spellStart"/>
       <w:r>
         <w:rPr>
           <w:rFonts w:ascii="Consolas" w:eastAsia="Times New Roman" w:hAnsi="Consolas" w:cs="Times New Roman"/>
@@ -756,6 +797,7 @@
         </w:rPr>
         <w:t>Двопідвіс</w:t>
       </w:r>
+      <w:proofErr w:type="spellEnd"/>
       <w:r>
         <w:rPr>
           <w:rFonts w:ascii="Consolas" w:eastAsia="Times New Roman" w:hAnsi="Consolas" w:cs="Times New Roman"/>
@@ -869,6 +911,7 @@
         </w:rPr>
         <w:t>"</w:t>
       </w:r>
+      <w:proofErr w:type="spellStart"/>
       <w:r>
         <w:rPr>
           <w:rFonts w:ascii="Consolas" w:eastAsia="Times New Roman" w:hAnsi="Consolas" w:cs="Times New Roman"/>
@@ -879,16 +922,18 @@
         </w:rPr>
         <w:t>Міський</w:t>
       </w:r>
-      <w:r>
-        <w:rPr>
-          <w:rFonts w:ascii="Consolas" w:eastAsia="Times New Roman" w:hAnsi="Consolas" w:cs="Times New Roman"/>
-          <w:color w:val="CE9178"/>
-          <w:sz w:val="21"/>
-          <w:szCs w:val="21"/>
-          <w:lang w:val="en-US" w:eastAsia="ru-RU"/>
-        </w:rPr>
-        <w:t xml:space="preserve"> </w:t>
-      </w:r>
+      <w:proofErr w:type="spellEnd"/>
+      <w:r>
+        <w:rPr>
+          <w:rFonts w:ascii="Consolas" w:eastAsia="Times New Roman" w:hAnsi="Consolas" w:cs="Times New Roman"/>
+          <w:color w:val="CE9178"/>
+          <w:sz w:val="21"/>
+          <w:szCs w:val="21"/>
+          <w:lang w:val="en-US" w:eastAsia="ru-RU"/>
+        </w:rPr>
+        <w:t xml:space="preserve"> </w:t>
+      </w:r>
+      <w:proofErr w:type="spellStart"/>
       <w:r>
         <w:rPr>
           <w:rFonts w:ascii="Consolas" w:eastAsia="Times New Roman" w:hAnsi="Consolas" w:cs="Times New Roman"/>
@@ -899,6 +944,7 @@
         </w:rPr>
         <w:t>круїзер</w:t>
       </w:r>
+      <w:proofErr w:type="spellEnd"/>
       <w:r>
         <w:rPr>
           <w:rFonts w:ascii="Consolas" w:eastAsia="Times New Roman" w:hAnsi="Consolas" w:cs="Times New Roman"/>
@@ -1012,6 +1058,7 @@
         </w:rPr>
         <w:t>"</w:t>
       </w:r>
+      <w:proofErr w:type="spellStart"/>
       <w:r>
         <w:rPr>
           <w:rFonts w:ascii="Consolas" w:eastAsia="Times New Roman" w:hAnsi="Consolas" w:cs="Times New Roman"/>
@@ -1022,6 +1069,7 @@
         </w:rPr>
         <w:t>Гравійник</w:t>
       </w:r>
+      <w:proofErr w:type="spellEnd"/>
       <w:r>
         <w:rPr>
           <w:rFonts w:ascii="Consolas" w:eastAsia="Times New Roman" w:hAnsi="Consolas" w:cs="Times New Roman"/>
@@ -1135,6 +1183,7 @@
         </w:rPr>
         <w:t>"</w:t>
       </w:r>
+      <w:proofErr w:type="spellStart"/>
       <w:r>
         <w:rPr>
           <w:rFonts w:ascii="Consolas" w:eastAsia="Times New Roman" w:hAnsi="Consolas" w:cs="Times New Roman"/>
@@ -1145,6 +1194,7 @@
         </w:rPr>
         <w:t>Хардтейл</w:t>
       </w:r>
+      <w:proofErr w:type="spellEnd"/>
       <w:r>
         <w:rPr>
           <w:rFonts w:ascii="Consolas" w:eastAsia="Times New Roman" w:hAnsi="Consolas" w:cs="Times New Roman"/>
@@ -1238,6 +1288,7 @@
         </w:rPr>
         <w:t>"</w:t>
       </w:r>
+      <w:proofErr w:type="spellStart"/>
       <w:r>
         <w:rPr>
           <w:rFonts w:ascii="Consolas" w:eastAsia="Times New Roman" w:hAnsi="Consolas" w:cs="Times New Roman"/>
@@ -1248,6 +1299,7 @@
         </w:rPr>
         <w:t>Складаний</w:t>
       </w:r>
+      <w:proofErr w:type="spellEnd"/>
       <w:r>
         <w:rPr>
           <w:rFonts w:ascii="Consolas" w:eastAsia="Times New Roman" w:hAnsi="Consolas" w:cs="Times New Roman"/>
@@ -1458,7 +1510,139 @@
           <w:szCs w:val="21"/>
           <w:lang w:eastAsia="ru-RU"/>
         </w:rPr>
-        <w:t>"Чи плануєте ви їздити по рівній дорозі?"</w:t>
+        <w:t>"</w:t>
+      </w:r>
+      <w:proofErr w:type="spellStart"/>
+      <w:r>
+        <w:rPr>
+          <w:rFonts w:ascii="Consolas" w:eastAsia="Times New Roman" w:hAnsi="Consolas" w:cs="Times New Roman"/>
+          <w:color w:val="CE9178"/>
+          <w:sz w:val="21"/>
+          <w:szCs w:val="21"/>
+          <w:lang w:eastAsia="ru-RU"/>
+        </w:rPr>
+        <w:t>Чи</w:t>
+      </w:r>
+      <w:proofErr w:type="spellEnd"/>
+      <w:r>
+        <w:rPr>
+          <w:rFonts w:ascii="Consolas" w:eastAsia="Times New Roman" w:hAnsi="Consolas" w:cs="Times New Roman"/>
+          <w:color w:val="CE9178"/>
+          <w:sz w:val="21"/>
+          <w:szCs w:val="21"/>
+          <w:lang w:eastAsia="ru-RU"/>
+        </w:rPr>
+        <w:t xml:space="preserve"> </w:t>
+      </w:r>
+      <w:proofErr w:type="spellStart"/>
+      <w:r>
+        <w:rPr>
+          <w:rFonts w:ascii="Consolas" w:eastAsia="Times New Roman" w:hAnsi="Consolas" w:cs="Times New Roman"/>
+          <w:color w:val="CE9178"/>
+          <w:sz w:val="21"/>
+          <w:szCs w:val="21"/>
+          <w:lang w:eastAsia="ru-RU"/>
+        </w:rPr>
+        <w:t>плануєте</w:t>
+      </w:r>
+      <w:proofErr w:type="spellEnd"/>
+      <w:r>
+        <w:rPr>
+          <w:rFonts w:ascii="Consolas" w:eastAsia="Times New Roman" w:hAnsi="Consolas" w:cs="Times New Roman"/>
+          <w:color w:val="CE9178"/>
+          <w:sz w:val="21"/>
+          <w:szCs w:val="21"/>
+          <w:lang w:eastAsia="ru-RU"/>
+        </w:rPr>
+        <w:t xml:space="preserve"> </w:t>
+      </w:r>
+      <w:proofErr w:type="spellStart"/>
+      <w:r>
+        <w:rPr>
+          <w:rFonts w:ascii="Consolas" w:eastAsia="Times New Roman" w:hAnsi="Consolas" w:cs="Times New Roman"/>
+          <w:color w:val="CE9178"/>
+          <w:sz w:val="21"/>
+          <w:szCs w:val="21"/>
+          <w:lang w:eastAsia="ru-RU"/>
+        </w:rPr>
+        <w:t>ви</w:t>
+      </w:r>
+      <w:proofErr w:type="spellEnd"/>
+      <w:r>
+        <w:rPr>
+          <w:rFonts w:ascii="Consolas" w:eastAsia="Times New Roman" w:hAnsi="Consolas" w:cs="Times New Roman"/>
+          <w:color w:val="CE9178"/>
+          <w:sz w:val="21"/>
+          <w:szCs w:val="21"/>
+          <w:lang w:eastAsia="ru-RU"/>
+        </w:rPr>
+        <w:t xml:space="preserve"> </w:t>
+      </w:r>
+      <w:proofErr w:type="spellStart"/>
+      <w:r>
+        <w:rPr>
+          <w:rFonts w:ascii="Consolas" w:eastAsia="Times New Roman" w:hAnsi="Consolas" w:cs="Times New Roman"/>
+          <w:color w:val="CE9178"/>
+          <w:sz w:val="21"/>
+          <w:szCs w:val="21"/>
+          <w:lang w:eastAsia="ru-RU"/>
+        </w:rPr>
+        <w:t>їздити</w:t>
+      </w:r>
+      <w:proofErr w:type="spellEnd"/>
+      <w:r>
+        <w:rPr>
+          <w:rFonts w:ascii="Consolas" w:eastAsia="Times New Roman" w:hAnsi="Consolas" w:cs="Times New Roman"/>
+          <w:color w:val="CE9178"/>
+          <w:sz w:val="21"/>
+          <w:szCs w:val="21"/>
+          <w:lang w:eastAsia="ru-RU"/>
+        </w:rPr>
+        <w:t xml:space="preserve"> по </w:t>
+      </w:r>
+      <w:proofErr w:type="spellStart"/>
+      <w:r>
+        <w:rPr>
+          <w:rFonts w:ascii="Consolas" w:eastAsia="Times New Roman" w:hAnsi="Consolas" w:cs="Times New Roman"/>
+          <w:color w:val="CE9178"/>
+          <w:sz w:val="21"/>
+          <w:szCs w:val="21"/>
+          <w:lang w:eastAsia="ru-RU"/>
+        </w:rPr>
+        <w:t>рівній</w:t>
+      </w:r>
+      <w:proofErr w:type="spellEnd"/>
+      <w:r>
+        <w:rPr>
+          <w:rFonts w:ascii="Consolas" w:eastAsia="Times New Roman" w:hAnsi="Consolas" w:cs="Times New Roman"/>
+          <w:color w:val="CE9178"/>
+          <w:sz w:val="21"/>
+          <w:szCs w:val="21"/>
+          <w:lang w:eastAsia="ru-RU"/>
+        </w:rPr>
+        <w:t xml:space="preserve"> </w:t>
+      </w:r>
+      <w:proofErr w:type="spellStart"/>
+      <w:r>
+        <w:rPr>
+          <w:rFonts w:ascii="Consolas" w:eastAsia="Times New Roman" w:hAnsi="Consolas" w:cs="Times New Roman"/>
+          <w:color w:val="CE9178"/>
+          <w:sz w:val="21"/>
+          <w:szCs w:val="21"/>
+          <w:lang w:eastAsia="ru-RU"/>
+        </w:rPr>
+        <w:t>дорозі</w:t>
+      </w:r>
+      <w:proofErr w:type="spellEnd"/>
+      <w:r>
+        <w:rPr>
+          <w:rFonts w:ascii="Consolas" w:eastAsia="Times New Roman" w:hAnsi="Consolas" w:cs="Times New Roman"/>
+          <w:color w:val="CE9178"/>
+          <w:sz w:val="21"/>
+          <w:szCs w:val="21"/>
+          <w:lang w:eastAsia="ru-RU"/>
+        </w:rPr>
+        <w:t>?"</w:t>
       </w:r>
       <w:r>
         <w:rPr>
@@ -1478,7 +1662,29 @@
           <w:szCs w:val="21"/>
           <w:lang w:eastAsia="ru-RU"/>
         </w:rPr>
-        <w:t>"asphalt"</w:t>
+        <w:t>"</w:t>
+      </w:r>
+      <w:proofErr w:type="spellStart"/>
+      <w:r>
+        <w:rPr>
+          <w:rFonts w:ascii="Consolas" w:eastAsia="Times New Roman" w:hAnsi="Consolas" w:cs="Times New Roman"/>
+          <w:color w:val="CE9178"/>
+          <w:sz w:val="21"/>
+          <w:szCs w:val="21"/>
+          <w:lang w:eastAsia="ru-RU"/>
+        </w:rPr>
+        <w:t>asphalt</w:t>
+      </w:r>
+      <w:proofErr w:type="spellEnd"/>
+      <w:r>
+        <w:rPr>
+          <w:rFonts w:ascii="Consolas" w:eastAsia="Times New Roman" w:hAnsi="Consolas" w:cs="Times New Roman"/>
+          <w:color w:val="CE9178"/>
+          <w:sz w:val="21"/>
+          <w:szCs w:val="21"/>
+          <w:lang w:eastAsia="ru-RU"/>
+        </w:rPr>
+        <w:t>"</w:t>
       </w:r>
       <w:r>
         <w:rPr>
@@ -1521,7 +1727,161 @@
           <w:szCs w:val="21"/>
           <w:lang w:eastAsia="ru-RU"/>
         </w:rPr>
-        <w:t>"Чи плануєте кататися по бездоріжжю, лісах чи піску?"</w:t>
+        <w:t>"</w:t>
+      </w:r>
+      <w:proofErr w:type="spellStart"/>
+      <w:r>
+        <w:rPr>
+          <w:rFonts w:ascii="Consolas" w:eastAsia="Times New Roman" w:hAnsi="Consolas" w:cs="Times New Roman"/>
+          <w:color w:val="CE9178"/>
+          <w:sz w:val="21"/>
+          <w:szCs w:val="21"/>
+          <w:lang w:eastAsia="ru-RU"/>
+        </w:rPr>
+        <w:t>Чи</w:t>
+      </w:r>
+      <w:proofErr w:type="spellEnd"/>
+      <w:r>
+        <w:rPr>
+          <w:rFonts w:ascii="Consolas" w:eastAsia="Times New Roman" w:hAnsi="Consolas" w:cs="Times New Roman"/>
+          <w:color w:val="CE9178"/>
+          <w:sz w:val="21"/>
+          <w:szCs w:val="21"/>
+          <w:lang w:eastAsia="ru-RU"/>
+        </w:rPr>
+        <w:t xml:space="preserve"> </w:t>
+      </w:r>
+      <w:proofErr w:type="spellStart"/>
+      <w:r>
+        <w:rPr>
+          <w:rFonts w:ascii="Consolas" w:eastAsia="Times New Roman" w:hAnsi="Consolas" w:cs="Times New Roman"/>
+          <w:color w:val="CE9178"/>
+          <w:sz w:val="21"/>
+          <w:szCs w:val="21"/>
+          <w:lang w:eastAsia="ru-RU"/>
+        </w:rPr>
+        <w:t>плануєте</w:t>
+      </w:r>
+      <w:proofErr w:type="spellEnd"/>
+      <w:r>
+        <w:rPr>
+          <w:rFonts w:ascii="Consolas" w:eastAsia="Times New Roman" w:hAnsi="Consolas" w:cs="Times New Roman"/>
+          <w:color w:val="CE9178"/>
+          <w:sz w:val="21"/>
+          <w:szCs w:val="21"/>
+          <w:lang w:eastAsia="ru-RU"/>
+        </w:rPr>
+        <w:t xml:space="preserve"> </w:t>
+      </w:r>
+      <w:proofErr w:type="spellStart"/>
+      <w:r>
+        <w:rPr>
+          <w:rFonts w:ascii="Consolas" w:eastAsia="Times New Roman" w:hAnsi="Consolas" w:cs="Times New Roman"/>
+          <w:color w:val="CE9178"/>
+          <w:sz w:val="21"/>
+          <w:szCs w:val="21"/>
+          <w:lang w:eastAsia="ru-RU"/>
+        </w:rPr>
+        <w:t>кататися</w:t>
+      </w:r>
+      <w:proofErr w:type="spellEnd"/>
+      <w:r>
+        <w:rPr>
+          <w:rFonts w:ascii="Consolas" w:eastAsia="Times New Roman" w:hAnsi="Consolas" w:cs="Times New Roman"/>
+          <w:color w:val="CE9178"/>
+          <w:sz w:val="21"/>
+          <w:szCs w:val="21"/>
+          <w:lang w:eastAsia="ru-RU"/>
+        </w:rPr>
+        <w:t xml:space="preserve"> по </w:t>
+      </w:r>
+      <w:proofErr w:type="spellStart"/>
+      <w:r>
+        <w:rPr>
+          <w:rFonts w:ascii="Consolas" w:eastAsia="Times New Roman" w:hAnsi="Consolas" w:cs="Times New Roman"/>
+          <w:color w:val="CE9178"/>
+          <w:sz w:val="21"/>
+          <w:szCs w:val="21"/>
+          <w:lang w:eastAsia="ru-RU"/>
+        </w:rPr>
+        <w:t>бездоріжжю</w:t>
+      </w:r>
+      <w:proofErr w:type="spellEnd"/>
+      <w:r>
+        <w:rPr>
+          <w:rFonts w:ascii="Consolas" w:eastAsia="Times New Roman" w:hAnsi="Consolas" w:cs="Times New Roman"/>
+          <w:color w:val="CE9178"/>
+          <w:sz w:val="21"/>
+          <w:szCs w:val="21"/>
+          <w:lang w:eastAsia="ru-RU"/>
+        </w:rPr>
+        <w:t xml:space="preserve">, </w:t>
+      </w:r>
+      <w:proofErr w:type="spellStart"/>
+      <w:r>
+        <w:rPr>
+          <w:rFonts w:ascii="Consolas" w:eastAsia="Times New Roman" w:hAnsi="Consolas" w:cs="Times New Roman"/>
+          <w:color w:val="CE9178"/>
+          <w:sz w:val="21"/>
+          <w:szCs w:val="21"/>
+          <w:lang w:eastAsia="ru-RU"/>
+        </w:rPr>
+        <w:t>лісах</w:t>
+      </w:r>
+      <w:proofErr w:type="spellEnd"/>
+      <w:r>
+        <w:rPr>
+          <w:rFonts w:ascii="Consolas" w:eastAsia="Times New Roman" w:hAnsi="Consolas" w:cs="Times New Roman"/>
+          <w:color w:val="CE9178"/>
+          <w:sz w:val="21"/>
+          <w:szCs w:val="21"/>
+          <w:lang w:eastAsia="ru-RU"/>
+        </w:rPr>
+        <w:t xml:space="preserve"> </w:t>
+      </w:r>
+      <w:proofErr w:type="spellStart"/>
+      <w:r>
+        <w:rPr>
+          <w:rFonts w:ascii="Consolas" w:eastAsia="Times New Roman" w:hAnsi="Consolas" w:cs="Times New Roman"/>
+          <w:color w:val="CE9178"/>
+          <w:sz w:val="21"/>
+          <w:szCs w:val="21"/>
+          <w:lang w:eastAsia="ru-RU"/>
+        </w:rPr>
+        <w:t>чи</w:t>
+      </w:r>
+      <w:proofErr w:type="spellEnd"/>
+      <w:r>
+        <w:rPr>
+          <w:rFonts w:ascii="Consolas" w:eastAsia="Times New Roman" w:hAnsi="Consolas" w:cs="Times New Roman"/>
+          <w:color w:val="CE9178"/>
+          <w:sz w:val="21"/>
+          <w:szCs w:val="21"/>
+          <w:lang w:eastAsia="ru-RU"/>
+        </w:rPr>
+        <w:t xml:space="preserve"> </w:t>
+      </w:r>
+      <w:proofErr w:type="spellStart"/>
+      <w:r>
+        <w:rPr>
+          <w:rFonts w:ascii="Consolas" w:eastAsia="Times New Roman" w:hAnsi="Consolas" w:cs="Times New Roman"/>
+          <w:color w:val="CE9178"/>
+          <w:sz w:val="21"/>
+          <w:szCs w:val="21"/>
+          <w:lang w:eastAsia="ru-RU"/>
+        </w:rPr>
+        <w:t>піску</w:t>
+      </w:r>
+      <w:proofErr w:type="spellEnd"/>
+      <w:r>
+        <w:rPr>
+          <w:rFonts w:ascii="Consolas" w:eastAsia="Times New Roman" w:hAnsi="Consolas" w:cs="Times New Roman"/>
+          <w:color w:val="CE9178"/>
+          <w:sz w:val="21"/>
+          <w:szCs w:val="21"/>
+          <w:lang w:eastAsia="ru-RU"/>
+        </w:rPr>
+        <w:t>?"</w:t>
       </w:r>
       <w:r>
         <w:rPr>
@@ -1541,7 +1901,29 @@
           <w:szCs w:val="21"/>
           <w:lang w:eastAsia="ru-RU"/>
         </w:rPr>
-        <w:t>"contryside"</w:t>
+        <w:t>"</w:t>
+      </w:r>
+      <w:proofErr w:type="spellStart"/>
+      <w:r>
+        <w:rPr>
+          <w:rFonts w:ascii="Consolas" w:eastAsia="Times New Roman" w:hAnsi="Consolas" w:cs="Times New Roman"/>
+          <w:color w:val="CE9178"/>
+          <w:sz w:val="21"/>
+          <w:szCs w:val="21"/>
+          <w:lang w:eastAsia="ru-RU"/>
+        </w:rPr>
+        <w:t>contryside</w:t>
+      </w:r>
+      <w:proofErr w:type="spellEnd"/>
+      <w:r>
+        <w:rPr>
+          <w:rFonts w:ascii="Consolas" w:eastAsia="Times New Roman" w:hAnsi="Consolas" w:cs="Times New Roman"/>
+          <w:color w:val="CE9178"/>
+          <w:sz w:val="21"/>
+          <w:szCs w:val="21"/>
+          <w:lang w:eastAsia="ru-RU"/>
+        </w:rPr>
+        <w:t>"</w:t>
       </w:r>
       <w:r>
         <w:rPr>
@@ -1584,7 +1966,73 @@
           <w:szCs w:val="21"/>
           <w:lang w:eastAsia="ru-RU"/>
         </w:rPr>
-        <w:t>"Чи важлива для вас максимальна швидкість?"</w:t>
+        <w:t>"</w:t>
+      </w:r>
+      <w:proofErr w:type="spellStart"/>
+      <w:r>
+        <w:rPr>
+          <w:rFonts w:ascii="Consolas" w:eastAsia="Times New Roman" w:hAnsi="Consolas" w:cs="Times New Roman"/>
+          <w:color w:val="CE9178"/>
+          <w:sz w:val="21"/>
+          <w:szCs w:val="21"/>
+          <w:lang w:eastAsia="ru-RU"/>
+        </w:rPr>
+        <w:t>Чи</w:t>
+      </w:r>
+      <w:proofErr w:type="spellEnd"/>
+      <w:r>
+        <w:rPr>
+          <w:rFonts w:ascii="Consolas" w:eastAsia="Times New Roman" w:hAnsi="Consolas" w:cs="Times New Roman"/>
+          <w:color w:val="CE9178"/>
+          <w:sz w:val="21"/>
+          <w:szCs w:val="21"/>
+          <w:lang w:eastAsia="ru-RU"/>
+        </w:rPr>
+        <w:t xml:space="preserve"> </w:t>
+      </w:r>
+      <w:proofErr w:type="spellStart"/>
+      <w:r>
+        <w:rPr>
+          <w:rFonts w:ascii="Consolas" w:eastAsia="Times New Roman" w:hAnsi="Consolas" w:cs="Times New Roman"/>
+          <w:color w:val="CE9178"/>
+          <w:sz w:val="21"/>
+          <w:szCs w:val="21"/>
+          <w:lang w:eastAsia="ru-RU"/>
+        </w:rPr>
+        <w:t>важлива</w:t>
+      </w:r>
+      <w:proofErr w:type="spellEnd"/>
+      <w:r>
+        <w:rPr>
+          <w:rFonts w:ascii="Consolas" w:eastAsia="Times New Roman" w:hAnsi="Consolas" w:cs="Times New Roman"/>
+          <w:color w:val="CE9178"/>
+          <w:sz w:val="21"/>
+          <w:szCs w:val="21"/>
+          <w:lang w:eastAsia="ru-RU"/>
+        </w:rPr>
+        <w:t xml:space="preserve"> для вас максимальна </w:t>
+      </w:r>
+      <w:proofErr w:type="spellStart"/>
+      <w:r>
+        <w:rPr>
+          <w:rFonts w:ascii="Consolas" w:eastAsia="Times New Roman" w:hAnsi="Consolas" w:cs="Times New Roman"/>
+          <w:color w:val="CE9178"/>
+          <w:sz w:val="21"/>
+          <w:szCs w:val="21"/>
+          <w:lang w:eastAsia="ru-RU"/>
+        </w:rPr>
+        <w:t>швидкість</w:t>
+      </w:r>
+      <w:proofErr w:type="spellEnd"/>
+      <w:r>
+        <w:rPr>
+          <w:rFonts w:ascii="Consolas" w:eastAsia="Times New Roman" w:hAnsi="Consolas" w:cs="Times New Roman"/>
+          <w:color w:val="CE9178"/>
+          <w:sz w:val="21"/>
+          <w:szCs w:val="21"/>
+          <w:lang w:eastAsia="ru-RU"/>
+        </w:rPr>
+        <w:t>?"</w:t>
       </w:r>
       <w:r>
         <w:rPr>
@@ -1604,7 +2052,29 @@
           <w:szCs w:val="21"/>
           <w:lang w:eastAsia="ru-RU"/>
         </w:rPr>
-        <w:t>"speed"</w:t>
+        <w:t>"</w:t>
+      </w:r>
+      <w:proofErr w:type="spellStart"/>
+      <w:r>
+        <w:rPr>
+          <w:rFonts w:ascii="Consolas" w:eastAsia="Times New Roman" w:hAnsi="Consolas" w:cs="Times New Roman"/>
+          <w:color w:val="CE9178"/>
+          <w:sz w:val="21"/>
+          <w:szCs w:val="21"/>
+          <w:lang w:eastAsia="ru-RU"/>
+        </w:rPr>
+        <w:t>speed</w:t>
+      </w:r>
+      <w:proofErr w:type="spellEnd"/>
+      <w:r>
+        <w:rPr>
+          <w:rFonts w:ascii="Consolas" w:eastAsia="Times New Roman" w:hAnsi="Consolas" w:cs="Times New Roman"/>
+          <w:color w:val="CE9178"/>
+          <w:sz w:val="21"/>
+          <w:szCs w:val="21"/>
+          <w:lang w:eastAsia="ru-RU"/>
+        </w:rPr>
+        <w:t>"</w:t>
       </w:r>
       <w:r>
         <w:rPr>
@@ -1647,7 +2117,73 @@
           <w:szCs w:val="21"/>
           <w:lang w:eastAsia="ru-RU"/>
         </w:rPr>
-        <w:t>"Чи збираєтесь їздити по горах?"</w:t>
+        <w:t>"</w:t>
+      </w:r>
+      <w:proofErr w:type="spellStart"/>
+      <w:r>
+        <w:rPr>
+          <w:rFonts w:ascii="Consolas" w:eastAsia="Times New Roman" w:hAnsi="Consolas" w:cs="Times New Roman"/>
+          <w:color w:val="CE9178"/>
+          <w:sz w:val="21"/>
+          <w:szCs w:val="21"/>
+          <w:lang w:eastAsia="ru-RU"/>
+        </w:rPr>
+        <w:t>Чи</w:t>
+      </w:r>
+      <w:proofErr w:type="spellEnd"/>
+      <w:r>
+        <w:rPr>
+          <w:rFonts w:ascii="Consolas" w:eastAsia="Times New Roman" w:hAnsi="Consolas" w:cs="Times New Roman"/>
+          <w:color w:val="CE9178"/>
+          <w:sz w:val="21"/>
+          <w:szCs w:val="21"/>
+          <w:lang w:eastAsia="ru-RU"/>
+        </w:rPr>
+        <w:t xml:space="preserve"> </w:t>
+      </w:r>
+      <w:proofErr w:type="spellStart"/>
+      <w:r>
+        <w:rPr>
+          <w:rFonts w:ascii="Consolas" w:eastAsia="Times New Roman" w:hAnsi="Consolas" w:cs="Times New Roman"/>
+          <w:color w:val="CE9178"/>
+          <w:sz w:val="21"/>
+          <w:szCs w:val="21"/>
+          <w:lang w:eastAsia="ru-RU"/>
+        </w:rPr>
+        <w:t>збираєтесь</w:t>
+      </w:r>
+      <w:proofErr w:type="spellEnd"/>
+      <w:r>
+        <w:rPr>
+          <w:rFonts w:ascii="Consolas" w:eastAsia="Times New Roman" w:hAnsi="Consolas" w:cs="Times New Roman"/>
+          <w:color w:val="CE9178"/>
+          <w:sz w:val="21"/>
+          <w:szCs w:val="21"/>
+          <w:lang w:eastAsia="ru-RU"/>
+        </w:rPr>
+        <w:t xml:space="preserve"> </w:t>
+      </w:r>
+      <w:proofErr w:type="spellStart"/>
+      <w:r>
+        <w:rPr>
+          <w:rFonts w:ascii="Consolas" w:eastAsia="Times New Roman" w:hAnsi="Consolas" w:cs="Times New Roman"/>
+          <w:color w:val="CE9178"/>
+          <w:sz w:val="21"/>
+          <w:szCs w:val="21"/>
+          <w:lang w:eastAsia="ru-RU"/>
+        </w:rPr>
+        <w:t>їздити</w:t>
+      </w:r>
+      <w:proofErr w:type="spellEnd"/>
+      <w:r>
+        <w:rPr>
+          <w:rFonts w:ascii="Consolas" w:eastAsia="Times New Roman" w:hAnsi="Consolas" w:cs="Times New Roman"/>
+          <w:color w:val="CE9178"/>
+          <w:sz w:val="21"/>
+          <w:szCs w:val="21"/>
+          <w:lang w:eastAsia="ru-RU"/>
+        </w:rPr>
+        <w:t xml:space="preserve"> по горах?"</w:t>
       </w:r>
       <w:r>
         <w:rPr>
@@ -1667,7 +2203,29 @@
           <w:szCs w:val="21"/>
           <w:lang w:eastAsia="ru-RU"/>
         </w:rPr>
-        <w:t>"hills"</w:t>
+        <w:t>"</w:t>
+      </w:r>
+      <w:proofErr w:type="spellStart"/>
+      <w:r>
+        <w:rPr>
+          <w:rFonts w:ascii="Consolas" w:eastAsia="Times New Roman" w:hAnsi="Consolas" w:cs="Times New Roman"/>
+          <w:color w:val="CE9178"/>
+          <w:sz w:val="21"/>
+          <w:szCs w:val="21"/>
+          <w:lang w:eastAsia="ru-RU"/>
+        </w:rPr>
+        <w:t>hills</w:t>
+      </w:r>
+      <w:proofErr w:type="spellEnd"/>
+      <w:r>
+        <w:rPr>
+          <w:rFonts w:ascii="Consolas" w:eastAsia="Times New Roman" w:hAnsi="Consolas" w:cs="Times New Roman"/>
+          <w:color w:val="CE9178"/>
+          <w:sz w:val="21"/>
+          <w:szCs w:val="21"/>
+          <w:lang w:eastAsia="ru-RU"/>
+        </w:rPr>
+        <w:t>"</w:t>
       </w:r>
       <w:r>
         <w:rPr>
@@ -1710,7 +2268,51 @@
           <w:szCs w:val="21"/>
           <w:lang w:eastAsia="ru-RU"/>
         </w:rPr>
-        <w:t>"Чи потрібна комфортна посадка?"</w:t>
+        <w:t>"</w:t>
+      </w:r>
+      <w:proofErr w:type="spellStart"/>
+      <w:r>
+        <w:rPr>
+          <w:rFonts w:ascii="Consolas" w:eastAsia="Times New Roman" w:hAnsi="Consolas" w:cs="Times New Roman"/>
+          <w:color w:val="CE9178"/>
+          <w:sz w:val="21"/>
+          <w:szCs w:val="21"/>
+          <w:lang w:eastAsia="ru-RU"/>
+        </w:rPr>
+        <w:t>Чи</w:t>
+      </w:r>
+      <w:proofErr w:type="spellEnd"/>
+      <w:r>
+        <w:rPr>
+          <w:rFonts w:ascii="Consolas" w:eastAsia="Times New Roman" w:hAnsi="Consolas" w:cs="Times New Roman"/>
+          <w:color w:val="CE9178"/>
+          <w:sz w:val="21"/>
+          <w:szCs w:val="21"/>
+          <w:lang w:eastAsia="ru-RU"/>
+        </w:rPr>
+        <w:t xml:space="preserve"> </w:t>
+      </w:r>
+      <w:proofErr w:type="spellStart"/>
+      <w:r>
+        <w:rPr>
+          <w:rFonts w:ascii="Consolas" w:eastAsia="Times New Roman" w:hAnsi="Consolas" w:cs="Times New Roman"/>
+          <w:color w:val="CE9178"/>
+          <w:sz w:val="21"/>
+          <w:szCs w:val="21"/>
+          <w:lang w:eastAsia="ru-RU"/>
+        </w:rPr>
+        <w:t>потрібна</w:t>
+      </w:r>
+      <w:proofErr w:type="spellEnd"/>
+      <w:r>
+        <w:rPr>
+          <w:rFonts w:ascii="Consolas" w:eastAsia="Times New Roman" w:hAnsi="Consolas" w:cs="Times New Roman"/>
+          <w:color w:val="CE9178"/>
+          <w:sz w:val="21"/>
+          <w:szCs w:val="21"/>
+          <w:lang w:eastAsia="ru-RU"/>
+        </w:rPr>
+        <w:t xml:space="preserve"> комфортна посадка?"</w:t>
       </w:r>
       <w:r>
         <w:rPr>
@@ -1730,7 +2332,29 @@
           <w:szCs w:val="21"/>
           <w:lang w:eastAsia="ru-RU"/>
         </w:rPr>
-        <w:t>"comfort"</w:t>
+        <w:t>"</w:t>
+      </w:r>
+      <w:proofErr w:type="spellStart"/>
+      <w:r>
+        <w:rPr>
+          <w:rFonts w:ascii="Consolas" w:eastAsia="Times New Roman" w:hAnsi="Consolas" w:cs="Times New Roman"/>
+          <w:color w:val="CE9178"/>
+          <w:sz w:val="21"/>
+          <w:szCs w:val="21"/>
+          <w:lang w:eastAsia="ru-RU"/>
+        </w:rPr>
+        <w:t>comfort</w:t>
+      </w:r>
+      <w:proofErr w:type="spellEnd"/>
+      <w:r>
+        <w:rPr>
+          <w:rFonts w:ascii="Consolas" w:eastAsia="Times New Roman" w:hAnsi="Consolas" w:cs="Times New Roman"/>
+          <w:color w:val="CE9178"/>
+          <w:sz w:val="21"/>
+          <w:szCs w:val="21"/>
+          <w:lang w:eastAsia="ru-RU"/>
+        </w:rPr>
+        <w:t>"</w:t>
       </w:r>
       <w:r>
         <w:rPr>
@@ -1773,7 +2397,117 @@
           <w:szCs w:val="21"/>
           <w:lang w:eastAsia="ru-RU"/>
         </w:rPr>
-        <w:t>"Чи плануєте поїздки на далекі відстані?"</w:t>
+        <w:t>"</w:t>
+      </w:r>
+      <w:proofErr w:type="spellStart"/>
+      <w:r>
+        <w:rPr>
+          <w:rFonts w:ascii="Consolas" w:eastAsia="Times New Roman" w:hAnsi="Consolas" w:cs="Times New Roman"/>
+          <w:color w:val="CE9178"/>
+          <w:sz w:val="21"/>
+          <w:szCs w:val="21"/>
+          <w:lang w:eastAsia="ru-RU"/>
+        </w:rPr>
+        <w:t>Чи</w:t>
+      </w:r>
+      <w:proofErr w:type="spellEnd"/>
+      <w:r>
+        <w:rPr>
+          <w:rFonts w:ascii="Consolas" w:eastAsia="Times New Roman" w:hAnsi="Consolas" w:cs="Times New Roman"/>
+          <w:color w:val="CE9178"/>
+          <w:sz w:val="21"/>
+          <w:szCs w:val="21"/>
+          <w:lang w:eastAsia="ru-RU"/>
+        </w:rPr>
+        <w:t xml:space="preserve"> </w:t>
+      </w:r>
+      <w:proofErr w:type="spellStart"/>
+      <w:r>
+        <w:rPr>
+          <w:rFonts w:ascii="Consolas" w:eastAsia="Times New Roman" w:hAnsi="Consolas" w:cs="Times New Roman"/>
+          <w:color w:val="CE9178"/>
+          <w:sz w:val="21"/>
+          <w:szCs w:val="21"/>
+          <w:lang w:eastAsia="ru-RU"/>
+        </w:rPr>
+        <w:t>плануєте</w:t>
+      </w:r>
+      <w:proofErr w:type="spellEnd"/>
+      <w:r>
+        <w:rPr>
+          <w:rFonts w:ascii="Consolas" w:eastAsia="Times New Roman" w:hAnsi="Consolas" w:cs="Times New Roman"/>
+          <w:color w:val="CE9178"/>
+          <w:sz w:val="21"/>
+          <w:szCs w:val="21"/>
+          <w:lang w:eastAsia="ru-RU"/>
+        </w:rPr>
+        <w:t xml:space="preserve"> </w:t>
+      </w:r>
+      <w:proofErr w:type="spellStart"/>
+      <w:r>
+        <w:rPr>
+          <w:rFonts w:ascii="Consolas" w:eastAsia="Times New Roman" w:hAnsi="Consolas" w:cs="Times New Roman"/>
+          <w:color w:val="CE9178"/>
+          <w:sz w:val="21"/>
+          <w:szCs w:val="21"/>
+          <w:lang w:eastAsia="ru-RU"/>
+        </w:rPr>
+        <w:t>поїздки</w:t>
+      </w:r>
+      <w:proofErr w:type="spellEnd"/>
+      <w:r>
+        <w:rPr>
+          <w:rFonts w:ascii="Consolas" w:eastAsia="Times New Roman" w:hAnsi="Consolas" w:cs="Times New Roman"/>
+          <w:color w:val="CE9178"/>
+          <w:sz w:val="21"/>
+          <w:szCs w:val="21"/>
+          <w:lang w:eastAsia="ru-RU"/>
+        </w:rPr>
+        <w:t xml:space="preserve"> на </w:t>
+      </w:r>
+      <w:proofErr w:type="spellStart"/>
+      <w:r>
+        <w:rPr>
+          <w:rFonts w:ascii="Consolas" w:eastAsia="Times New Roman" w:hAnsi="Consolas" w:cs="Times New Roman"/>
+          <w:color w:val="CE9178"/>
+          <w:sz w:val="21"/>
+          <w:szCs w:val="21"/>
+          <w:lang w:eastAsia="ru-RU"/>
+        </w:rPr>
+        <w:t>далекі</w:t>
+      </w:r>
+      <w:proofErr w:type="spellEnd"/>
+      <w:r>
+        <w:rPr>
+          <w:rFonts w:ascii="Consolas" w:eastAsia="Times New Roman" w:hAnsi="Consolas" w:cs="Times New Roman"/>
+          <w:color w:val="CE9178"/>
+          <w:sz w:val="21"/>
+          <w:szCs w:val="21"/>
+          <w:lang w:eastAsia="ru-RU"/>
+        </w:rPr>
+        <w:t xml:space="preserve"> </w:t>
+      </w:r>
+      <w:proofErr w:type="spellStart"/>
+      <w:r>
+        <w:rPr>
+          <w:rFonts w:ascii="Consolas" w:eastAsia="Times New Roman" w:hAnsi="Consolas" w:cs="Times New Roman"/>
+          <w:color w:val="CE9178"/>
+          <w:sz w:val="21"/>
+          <w:szCs w:val="21"/>
+          <w:lang w:eastAsia="ru-RU"/>
+        </w:rPr>
+        <w:t>відстані</w:t>
+      </w:r>
+      <w:proofErr w:type="spellEnd"/>
+      <w:r>
+        <w:rPr>
+          <w:rFonts w:ascii="Consolas" w:eastAsia="Times New Roman" w:hAnsi="Consolas" w:cs="Times New Roman"/>
+          <w:color w:val="CE9178"/>
+          <w:sz w:val="21"/>
+          <w:szCs w:val="21"/>
+          <w:lang w:eastAsia="ru-RU"/>
+        </w:rPr>
+        <w:t>?"</w:t>
       </w:r>
       <w:r>
         <w:rPr>
@@ -1793,7 +2527,29 @@
           <w:szCs w:val="21"/>
           <w:lang w:eastAsia="ru-RU"/>
         </w:rPr>
-        <w:t>"long"</w:t>
+        <w:t>"</w:t>
+      </w:r>
+      <w:proofErr w:type="spellStart"/>
+      <w:r>
+        <w:rPr>
+          <w:rFonts w:ascii="Consolas" w:eastAsia="Times New Roman" w:hAnsi="Consolas" w:cs="Times New Roman"/>
+          <w:color w:val="CE9178"/>
+          <w:sz w:val="21"/>
+          <w:szCs w:val="21"/>
+          <w:lang w:eastAsia="ru-RU"/>
+        </w:rPr>
+        <w:t>long</w:t>
+      </w:r>
+      <w:proofErr w:type="spellEnd"/>
+      <w:r>
+        <w:rPr>
+          <w:rFonts w:ascii="Consolas" w:eastAsia="Times New Roman" w:hAnsi="Consolas" w:cs="Times New Roman"/>
+          <w:color w:val="CE9178"/>
+          <w:sz w:val="21"/>
+          <w:szCs w:val="21"/>
+          <w:lang w:eastAsia="ru-RU"/>
+        </w:rPr>
+        <w:t>"</w:t>
       </w:r>
       <w:r>
         <w:rPr>
@@ -1836,7 +2592,73 @@
           <w:szCs w:val="21"/>
           <w:lang w:eastAsia="ru-RU"/>
         </w:rPr>
-        <w:t>"Велосипед потрібен для коротких поїздок містом?"</w:t>
+        <w:t xml:space="preserve">"Велосипед </w:t>
+      </w:r>
+      <w:proofErr w:type="spellStart"/>
+      <w:r>
+        <w:rPr>
+          <w:rFonts w:ascii="Consolas" w:eastAsia="Times New Roman" w:hAnsi="Consolas" w:cs="Times New Roman"/>
+          <w:color w:val="CE9178"/>
+          <w:sz w:val="21"/>
+          <w:szCs w:val="21"/>
+          <w:lang w:eastAsia="ru-RU"/>
+        </w:rPr>
+        <w:t>потрібен</w:t>
+      </w:r>
+      <w:proofErr w:type="spellEnd"/>
+      <w:r>
+        <w:rPr>
+          <w:rFonts w:ascii="Consolas" w:eastAsia="Times New Roman" w:hAnsi="Consolas" w:cs="Times New Roman"/>
+          <w:color w:val="CE9178"/>
+          <w:sz w:val="21"/>
+          <w:szCs w:val="21"/>
+          <w:lang w:eastAsia="ru-RU"/>
+        </w:rPr>
+        <w:t xml:space="preserve"> для коротких </w:t>
+      </w:r>
+      <w:proofErr w:type="spellStart"/>
+      <w:r>
+        <w:rPr>
+          <w:rFonts w:ascii="Consolas" w:eastAsia="Times New Roman" w:hAnsi="Consolas" w:cs="Times New Roman"/>
+          <w:color w:val="CE9178"/>
+          <w:sz w:val="21"/>
+          <w:szCs w:val="21"/>
+          <w:lang w:eastAsia="ru-RU"/>
+        </w:rPr>
+        <w:t>поїздок</w:t>
+      </w:r>
+      <w:proofErr w:type="spellEnd"/>
+      <w:r>
+        <w:rPr>
+          <w:rFonts w:ascii="Consolas" w:eastAsia="Times New Roman" w:hAnsi="Consolas" w:cs="Times New Roman"/>
+          <w:color w:val="CE9178"/>
+          <w:sz w:val="21"/>
+          <w:szCs w:val="21"/>
+          <w:lang w:eastAsia="ru-RU"/>
+        </w:rPr>
+        <w:t xml:space="preserve"> </w:t>
+      </w:r>
+      <w:proofErr w:type="spellStart"/>
+      <w:r>
+        <w:rPr>
+          <w:rFonts w:ascii="Consolas" w:eastAsia="Times New Roman" w:hAnsi="Consolas" w:cs="Times New Roman"/>
+          <w:color w:val="CE9178"/>
+          <w:sz w:val="21"/>
+          <w:szCs w:val="21"/>
+          <w:lang w:eastAsia="ru-RU"/>
+        </w:rPr>
+        <w:t>містом</w:t>
+      </w:r>
+      <w:proofErr w:type="spellEnd"/>
+      <w:r>
+        <w:rPr>
+          <w:rFonts w:ascii="Consolas" w:eastAsia="Times New Roman" w:hAnsi="Consolas" w:cs="Times New Roman"/>
+          <w:color w:val="CE9178"/>
+          <w:sz w:val="21"/>
+          <w:szCs w:val="21"/>
+          <w:lang w:eastAsia="ru-RU"/>
+        </w:rPr>
+        <w:t>?"</w:t>
       </w:r>
       <w:r>
         <w:rPr>
@@ -1856,7 +2678,29 @@
           <w:szCs w:val="21"/>
           <w:lang w:eastAsia="ru-RU"/>
         </w:rPr>
-        <w:t>"short"</w:t>
+        <w:t>"</w:t>
+      </w:r>
+      <w:proofErr w:type="spellStart"/>
+      <w:r>
+        <w:rPr>
+          <w:rFonts w:ascii="Consolas" w:eastAsia="Times New Roman" w:hAnsi="Consolas" w:cs="Times New Roman"/>
+          <w:color w:val="CE9178"/>
+          <w:sz w:val="21"/>
+          <w:szCs w:val="21"/>
+          <w:lang w:eastAsia="ru-RU"/>
+        </w:rPr>
+        <w:t>short</w:t>
+      </w:r>
+      <w:proofErr w:type="spellEnd"/>
+      <w:r>
+        <w:rPr>
+          <w:rFonts w:ascii="Consolas" w:eastAsia="Times New Roman" w:hAnsi="Consolas" w:cs="Times New Roman"/>
+          <w:color w:val="CE9178"/>
+          <w:sz w:val="21"/>
+          <w:szCs w:val="21"/>
+          <w:lang w:eastAsia="ru-RU"/>
+        </w:rPr>
+        <w:t>"</w:t>
       </w:r>
       <w:r>
         <w:rPr>
@@ -1899,7 +2743,139 @@
           <w:szCs w:val="21"/>
           <w:lang w:eastAsia="ru-RU"/>
         </w:rPr>
-        <w:t>"Чи важливо, щоб велосипед був компактним та складався?"</w:t>
+        <w:t>"</w:t>
+      </w:r>
+      <w:proofErr w:type="spellStart"/>
+      <w:r>
+        <w:rPr>
+          <w:rFonts w:ascii="Consolas" w:eastAsia="Times New Roman" w:hAnsi="Consolas" w:cs="Times New Roman"/>
+          <w:color w:val="CE9178"/>
+          <w:sz w:val="21"/>
+          <w:szCs w:val="21"/>
+          <w:lang w:eastAsia="ru-RU"/>
+        </w:rPr>
+        <w:t>Чи</w:t>
+      </w:r>
+      <w:proofErr w:type="spellEnd"/>
+      <w:r>
+        <w:rPr>
+          <w:rFonts w:ascii="Consolas" w:eastAsia="Times New Roman" w:hAnsi="Consolas" w:cs="Times New Roman"/>
+          <w:color w:val="CE9178"/>
+          <w:sz w:val="21"/>
+          <w:szCs w:val="21"/>
+          <w:lang w:eastAsia="ru-RU"/>
+        </w:rPr>
+        <w:t xml:space="preserve"> </w:t>
+      </w:r>
+      <w:proofErr w:type="spellStart"/>
+      <w:r>
+        <w:rPr>
+          <w:rFonts w:ascii="Consolas" w:eastAsia="Times New Roman" w:hAnsi="Consolas" w:cs="Times New Roman"/>
+          <w:color w:val="CE9178"/>
+          <w:sz w:val="21"/>
+          <w:szCs w:val="21"/>
+          <w:lang w:eastAsia="ru-RU"/>
+        </w:rPr>
+        <w:t>важливо</w:t>
+      </w:r>
+      <w:proofErr w:type="spellEnd"/>
+      <w:r>
+        <w:rPr>
+          <w:rFonts w:ascii="Consolas" w:eastAsia="Times New Roman" w:hAnsi="Consolas" w:cs="Times New Roman"/>
+          <w:color w:val="CE9178"/>
+          <w:sz w:val="21"/>
+          <w:szCs w:val="21"/>
+          <w:lang w:eastAsia="ru-RU"/>
+        </w:rPr>
+        <w:t xml:space="preserve">, </w:t>
+      </w:r>
+      <w:proofErr w:type="spellStart"/>
+      <w:r>
+        <w:rPr>
+          <w:rFonts w:ascii="Consolas" w:eastAsia="Times New Roman" w:hAnsi="Consolas" w:cs="Times New Roman"/>
+          <w:color w:val="CE9178"/>
+          <w:sz w:val="21"/>
+          <w:szCs w:val="21"/>
+          <w:lang w:eastAsia="ru-RU"/>
+        </w:rPr>
+        <w:t>щоб</w:t>
+      </w:r>
+      <w:proofErr w:type="spellEnd"/>
+      <w:r>
+        <w:rPr>
+          <w:rFonts w:ascii="Consolas" w:eastAsia="Times New Roman" w:hAnsi="Consolas" w:cs="Times New Roman"/>
+          <w:color w:val="CE9178"/>
+          <w:sz w:val="21"/>
+          <w:szCs w:val="21"/>
+          <w:lang w:eastAsia="ru-RU"/>
+        </w:rPr>
+        <w:t xml:space="preserve"> велосипед </w:t>
+      </w:r>
+      <w:proofErr w:type="spellStart"/>
+      <w:r>
+        <w:rPr>
+          <w:rFonts w:ascii="Consolas" w:eastAsia="Times New Roman" w:hAnsi="Consolas" w:cs="Times New Roman"/>
+          <w:color w:val="CE9178"/>
+          <w:sz w:val="21"/>
+          <w:szCs w:val="21"/>
+          <w:lang w:eastAsia="ru-RU"/>
+        </w:rPr>
+        <w:t>був</w:t>
+      </w:r>
+      <w:proofErr w:type="spellEnd"/>
+      <w:r>
+        <w:rPr>
+          <w:rFonts w:ascii="Consolas" w:eastAsia="Times New Roman" w:hAnsi="Consolas" w:cs="Times New Roman"/>
+          <w:color w:val="CE9178"/>
+          <w:sz w:val="21"/>
+          <w:szCs w:val="21"/>
+          <w:lang w:eastAsia="ru-RU"/>
+        </w:rPr>
+        <w:t xml:space="preserve"> </w:t>
+      </w:r>
+      <w:proofErr w:type="spellStart"/>
+      <w:r>
+        <w:rPr>
+          <w:rFonts w:ascii="Consolas" w:eastAsia="Times New Roman" w:hAnsi="Consolas" w:cs="Times New Roman"/>
+          <w:color w:val="CE9178"/>
+          <w:sz w:val="21"/>
+          <w:szCs w:val="21"/>
+          <w:lang w:eastAsia="ru-RU"/>
+        </w:rPr>
+        <w:t>компактним</w:t>
+      </w:r>
+      <w:proofErr w:type="spellEnd"/>
+      <w:r>
+        <w:rPr>
+          <w:rFonts w:ascii="Consolas" w:eastAsia="Times New Roman" w:hAnsi="Consolas" w:cs="Times New Roman"/>
+          <w:color w:val="CE9178"/>
+          <w:sz w:val="21"/>
+          <w:szCs w:val="21"/>
+          <w:lang w:eastAsia="ru-RU"/>
+        </w:rPr>
+        <w:t xml:space="preserve"> та </w:t>
+      </w:r>
+      <w:proofErr w:type="spellStart"/>
+      <w:r>
+        <w:rPr>
+          <w:rFonts w:ascii="Consolas" w:eastAsia="Times New Roman" w:hAnsi="Consolas" w:cs="Times New Roman"/>
+          <w:color w:val="CE9178"/>
+          <w:sz w:val="21"/>
+          <w:szCs w:val="21"/>
+          <w:lang w:eastAsia="ru-RU"/>
+        </w:rPr>
+        <w:t>складався</w:t>
+      </w:r>
+      <w:proofErr w:type="spellEnd"/>
+      <w:r>
+        <w:rPr>
+          <w:rFonts w:ascii="Consolas" w:eastAsia="Times New Roman" w:hAnsi="Consolas" w:cs="Times New Roman"/>
+          <w:color w:val="CE9178"/>
+          <w:sz w:val="21"/>
+          <w:szCs w:val="21"/>
+          <w:lang w:eastAsia="ru-RU"/>
+        </w:rPr>
+        <w:t>?"</w:t>
       </w:r>
       <w:r>
         <w:rPr>
@@ -1919,7 +2895,29 @@
           <w:szCs w:val="21"/>
           <w:lang w:eastAsia="ru-RU"/>
         </w:rPr>
-        <w:t>"compact"</w:t>
+        <w:t>"</w:t>
+      </w:r>
+      <w:proofErr w:type="spellStart"/>
+      <w:r>
+        <w:rPr>
+          <w:rFonts w:ascii="Consolas" w:eastAsia="Times New Roman" w:hAnsi="Consolas" w:cs="Times New Roman"/>
+          <w:color w:val="CE9178"/>
+          <w:sz w:val="21"/>
+          <w:szCs w:val="21"/>
+          <w:lang w:eastAsia="ru-RU"/>
+        </w:rPr>
+        <w:t>compact</w:t>
+      </w:r>
+      <w:proofErr w:type="spellEnd"/>
+      <w:r>
+        <w:rPr>
+          <w:rFonts w:ascii="Consolas" w:eastAsia="Times New Roman" w:hAnsi="Consolas" w:cs="Times New Roman"/>
+          <w:color w:val="CE9178"/>
+          <w:sz w:val="21"/>
+          <w:szCs w:val="21"/>
+          <w:lang w:eastAsia="ru-RU"/>
+        </w:rPr>
+        <w:t>"</w:t>
       </w:r>
       <w:r>
         <w:rPr>
@@ -1988,7 +2986,7 @@
           <w:szCs w:val="21"/>
           <w:lang w:val="en-US" w:eastAsia="ru-RU"/>
         </w:rPr>
-        <w:t>problemFeatures</w:t>
+        <w:t>features</w:t>
       </w:r>
       <w:r>
         <w:rPr>
@@ -2337,7 +3335,7 @@
           <w:szCs w:val="21"/>
           <w:lang w:val="en-US" w:eastAsia="ru-RU"/>
         </w:rPr>
-        <w:t>problemIsFounded</w:t>
+        <w:t>resultIsFound</w:t>
       </w:r>
       <w:r>
         <w:rPr>
@@ -2493,7 +3491,7 @@
           <w:szCs w:val="21"/>
           <w:lang w:val="en-US" w:eastAsia="ru-RU"/>
         </w:rPr>
-        <w:t>problem_value</w:t>
+        <w:t>result_value</w:t>
       </w:r>
       <w:r>
         <w:rPr>
@@ -2615,6 +3613,7 @@
         </w:rPr>
         <w:t xml:space="preserve"> </w:t>
       </w:r>
+      <w:proofErr w:type="spellStart"/>
       <w:r>
         <w:rPr>
           <w:rFonts w:ascii="Consolas" w:eastAsia="Times New Roman" w:hAnsi="Consolas" w:cs="Times New Roman"/>
@@ -2625,6 +3624,7 @@
         </w:rPr>
         <w:t>кожній</w:t>
       </w:r>
+      <w:proofErr w:type="spellEnd"/>
       <w:r>
         <w:rPr>
           <w:rFonts w:ascii="Consolas" w:eastAsia="Times New Roman" w:hAnsi="Consolas" w:cs="Times New Roman"/>
@@ -2635,6 +3635,7 @@
         </w:rPr>
         <w:t xml:space="preserve"> </w:t>
       </w:r>
+      <w:proofErr w:type="spellStart"/>
       <w:r>
         <w:rPr>
           <w:rFonts w:ascii="Consolas" w:eastAsia="Times New Roman" w:hAnsi="Consolas" w:cs="Times New Roman"/>
@@ -2645,6 +3646,7 @@
         </w:rPr>
         <w:t>парі</w:t>
       </w:r>
+      <w:proofErr w:type="spellEnd"/>
       <w:r>
         <w:rPr>
           <w:rFonts w:ascii="Consolas" w:eastAsia="Times New Roman" w:hAnsi="Consolas" w:cs="Times New Roman"/>
@@ -2695,6 +3697,7 @@
         </w:rPr>
         <w:t xml:space="preserve"> </w:t>
       </w:r>
+      <w:proofErr w:type="spellStart"/>
       <w:r>
         <w:rPr>
           <w:rFonts w:ascii="Consolas" w:eastAsia="Times New Roman" w:hAnsi="Consolas" w:cs="Times New Roman"/>
@@ -2705,6 +3708,7 @@
         </w:rPr>
         <w:t>питань</w:t>
       </w:r>
+      <w:proofErr w:type="spellEnd"/>
     </w:p>
     <w:p>
       <w:pPr>
@@ -2839,7 +3843,7 @@
           <w:szCs w:val="21"/>
           <w:lang w:val="en-US" w:eastAsia="ru-RU"/>
         </w:rPr>
-        <w:t>problemFeatures</w:t>
+        <w:t>features</w:t>
       </w:r>
       <w:r>
         <w:rPr>
@@ -2879,7 +3883,7 @@
           <w:szCs w:val="21"/>
           <w:lang w:val="en-US" w:eastAsia="ru-RU"/>
         </w:rPr>
-        <w:t>problem_value</w:t>
+        <w:t>result_value</w:t>
       </w:r>
       <w:r>
         <w:rPr>
@@ -2902,1157 +3906,6 @@
           <w:sz w:val="21"/>
           <w:szCs w:val="21"/>
           <w:lang w:val="en-US" w:eastAsia="ru-RU"/>
-        </w:rPr>
-      </w:pPr>
-      <w:r>
-        <w:rPr>
-          <w:rFonts w:ascii="Consolas" w:eastAsia="Times New Roman" w:hAnsi="Consolas" w:cs="Times New Roman"/>
-          <w:color w:val="CCCCCC"/>
-          <w:sz w:val="21"/>
-          <w:szCs w:val="21"/>
-          <w:lang w:val="en-US" w:eastAsia="ru-RU"/>
-        </w:rPr>
-        <w:t xml:space="preserve">    </w:t>
-      </w:r>
-      <w:r>
-        <w:rPr>
-          <w:rFonts w:ascii="Consolas" w:eastAsia="Times New Roman" w:hAnsi="Consolas" w:cs="Times New Roman"/>
-          <w:color w:val="C586C0"/>
-          <w:sz w:val="21"/>
-          <w:szCs w:val="21"/>
-          <w:lang w:val="en-US" w:eastAsia="ru-RU"/>
-        </w:rPr>
-        <w:t>for</w:t>
-      </w:r>
-      <w:r>
-        <w:rPr>
-          <w:rFonts w:ascii="Consolas" w:eastAsia="Times New Roman" w:hAnsi="Consolas" w:cs="Times New Roman"/>
-          <w:color w:val="CCCCCC"/>
-          <w:sz w:val="21"/>
-          <w:szCs w:val="21"/>
-          <w:lang w:val="en-US" w:eastAsia="ru-RU"/>
-        </w:rPr>
-        <w:t xml:space="preserve"> </w:t>
-      </w:r>
-      <w:r>
-        <w:rPr>
-          <w:rFonts w:ascii="Consolas" w:eastAsia="Times New Roman" w:hAnsi="Consolas" w:cs="Times New Roman"/>
-          <w:color w:val="9CDCFE"/>
-          <w:sz w:val="21"/>
-          <w:szCs w:val="21"/>
-          <w:lang w:val="en-US" w:eastAsia="ru-RU"/>
-        </w:rPr>
-        <w:t>problems</w:t>
-      </w:r>
-      <w:r>
-        <w:rPr>
-          <w:rFonts w:ascii="Consolas" w:eastAsia="Times New Roman" w:hAnsi="Consolas" w:cs="Times New Roman"/>
-          <w:color w:val="CCCCCC"/>
-          <w:sz w:val="21"/>
-          <w:szCs w:val="21"/>
-          <w:lang w:val="en-US" w:eastAsia="ru-RU"/>
-        </w:rPr>
-        <w:t xml:space="preserve">, </w:t>
-      </w:r>
-      <w:r>
-        <w:rPr>
-          <w:rFonts w:ascii="Consolas" w:eastAsia="Times New Roman" w:hAnsi="Consolas" w:cs="Times New Roman"/>
-          <w:color w:val="9CDCFE"/>
-          <w:sz w:val="21"/>
-          <w:szCs w:val="21"/>
-          <w:lang w:val="en-US" w:eastAsia="ru-RU"/>
-        </w:rPr>
-        <w:t>result</w:t>
-      </w:r>
-      <w:r>
-        <w:rPr>
-          <w:rFonts w:ascii="Consolas" w:eastAsia="Times New Roman" w:hAnsi="Consolas" w:cs="Times New Roman"/>
-          <w:color w:val="CCCCCC"/>
-          <w:sz w:val="21"/>
-          <w:szCs w:val="21"/>
-          <w:lang w:val="en-US" w:eastAsia="ru-RU"/>
-        </w:rPr>
-        <w:t xml:space="preserve"> </w:t>
-      </w:r>
-      <w:r>
-        <w:rPr>
-          <w:rFonts w:ascii="Consolas" w:eastAsia="Times New Roman" w:hAnsi="Consolas" w:cs="Times New Roman"/>
-          <w:color w:val="C586C0"/>
-          <w:sz w:val="21"/>
-          <w:szCs w:val="21"/>
-          <w:lang w:val="en-US" w:eastAsia="ru-RU"/>
-        </w:rPr>
-        <w:t>in</w:t>
-      </w:r>
-      <w:r>
-        <w:rPr>
-          <w:rFonts w:ascii="Consolas" w:eastAsia="Times New Roman" w:hAnsi="Consolas" w:cs="Times New Roman"/>
-          <w:color w:val="CCCCCC"/>
-          <w:sz w:val="21"/>
-          <w:szCs w:val="21"/>
-          <w:lang w:val="en-US" w:eastAsia="ru-RU"/>
-        </w:rPr>
-        <w:t xml:space="preserve"> </w:t>
-      </w:r>
-      <w:r>
-        <w:rPr>
-          <w:rFonts w:ascii="Consolas" w:eastAsia="Times New Roman" w:hAnsi="Consolas" w:cs="Times New Roman"/>
-          <w:color w:val="9CDCFE"/>
-          <w:sz w:val="21"/>
-          <w:szCs w:val="21"/>
-          <w:lang w:val="en-US" w:eastAsia="ru-RU"/>
-        </w:rPr>
-        <w:t>rules</w:t>
-      </w:r>
-      <w:r>
-        <w:rPr>
-          <w:rFonts w:ascii="Consolas" w:eastAsia="Times New Roman" w:hAnsi="Consolas" w:cs="Times New Roman"/>
-          <w:color w:val="CCCCCC"/>
-          <w:sz w:val="21"/>
-          <w:szCs w:val="21"/>
-          <w:lang w:val="en-US" w:eastAsia="ru-RU"/>
-        </w:rPr>
-        <w:t>.</w:t>
-      </w:r>
-      <w:r>
-        <w:rPr>
-          <w:rFonts w:ascii="Consolas" w:eastAsia="Times New Roman" w:hAnsi="Consolas" w:cs="Times New Roman"/>
-          <w:color w:val="DCDCAA"/>
-          <w:sz w:val="21"/>
-          <w:szCs w:val="21"/>
-          <w:lang w:val="en-US" w:eastAsia="ru-RU"/>
-        </w:rPr>
-        <w:t>items</w:t>
-      </w:r>
-      <w:r>
-        <w:rPr>
-          <w:rFonts w:ascii="Consolas" w:eastAsia="Times New Roman" w:hAnsi="Consolas" w:cs="Times New Roman"/>
-          <w:color w:val="CCCCCC"/>
-          <w:sz w:val="21"/>
-          <w:szCs w:val="21"/>
-          <w:lang w:val="en-US" w:eastAsia="ru-RU"/>
-        </w:rPr>
-        <w:t xml:space="preserve">(): </w:t>
-      </w:r>
-      <w:r>
-        <w:rPr>
-          <w:rFonts w:ascii="Consolas" w:eastAsia="Times New Roman" w:hAnsi="Consolas" w:cs="Times New Roman"/>
-          <w:color w:val="6A9955"/>
-          <w:sz w:val="21"/>
-          <w:szCs w:val="21"/>
-          <w:lang w:val="en-US" w:eastAsia="ru-RU"/>
-        </w:rPr>
-        <w:t>#</w:t>
-      </w:r>
-      <w:r>
-        <w:rPr>
-          <w:rFonts w:ascii="Consolas" w:eastAsia="Times New Roman" w:hAnsi="Consolas" w:cs="Times New Roman"/>
-          <w:color w:val="6A9955"/>
-          <w:sz w:val="21"/>
-          <w:szCs w:val="21"/>
-          <w:lang w:eastAsia="ru-RU"/>
-        </w:rPr>
-        <w:t>проходимо</w:t>
-      </w:r>
-      <w:r>
-        <w:rPr>
-          <w:rFonts w:ascii="Consolas" w:eastAsia="Times New Roman" w:hAnsi="Consolas" w:cs="Times New Roman"/>
-          <w:color w:val="6A9955"/>
-          <w:sz w:val="21"/>
-          <w:szCs w:val="21"/>
-          <w:lang w:val="en-US" w:eastAsia="ru-RU"/>
-        </w:rPr>
-        <w:t xml:space="preserve"> </w:t>
-      </w:r>
-      <w:r>
-        <w:rPr>
-          <w:rFonts w:ascii="Consolas" w:eastAsia="Times New Roman" w:hAnsi="Consolas" w:cs="Times New Roman"/>
-          <w:color w:val="6A9955"/>
-          <w:sz w:val="21"/>
-          <w:szCs w:val="21"/>
-          <w:lang w:eastAsia="ru-RU"/>
-        </w:rPr>
-        <w:t>по</w:t>
-      </w:r>
-      <w:r>
-        <w:rPr>
-          <w:rFonts w:ascii="Consolas" w:eastAsia="Times New Roman" w:hAnsi="Consolas" w:cs="Times New Roman"/>
-          <w:color w:val="6A9955"/>
-          <w:sz w:val="21"/>
-          <w:szCs w:val="21"/>
-          <w:lang w:val="en-US" w:eastAsia="ru-RU"/>
-        </w:rPr>
-        <w:t xml:space="preserve"> </w:t>
-      </w:r>
-      <w:r>
-        <w:rPr>
-          <w:rFonts w:ascii="Consolas" w:eastAsia="Times New Roman" w:hAnsi="Consolas" w:cs="Times New Roman"/>
-          <w:color w:val="6A9955"/>
-          <w:sz w:val="21"/>
-          <w:szCs w:val="21"/>
-          <w:lang w:eastAsia="ru-RU"/>
-        </w:rPr>
-        <w:t>кожній</w:t>
-      </w:r>
-      <w:r>
-        <w:rPr>
-          <w:rFonts w:ascii="Consolas" w:eastAsia="Times New Roman" w:hAnsi="Consolas" w:cs="Times New Roman"/>
-          <w:color w:val="6A9955"/>
-          <w:sz w:val="21"/>
-          <w:szCs w:val="21"/>
-          <w:lang w:val="en-US" w:eastAsia="ru-RU"/>
-        </w:rPr>
-        <w:t xml:space="preserve"> </w:t>
-      </w:r>
-      <w:r>
-        <w:rPr>
-          <w:rFonts w:ascii="Consolas" w:eastAsia="Times New Roman" w:hAnsi="Consolas" w:cs="Times New Roman"/>
-          <w:color w:val="6A9955"/>
-          <w:sz w:val="21"/>
-          <w:szCs w:val="21"/>
-          <w:lang w:eastAsia="ru-RU"/>
-        </w:rPr>
-        <w:t>парі</w:t>
-      </w:r>
-      <w:r>
-        <w:rPr>
-          <w:rFonts w:ascii="Consolas" w:eastAsia="Times New Roman" w:hAnsi="Consolas" w:cs="Times New Roman"/>
-          <w:color w:val="6A9955"/>
-          <w:sz w:val="21"/>
-          <w:szCs w:val="21"/>
-          <w:lang w:val="en-US" w:eastAsia="ru-RU"/>
-        </w:rPr>
-        <w:t xml:space="preserve"> </w:t>
-      </w:r>
-      <w:r>
-        <w:rPr>
-          <w:rFonts w:ascii="Consolas" w:eastAsia="Times New Roman" w:hAnsi="Consolas" w:cs="Times New Roman"/>
-          <w:color w:val="6A9955"/>
-          <w:sz w:val="21"/>
-          <w:szCs w:val="21"/>
-          <w:lang w:eastAsia="ru-RU"/>
-        </w:rPr>
-        <w:t>правил</w:t>
-      </w:r>
-    </w:p>
-    <w:p>
-      <w:pPr>
-        <w:shd w:val="clear" w:color="auto" w:fill="1F1F1F"/>
-        <w:spacing w:after="0" w:line="285" w:lineRule="atLeast"/>
-        <w:rPr>
-          <w:rFonts w:ascii="Consolas" w:eastAsia="Times New Roman" w:hAnsi="Consolas" w:cs="Times New Roman"/>
-          <w:color w:val="CCCCCC"/>
-          <w:sz w:val="21"/>
-          <w:szCs w:val="21"/>
-          <w:lang w:val="en-US" w:eastAsia="ru-RU"/>
-        </w:rPr>
-      </w:pPr>
-      <w:r>
-        <w:rPr>
-          <w:rFonts w:ascii="Consolas" w:eastAsia="Times New Roman" w:hAnsi="Consolas" w:cs="Times New Roman"/>
-          <w:color w:val="CCCCCC"/>
-          <w:sz w:val="21"/>
-          <w:szCs w:val="21"/>
-          <w:lang w:val="en-US" w:eastAsia="ru-RU"/>
-        </w:rPr>
-        <w:t xml:space="preserve">        </w:t>
-      </w:r>
-      <w:r>
-        <w:rPr>
-          <w:rFonts w:ascii="Consolas" w:eastAsia="Times New Roman" w:hAnsi="Consolas" w:cs="Times New Roman"/>
-          <w:color w:val="C586C0"/>
-          <w:sz w:val="21"/>
-          <w:szCs w:val="21"/>
-          <w:lang w:val="en-US" w:eastAsia="ru-RU"/>
-        </w:rPr>
-        <w:t>if</w:t>
-      </w:r>
-      <w:r>
-        <w:rPr>
-          <w:rFonts w:ascii="Consolas" w:eastAsia="Times New Roman" w:hAnsi="Consolas" w:cs="Times New Roman"/>
-          <w:color w:val="CCCCCC"/>
-          <w:sz w:val="21"/>
-          <w:szCs w:val="21"/>
-          <w:lang w:val="en-US" w:eastAsia="ru-RU"/>
-        </w:rPr>
-        <w:t xml:space="preserve"> </w:t>
-      </w:r>
-      <w:r>
-        <w:rPr>
-          <w:rFonts w:ascii="Consolas" w:eastAsia="Times New Roman" w:hAnsi="Consolas" w:cs="Times New Roman"/>
-          <w:color w:val="DCDCAA"/>
-          <w:sz w:val="21"/>
-          <w:szCs w:val="21"/>
-          <w:lang w:val="en-US" w:eastAsia="ru-RU"/>
-        </w:rPr>
-        <w:t>all</w:t>
-      </w:r>
-      <w:r>
-        <w:rPr>
-          <w:rFonts w:ascii="Consolas" w:eastAsia="Times New Roman" w:hAnsi="Consolas" w:cs="Times New Roman"/>
-          <w:color w:val="CCCCCC"/>
-          <w:sz w:val="21"/>
-          <w:szCs w:val="21"/>
-          <w:lang w:val="en-US" w:eastAsia="ru-RU"/>
-        </w:rPr>
-        <w:t>(</w:t>
-      </w:r>
-      <w:r>
-        <w:rPr>
-          <w:rFonts w:ascii="Consolas" w:eastAsia="Times New Roman" w:hAnsi="Consolas" w:cs="Times New Roman"/>
-          <w:color w:val="9CDCFE"/>
-          <w:sz w:val="21"/>
-          <w:szCs w:val="21"/>
-          <w:lang w:val="en-US" w:eastAsia="ru-RU"/>
-        </w:rPr>
-        <w:t>problem</w:t>
-      </w:r>
-      <w:r>
-        <w:rPr>
-          <w:rFonts w:ascii="Consolas" w:eastAsia="Times New Roman" w:hAnsi="Consolas" w:cs="Times New Roman"/>
-          <w:color w:val="CCCCCC"/>
-          <w:sz w:val="21"/>
-          <w:szCs w:val="21"/>
-          <w:lang w:val="en-US" w:eastAsia="ru-RU"/>
-        </w:rPr>
-        <w:t xml:space="preserve"> </w:t>
-      </w:r>
-      <w:r>
-        <w:rPr>
-          <w:rFonts w:ascii="Consolas" w:eastAsia="Times New Roman" w:hAnsi="Consolas" w:cs="Times New Roman"/>
-          <w:color w:val="C586C0"/>
-          <w:sz w:val="21"/>
-          <w:szCs w:val="21"/>
-          <w:lang w:val="en-US" w:eastAsia="ru-RU"/>
-        </w:rPr>
-        <w:t>in</w:t>
-      </w:r>
-      <w:r>
-        <w:rPr>
-          <w:rFonts w:ascii="Consolas" w:eastAsia="Times New Roman" w:hAnsi="Consolas" w:cs="Times New Roman"/>
-          <w:color w:val="CCCCCC"/>
-          <w:sz w:val="21"/>
-          <w:szCs w:val="21"/>
-          <w:lang w:val="en-US" w:eastAsia="ru-RU"/>
-        </w:rPr>
-        <w:t xml:space="preserve"> </w:t>
-      </w:r>
-      <w:r>
-        <w:rPr>
-          <w:rFonts w:ascii="Consolas" w:eastAsia="Times New Roman" w:hAnsi="Consolas" w:cs="Times New Roman"/>
-          <w:color w:val="9CDCFE"/>
-          <w:sz w:val="21"/>
-          <w:szCs w:val="21"/>
-          <w:lang w:val="en-US" w:eastAsia="ru-RU"/>
-        </w:rPr>
-        <w:t>problemFeatures</w:t>
-      </w:r>
-      <w:r>
-        <w:rPr>
-          <w:rFonts w:ascii="Consolas" w:eastAsia="Times New Roman" w:hAnsi="Consolas" w:cs="Times New Roman"/>
-          <w:color w:val="CCCCCC"/>
-          <w:sz w:val="21"/>
-          <w:szCs w:val="21"/>
-          <w:lang w:val="en-US" w:eastAsia="ru-RU"/>
-        </w:rPr>
-        <w:t xml:space="preserve"> </w:t>
-      </w:r>
-      <w:r>
-        <w:rPr>
-          <w:rFonts w:ascii="Consolas" w:eastAsia="Times New Roman" w:hAnsi="Consolas" w:cs="Times New Roman"/>
-          <w:color w:val="C586C0"/>
-          <w:sz w:val="21"/>
-          <w:szCs w:val="21"/>
-          <w:lang w:val="en-US" w:eastAsia="ru-RU"/>
-        </w:rPr>
-        <w:t>for</w:t>
-      </w:r>
-      <w:r>
-        <w:rPr>
-          <w:rFonts w:ascii="Consolas" w:eastAsia="Times New Roman" w:hAnsi="Consolas" w:cs="Times New Roman"/>
-          <w:color w:val="CCCCCC"/>
-          <w:sz w:val="21"/>
-          <w:szCs w:val="21"/>
-          <w:lang w:val="en-US" w:eastAsia="ru-RU"/>
-        </w:rPr>
-        <w:t xml:space="preserve"> </w:t>
-      </w:r>
-      <w:r>
-        <w:rPr>
-          <w:rFonts w:ascii="Consolas" w:eastAsia="Times New Roman" w:hAnsi="Consolas" w:cs="Times New Roman"/>
-          <w:color w:val="9CDCFE"/>
-          <w:sz w:val="21"/>
-          <w:szCs w:val="21"/>
-          <w:lang w:val="en-US" w:eastAsia="ru-RU"/>
-        </w:rPr>
-        <w:t>problem</w:t>
-      </w:r>
-      <w:r>
-        <w:rPr>
-          <w:rFonts w:ascii="Consolas" w:eastAsia="Times New Roman" w:hAnsi="Consolas" w:cs="Times New Roman"/>
-          <w:color w:val="CCCCCC"/>
-          <w:sz w:val="21"/>
-          <w:szCs w:val="21"/>
-          <w:lang w:val="en-US" w:eastAsia="ru-RU"/>
-        </w:rPr>
-        <w:t xml:space="preserve"> </w:t>
-      </w:r>
-      <w:r>
-        <w:rPr>
-          <w:rFonts w:ascii="Consolas" w:eastAsia="Times New Roman" w:hAnsi="Consolas" w:cs="Times New Roman"/>
-          <w:color w:val="C586C0"/>
-          <w:sz w:val="21"/>
-          <w:szCs w:val="21"/>
-          <w:lang w:val="en-US" w:eastAsia="ru-RU"/>
-        </w:rPr>
-        <w:t>in</w:t>
-      </w:r>
-      <w:r>
-        <w:rPr>
-          <w:rFonts w:ascii="Consolas" w:eastAsia="Times New Roman" w:hAnsi="Consolas" w:cs="Times New Roman"/>
-          <w:color w:val="CCCCCC"/>
-          <w:sz w:val="21"/>
-          <w:szCs w:val="21"/>
-          <w:lang w:val="en-US" w:eastAsia="ru-RU"/>
-        </w:rPr>
-        <w:t xml:space="preserve"> </w:t>
-      </w:r>
-      <w:r>
-        <w:rPr>
-          <w:rFonts w:ascii="Consolas" w:eastAsia="Times New Roman" w:hAnsi="Consolas" w:cs="Times New Roman"/>
-          <w:color w:val="9CDCFE"/>
-          <w:sz w:val="21"/>
-          <w:szCs w:val="21"/>
-          <w:lang w:val="en-US" w:eastAsia="ru-RU"/>
-        </w:rPr>
-        <w:t>problems</w:t>
-      </w:r>
-      <w:r>
-        <w:rPr>
-          <w:rFonts w:ascii="Consolas" w:eastAsia="Times New Roman" w:hAnsi="Consolas" w:cs="Times New Roman"/>
-          <w:color w:val="CCCCCC"/>
-          <w:sz w:val="21"/>
-          <w:szCs w:val="21"/>
-          <w:lang w:val="en-US" w:eastAsia="ru-RU"/>
-        </w:rPr>
-        <w:t xml:space="preserve">): </w:t>
-      </w:r>
-      <w:r>
-        <w:rPr>
-          <w:rFonts w:ascii="Consolas" w:eastAsia="Times New Roman" w:hAnsi="Consolas" w:cs="Times New Roman"/>
-          <w:color w:val="6A9955"/>
-          <w:sz w:val="21"/>
-          <w:szCs w:val="21"/>
-          <w:lang w:val="en-US" w:eastAsia="ru-RU"/>
-        </w:rPr>
-        <w:t>#</w:t>
-      </w:r>
-      <w:r>
-        <w:rPr>
-          <w:rFonts w:ascii="Consolas" w:eastAsia="Times New Roman" w:hAnsi="Consolas" w:cs="Times New Roman"/>
-          <w:color w:val="6A9955"/>
-          <w:sz w:val="21"/>
-          <w:szCs w:val="21"/>
-          <w:lang w:eastAsia="ru-RU"/>
-        </w:rPr>
-        <w:t>якщо</w:t>
-      </w:r>
-      <w:r>
-        <w:rPr>
-          <w:rFonts w:ascii="Consolas" w:eastAsia="Times New Roman" w:hAnsi="Consolas" w:cs="Times New Roman"/>
-          <w:color w:val="6A9955"/>
-          <w:sz w:val="21"/>
-          <w:szCs w:val="21"/>
-          <w:lang w:val="en-US" w:eastAsia="ru-RU"/>
-        </w:rPr>
-        <w:t xml:space="preserve"> </w:t>
-      </w:r>
-      <w:r>
-        <w:rPr>
-          <w:rFonts w:ascii="Consolas" w:eastAsia="Times New Roman" w:hAnsi="Consolas" w:cs="Times New Roman"/>
-          <w:color w:val="6A9955"/>
-          <w:sz w:val="21"/>
-          <w:szCs w:val="21"/>
-          <w:lang w:eastAsia="ru-RU"/>
-        </w:rPr>
-        <w:t>список</w:t>
-      </w:r>
-      <w:r>
-        <w:rPr>
-          <w:rFonts w:ascii="Consolas" w:eastAsia="Times New Roman" w:hAnsi="Consolas" w:cs="Times New Roman"/>
-          <w:color w:val="6A9955"/>
-          <w:sz w:val="21"/>
-          <w:szCs w:val="21"/>
-          <w:lang w:val="en-US" w:eastAsia="ru-RU"/>
-        </w:rPr>
-        <w:t xml:space="preserve"> </w:t>
-      </w:r>
-      <w:r>
-        <w:rPr>
-          <w:rFonts w:ascii="Consolas" w:eastAsia="Times New Roman" w:hAnsi="Consolas" w:cs="Times New Roman"/>
-          <w:color w:val="6A9955"/>
-          <w:sz w:val="21"/>
-          <w:szCs w:val="21"/>
-          <w:lang w:eastAsia="ru-RU"/>
-        </w:rPr>
-        <w:t>потреб</w:t>
-      </w:r>
-      <w:r>
-        <w:rPr>
-          <w:rFonts w:ascii="Consolas" w:eastAsia="Times New Roman" w:hAnsi="Consolas" w:cs="Times New Roman"/>
-          <w:color w:val="6A9955"/>
-          <w:sz w:val="21"/>
-          <w:szCs w:val="21"/>
-          <w:lang w:val="en-US" w:eastAsia="ru-RU"/>
-        </w:rPr>
-        <w:t xml:space="preserve"> </w:t>
-      </w:r>
-      <w:r>
-        <w:rPr>
-          <w:rFonts w:ascii="Consolas" w:eastAsia="Times New Roman" w:hAnsi="Consolas" w:cs="Times New Roman"/>
-          <w:color w:val="6A9955"/>
-          <w:sz w:val="21"/>
-          <w:szCs w:val="21"/>
-          <w:lang w:eastAsia="ru-RU"/>
-        </w:rPr>
-        <w:t>користувача</w:t>
-      </w:r>
-      <w:r>
-        <w:rPr>
-          <w:rFonts w:ascii="Consolas" w:eastAsia="Times New Roman" w:hAnsi="Consolas" w:cs="Times New Roman"/>
-          <w:color w:val="6A9955"/>
-          <w:sz w:val="21"/>
-          <w:szCs w:val="21"/>
-          <w:lang w:val="en-US" w:eastAsia="ru-RU"/>
-        </w:rPr>
-        <w:t xml:space="preserve"> </w:t>
-      </w:r>
-      <w:r>
-        <w:rPr>
-          <w:rFonts w:ascii="Consolas" w:eastAsia="Times New Roman" w:hAnsi="Consolas" w:cs="Times New Roman"/>
-          <w:color w:val="6A9955"/>
-          <w:sz w:val="21"/>
-          <w:szCs w:val="21"/>
-          <w:lang w:eastAsia="ru-RU"/>
-        </w:rPr>
-        <w:t>збігається</w:t>
-      </w:r>
-      <w:r>
-        <w:rPr>
-          <w:rFonts w:ascii="Consolas" w:eastAsia="Times New Roman" w:hAnsi="Consolas" w:cs="Times New Roman"/>
-          <w:color w:val="6A9955"/>
-          <w:sz w:val="21"/>
-          <w:szCs w:val="21"/>
-          <w:lang w:val="en-US" w:eastAsia="ru-RU"/>
-        </w:rPr>
-        <w:t xml:space="preserve"> </w:t>
-      </w:r>
-      <w:r>
-        <w:rPr>
-          <w:rFonts w:ascii="Consolas" w:eastAsia="Times New Roman" w:hAnsi="Consolas" w:cs="Times New Roman"/>
-          <w:color w:val="6A9955"/>
-          <w:sz w:val="21"/>
-          <w:szCs w:val="21"/>
-          <w:lang w:eastAsia="ru-RU"/>
-        </w:rPr>
-        <w:t>зі</w:t>
-      </w:r>
-      <w:r>
-        <w:rPr>
-          <w:rFonts w:ascii="Consolas" w:eastAsia="Times New Roman" w:hAnsi="Consolas" w:cs="Times New Roman"/>
-          <w:color w:val="6A9955"/>
-          <w:sz w:val="21"/>
-          <w:szCs w:val="21"/>
-          <w:lang w:val="en-US" w:eastAsia="ru-RU"/>
-        </w:rPr>
-        <w:t xml:space="preserve"> </w:t>
-      </w:r>
-      <w:r>
-        <w:rPr>
-          <w:rFonts w:ascii="Consolas" w:eastAsia="Times New Roman" w:hAnsi="Consolas" w:cs="Times New Roman"/>
-          <w:color w:val="6A9955"/>
-          <w:sz w:val="21"/>
-          <w:szCs w:val="21"/>
-          <w:lang w:eastAsia="ru-RU"/>
-        </w:rPr>
-        <w:t>списком</w:t>
-      </w:r>
-      <w:r>
-        <w:rPr>
-          <w:rFonts w:ascii="Consolas" w:eastAsia="Times New Roman" w:hAnsi="Consolas" w:cs="Times New Roman"/>
-          <w:color w:val="6A9955"/>
-          <w:sz w:val="21"/>
-          <w:szCs w:val="21"/>
-          <w:lang w:val="en-US" w:eastAsia="ru-RU"/>
-        </w:rPr>
-        <w:t xml:space="preserve"> </w:t>
-      </w:r>
-      <w:r>
-        <w:rPr>
-          <w:rFonts w:ascii="Consolas" w:eastAsia="Times New Roman" w:hAnsi="Consolas" w:cs="Times New Roman"/>
-          <w:color w:val="6A9955"/>
-          <w:sz w:val="21"/>
-          <w:szCs w:val="21"/>
-          <w:lang w:eastAsia="ru-RU"/>
-        </w:rPr>
-        <w:t>характеристик</w:t>
-      </w:r>
-      <w:r>
-        <w:rPr>
-          <w:rFonts w:ascii="Consolas" w:eastAsia="Times New Roman" w:hAnsi="Consolas" w:cs="Times New Roman"/>
-          <w:color w:val="6A9955"/>
-          <w:sz w:val="21"/>
-          <w:szCs w:val="21"/>
-          <w:lang w:val="en-US" w:eastAsia="ru-RU"/>
-        </w:rPr>
-        <w:t xml:space="preserve"> </w:t>
-      </w:r>
-      <w:r>
-        <w:rPr>
-          <w:rFonts w:ascii="Consolas" w:eastAsia="Times New Roman" w:hAnsi="Consolas" w:cs="Times New Roman"/>
-          <w:color w:val="6A9955"/>
-          <w:sz w:val="21"/>
-          <w:szCs w:val="21"/>
-          <w:lang w:eastAsia="ru-RU"/>
-        </w:rPr>
-        <w:t>велсипеда</w:t>
-      </w:r>
-      <w:r>
-        <w:rPr>
-          <w:rFonts w:ascii="Consolas" w:eastAsia="Times New Roman" w:hAnsi="Consolas" w:cs="Times New Roman"/>
-          <w:color w:val="6A9955"/>
-          <w:sz w:val="21"/>
-          <w:szCs w:val="21"/>
-          <w:lang w:val="en-US" w:eastAsia="ru-RU"/>
-        </w:rPr>
-        <w:t>,</w:t>
-      </w:r>
-    </w:p>
-    <w:p>
-      <w:pPr>
-        <w:shd w:val="clear" w:color="auto" w:fill="1F1F1F"/>
-        <w:spacing w:after="0" w:line="285" w:lineRule="atLeast"/>
-        <w:rPr>
-          <w:rFonts w:ascii="Consolas" w:eastAsia="Times New Roman" w:hAnsi="Consolas" w:cs="Times New Roman"/>
-          <w:color w:val="CCCCCC"/>
-          <w:sz w:val="21"/>
-          <w:szCs w:val="21"/>
-          <w:lang w:val="en-US" w:eastAsia="ru-RU"/>
-        </w:rPr>
-      </w:pPr>
-      <w:r>
-        <w:rPr>
-          <w:rFonts w:ascii="Consolas" w:eastAsia="Times New Roman" w:hAnsi="Consolas" w:cs="Times New Roman"/>
-          <w:color w:val="CCCCCC"/>
-          <w:sz w:val="21"/>
-          <w:szCs w:val="21"/>
-          <w:lang w:val="en-US" w:eastAsia="ru-RU"/>
-        </w:rPr>
-        <w:t xml:space="preserve">            </w:t>
-      </w:r>
-      <w:r>
-        <w:rPr>
-          <w:rFonts w:ascii="Consolas" w:eastAsia="Times New Roman" w:hAnsi="Consolas" w:cs="Times New Roman"/>
-          <w:color w:val="DCDCAA"/>
-          <w:sz w:val="21"/>
-          <w:szCs w:val="21"/>
-          <w:lang w:val="en-US" w:eastAsia="ru-RU"/>
-        </w:rPr>
-        <w:t>print</w:t>
-      </w:r>
-      <w:r>
-        <w:rPr>
-          <w:rFonts w:ascii="Consolas" w:eastAsia="Times New Roman" w:hAnsi="Consolas" w:cs="Times New Roman"/>
-          <w:color w:val="CCCCCC"/>
-          <w:sz w:val="21"/>
-          <w:szCs w:val="21"/>
-          <w:lang w:val="en-US" w:eastAsia="ru-RU"/>
-        </w:rPr>
-        <w:t>(</w:t>
-      </w:r>
-      <w:r>
-        <w:rPr>
-          <w:rFonts w:ascii="Consolas" w:eastAsia="Times New Roman" w:hAnsi="Consolas" w:cs="Times New Roman"/>
-          <w:color w:val="CE9178"/>
-          <w:sz w:val="21"/>
-          <w:szCs w:val="21"/>
-          <w:lang w:val="en-US" w:eastAsia="ru-RU"/>
-        </w:rPr>
-        <w:t>"</w:t>
-      </w:r>
-      <w:r>
-        <w:rPr>
-          <w:rFonts w:ascii="Consolas" w:eastAsia="Times New Roman" w:hAnsi="Consolas" w:cs="Times New Roman"/>
-          <w:color w:val="CE9178"/>
-          <w:sz w:val="21"/>
-          <w:szCs w:val="21"/>
-          <w:lang w:eastAsia="ru-RU"/>
-        </w:rPr>
-        <w:t>варіант</w:t>
-      </w:r>
-      <w:r>
-        <w:rPr>
-          <w:rFonts w:ascii="Consolas" w:eastAsia="Times New Roman" w:hAnsi="Consolas" w:cs="Times New Roman"/>
-          <w:color w:val="CE9178"/>
-          <w:sz w:val="21"/>
-          <w:szCs w:val="21"/>
-          <w:lang w:val="en-US" w:eastAsia="ru-RU"/>
-        </w:rPr>
-        <w:t xml:space="preserve"> </w:t>
-      </w:r>
-      <w:r>
-        <w:rPr>
-          <w:rFonts w:ascii="Consolas" w:eastAsia="Times New Roman" w:hAnsi="Consolas" w:cs="Times New Roman"/>
-          <w:color w:val="CE9178"/>
-          <w:sz w:val="21"/>
-          <w:szCs w:val="21"/>
-          <w:lang w:eastAsia="ru-RU"/>
-        </w:rPr>
-        <w:t>знайдено</w:t>
-      </w:r>
-      <w:r>
-        <w:rPr>
-          <w:rFonts w:ascii="Consolas" w:eastAsia="Times New Roman" w:hAnsi="Consolas" w:cs="Times New Roman"/>
-          <w:color w:val="CE9178"/>
-          <w:sz w:val="21"/>
-          <w:szCs w:val="21"/>
-          <w:lang w:val="en-US" w:eastAsia="ru-RU"/>
-        </w:rPr>
-        <w:t>:</w:t>
-      </w:r>
-      <w:r>
-        <w:rPr>
-          <w:rFonts w:ascii="Consolas" w:eastAsia="Times New Roman" w:hAnsi="Consolas" w:cs="Times New Roman"/>
-          <w:color w:val="D7BA7D"/>
-          <w:sz w:val="21"/>
-          <w:szCs w:val="21"/>
-          <w:lang w:val="en-US" w:eastAsia="ru-RU"/>
-        </w:rPr>
-        <w:t>\n</w:t>
-      </w:r>
-      <w:r>
-        <w:rPr>
-          <w:rFonts w:ascii="Consolas" w:eastAsia="Times New Roman" w:hAnsi="Consolas" w:cs="Times New Roman"/>
-          <w:color w:val="CE9178"/>
-          <w:sz w:val="21"/>
-          <w:szCs w:val="21"/>
-          <w:lang w:val="en-US" w:eastAsia="ru-RU"/>
-        </w:rPr>
-        <w:t>"</w:t>
-      </w:r>
-      <w:r>
-        <w:rPr>
-          <w:rFonts w:ascii="Consolas" w:eastAsia="Times New Roman" w:hAnsi="Consolas" w:cs="Times New Roman"/>
-          <w:color w:val="CCCCCC"/>
-          <w:sz w:val="21"/>
-          <w:szCs w:val="21"/>
-          <w:lang w:val="en-US" w:eastAsia="ru-RU"/>
-        </w:rPr>
-        <w:t xml:space="preserve"> </w:t>
-      </w:r>
-      <w:r>
-        <w:rPr>
-          <w:rFonts w:ascii="Consolas" w:eastAsia="Times New Roman" w:hAnsi="Consolas" w:cs="Times New Roman"/>
-          <w:color w:val="D4D4D4"/>
-          <w:sz w:val="21"/>
-          <w:szCs w:val="21"/>
-          <w:lang w:val="en-US" w:eastAsia="ru-RU"/>
-        </w:rPr>
-        <w:t>+</w:t>
-      </w:r>
-      <w:r>
-        <w:rPr>
-          <w:rFonts w:ascii="Consolas" w:eastAsia="Times New Roman" w:hAnsi="Consolas" w:cs="Times New Roman"/>
-          <w:color w:val="CCCCCC"/>
-          <w:sz w:val="21"/>
-          <w:szCs w:val="21"/>
-          <w:lang w:val="en-US" w:eastAsia="ru-RU"/>
-        </w:rPr>
-        <w:t xml:space="preserve"> </w:t>
-      </w:r>
-      <w:r>
-        <w:rPr>
-          <w:rFonts w:ascii="Consolas" w:eastAsia="Times New Roman" w:hAnsi="Consolas" w:cs="Times New Roman"/>
-          <w:color w:val="CE9178"/>
-          <w:sz w:val="21"/>
-          <w:szCs w:val="21"/>
-          <w:lang w:val="en-US" w:eastAsia="ru-RU"/>
-        </w:rPr>
-        <w:t>"</w:t>
-      </w:r>
-      <w:r>
-        <w:rPr>
-          <w:rFonts w:ascii="Consolas" w:eastAsia="Times New Roman" w:hAnsi="Consolas" w:cs="Times New Roman"/>
-          <w:color w:val="CE9178"/>
-          <w:sz w:val="21"/>
-          <w:szCs w:val="21"/>
-          <w:lang w:eastAsia="ru-RU"/>
-        </w:rPr>
-        <w:t>вам</w:t>
-      </w:r>
-      <w:r>
-        <w:rPr>
-          <w:rFonts w:ascii="Consolas" w:eastAsia="Times New Roman" w:hAnsi="Consolas" w:cs="Times New Roman"/>
-          <w:color w:val="CE9178"/>
-          <w:sz w:val="21"/>
-          <w:szCs w:val="21"/>
-          <w:lang w:val="en-US" w:eastAsia="ru-RU"/>
-        </w:rPr>
-        <w:t xml:space="preserve"> </w:t>
-      </w:r>
-      <w:r>
-        <w:rPr>
-          <w:rFonts w:ascii="Consolas" w:eastAsia="Times New Roman" w:hAnsi="Consolas" w:cs="Times New Roman"/>
-          <w:color w:val="CE9178"/>
-          <w:sz w:val="21"/>
-          <w:szCs w:val="21"/>
-          <w:lang w:eastAsia="ru-RU"/>
-        </w:rPr>
-        <w:t>підходить</w:t>
-      </w:r>
-      <w:r>
-        <w:rPr>
-          <w:rFonts w:ascii="Consolas" w:eastAsia="Times New Roman" w:hAnsi="Consolas" w:cs="Times New Roman"/>
-          <w:color w:val="CE9178"/>
-          <w:sz w:val="21"/>
-          <w:szCs w:val="21"/>
-          <w:lang w:val="en-US" w:eastAsia="ru-RU"/>
-        </w:rPr>
-        <w:t>:"</w:t>
-      </w:r>
-      <w:r>
-        <w:rPr>
-          <w:rFonts w:ascii="Consolas" w:eastAsia="Times New Roman" w:hAnsi="Consolas" w:cs="Times New Roman"/>
-          <w:color w:val="CCCCCC"/>
-          <w:sz w:val="21"/>
-          <w:szCs w:val="21"/>
-          <w:lang w:val="en-US" w:eastAsia="ru-RU"/>
-        </w:rPr>
-        <w:t xml:space="preserve"> </w:t>
-      </w:r>
-      <w:r>
-        <w:rPr>
-          <w:rFonts w:ascii="Consolas" w:eastAsia="Times New Roman" w:hAnsi="Consolas" w:cs="Times New Roman"/>
-          <w:color w:val="D4D4D4"/>
-          <w:sz w:val="21"/>
-          <w:szCs w:val="21"/>
-          <w:lang w:val="en-US" w:eastAsia="ru-RU"/>
-        </w:rPr>
-        <w:t>+</w:t>
-      </w:r>
-      <w:r>
-        <w:rPr>
-          <w:rFonts w:ascii="Consolas" w:eastAsia="Times New Roman" w:hAnsi="Consolas" w:cs="Times New Roman"/>
-          <w:color w:val="CCCCCC"/>
-          <w:sz w:val="21"/>
-          <w:szCs w:val="21"/>
-          <w:lang w:val="en-US" w:eastAsia="ru-RU"/>
-        </w:rPr>
-        <w:t xml:space="preserve"> </w:t>
-      </w:r>
-      <w:r>
-        <w:rPr>
-          <w:rFonts w:ascii="Consolas" w:eastAsia="Times New Roman" w:hAnsi="Consolas" w:cs="Times New Roman"/>
-          <w:color w:val="9CDCFE"/>
-          <w:sz w:val="21"/>
-          <w:szCs w:val="21"/>
-          <w:lang w:val="en-US" w:eastAsia="ru-RU"/>
-        </w:rPr>
-        <w:t>result</w:t>
-      </w:r>
-      <w:r>
-        <w:rPr>
-          <w:rFonts w:ascii="Consolas" w:eastAsia="Times New Roman" w:hAnsi="Consolas" w:cs="Times New Roman"/>
-          <w:color w:val="CCCCCC"/>
-          <w:sz w:val="21"/>
-          <w:szCs w:val="21"/>
-          <w:lang w:val="en-US" w:eastAsia="ru-RU"/>
-        </w:rPr>
-        <w:t>)</w:t>
-      </w:r>
-    </w:p>
-    <w:p>
-      <w:pPr>
-        <w:shd w:val="clear" w:color="auto" w:fill="1F1F1F"/>
-        <w:spacing w:after="0" w:line="285" w:lineRule="atLeast"/>
-        <w:rPr>
-          <w:rFonts w:ascii="Consolas" w:eastAsia="Times New Roman" w:hAnsi="Consolas" w:cs="Times New Roman"/>
-          <w:color w:val="CCCCCC"/>
-          <w:sz w:val="21"/>
-          <w:szCs w:val="21"/>
-          <w:lang w:val="en-US" w:eastAsia="ru-RU"/>
-        </w:rPr>
-      </w:pPr>
-      <w:r>
-        <w:rPr>
-          <w:rFonts w:ascii="Consolas" w:eastAsia="Times New Roman" w:hAnsi="Consolas" w:cs="Times New Roman"/>
-          <w:color w:val="CCCCCC"/>
-          <w:sz w:val="21"/>
-          <w:szCs w:val="21"/>
-          <w:lang w:val="en-US" w:eastAsia="ru-RU"/>
-        </w:rPr>
-        <w:t xml:space="preserve">            </w:t>
-      </w:r>
-      <w:r>
-        <w:rPr>
-          <w:rFonts w:ascii="Consolas" w:eastAsia="Times New Roman" w:hAnsi="Consolas" w:cs="Times New Roman"/>
-          <w:color w:val="9CDCFE"/>
-          <w:sz w:val="21"/>
-          <w:szCs w:val="21"/>
-          <w:lang w:val="en-US" w:eastAsia="ru-RU"/>
-        </w:rPr>
-        <w:t>problemIsFounded</w:t>
-      </w:r>
-      <w:r>
-        <w:rPr>
-          <w:rFonts w:ascii="Consolas" w:eastAsia="Times New Roman" w:hAnsi="Consolas" w:cs="Times New Roman"/>
-          <w:color w:val="CCCCCC"/>
-          <w:sz w:val="21"/>
-          <w:szCs w:val="21"/>
-          <w:lang w:val="en-US" w:eastAsia="ru-RU"/>
-        </w:rPr>
-        <w:t xml:space="preserve"> </w:t>
-      </w:r>
-      <w:r>
-        <w:rPr>
-          <w:rFonts w:ascii="Consolas" w:eastAsia="Times New Roman" w:hAnsi="Consolas" w:cs="Times New Roman"/>
-          <w:color w:val="D4D4D4"/>
-          <w:sz w:val="21"/>
-          <w:szCs w:val="21"/>
-          <w:lang w:val="en-US" w:eastAsia="ru-RU"/>
-        </w:rPr>
-        <w:t>=</w:t>
-      </w:r>
-      <w:r>
-        <w:rPr>
-          <w:rFonts w:ascii="Consolas" w:eastAsia="Times New Roman" w:hAnsi="Consolas" w:cs="Times New Roman"/>
-          <w:color w:val="CCCCCC"/>
-          <w:sz w:val="21"/>
-          <w:szCs w:val="21"/>
-          <w:lang w:val="en-US" w:eastAsia="ru-RU"/>
-        </w:rPr>
-        <w:t xml:space="preserve"> </w:t>
-      </w:r>
-      <w:r>
-        <w:rPr>
-          <w:rFonts w:ascii="Consolas" w:eastAsia="Times New Roman" w:hAnsi="Consolas" w:cs="Times New Roman"/>
-          <w:color w:val="4FC1FF"/>
-          <w:sz w:val="21"/>
-          <w:szCs w:val="21"/>
-          <w:lang w:val="en-US" w:eastAsia="ru-RU"/>
-        </w:rPr>
-        <w:t>True</w:t>
-      </w:r>
-    </w:p>
-    <w:p>
-      <w:pPr>
-        <w:shd w:val="clear" w:color="auto" w:fill="1F1F1F"/>
-        <w:spacing w:after="0" w:line="285" w:lineRule="atLeast"/>
-        <w:rPr>
-          <w:rFonts w:ascii="Consolas" w:eastAsia="Times New Roman" w:hAnsi="Consolas" w:cs="Times New Roman"/>
-          <w:color w:val="CCCCCC"/>
-          <w:sz w:val="21"/>
-          <w:szCs w:val="21"/>
-          <w:lang w:val="en-US" w:eastAsia="ru-RU"/>
-        </w:rPr>
-      </w:pPr>
-      <w:r>
-        <w:rPr>
-          <w:rFonts w:ascii="Consolas" w:eastAsia="Times New Roman" w:hAnsi="Consolas" w:cs="Times New Roman"/>
-          <w:color w:val="CCCCCC"/>
-          <w:sz w:val="21"/>
-          <w:szCs w:val="21"/>
-          <w:lang w:val="en-US" w:eastAsia="ru-RU"/>
-        </w:rPr>
-        <w:t xml:space="preserve">            </w:t>
-      </w:r>
-      <w:r>
-        <w:rPr>
-          <w:rFonts w:ascii="Consolas" w:eastAsia="Times New Roman" w:hAnsi="Consolas" w:cs="Times New Roman"/>
-          <w:color w:val="C586C0"/>
-          <w:sz w:val="21"/>
-          <w:szCs w:val="21"/>
-          <w:lang w:val="en-US" w:eastAsia="ru-RU"/>
-        </w:rPr>
-        <w:t>break</w:t>
-      </w:r>
-    </w:p>
-    <w:p>
-      <w:pPr>
-        <w:shd w:val="clear" w:color="auto" w:fill="1F1F1F"/>
-        <w:spacing w:after="0" w:line="285" w:lineRule="atLeast"/>
-        <w:rPr>
-          <w:rFonts w:ascii="Consolas" w:eastAsia="Times New Roman" w:hAnsi="Consolas" w:cs="Times New Roman"/>
-          <w:color w:val="CCCCCC"/>
-          <w:sz w:val="21"/>
-          <w:szCs w:val="21"/>
-          <w:lang w:val="en-US" w:eastAsia="ru-RU"/>
-        </w:rPr>
-      </w:pPr>
-      <w:r>
-        <w:rPr>
-          <w:rFonts w:ascii="Consolas" w:eastAsia="Times New Roman" w:hAnsi="Consolas" w:cs="Times New Roman"/>
-          <w:color w:val="CCCCCC"/>
-          <w:sz w:val="21"/>
-          <w:szCs w:val="21"/>
-          <w:lang w:val="en-US" w:eastAsia="ru-RU"/>
-        </w:rPr>
-        <w:t xml:space="preserve">    </w:t>
-      </w:r>
-      <w:r>
-        <w:rPr>
-          <w:rFonts w:ascii="Consolas" w:eastAsia="Times New Roman" w:hAnsi="Consolas" w:cs="Times New Roman"/>
-          <w:color w:val="C586C0"/>
-          <w:sz w:val="21"/>
-          <w:szCs w:val="21"/>
-          <w:lang w:val="en-US" w:eastAsia="ru-RU"/>
-        </w:rPr>
-        <w:t>if</w:t>
-      </w:r>
-      <w:r>
-        <w:rPr>
-          <w:rFonts w:ascii="Consolas" w:eastAsia="Times New Roman" w:hAnsi="Consolas" w:cs="Times New Roman"/>
-          <w:color w:val="CCCCCC"/>
-          <w:sz w:val="21"/>
-          <w:szCs w:val="21"/>
-          <w:lang w:val="en-US" w:eastAsia="ru-RU"/>
-        </w:rPr>
-        <w:t xml:space="preserve"> </w:t>
-      </w:r>
-      <w:r>
-        <w:rPr>
-          <w:rFonts w:ascii="Consolas" w:eastAsia="Times New Roman" w:hAnsi="Consolas" w:cs="Times New Roman"/>
-          <w:color w:val="9CDCFE"/>
-          <w:sz w:val="21"/>
-          <w:szCs w:val="21"/>
-          <w:lang w:val="en-US" w:eastAsia="ru-RU"/>
-        </w:rPr>
-        <w:t>problemIsFounded</w:t>
-      </w:r>
-      <w:r>
-        <w:rPr>
-          <w:rFonts w:ascii="Consolas" w:eastAsia="Times New Roman" w:hAnsi="Consolas" w:cs="Times New Roman"/>
-          <w:color w:val="CCCCCC"/>
-          <w:sz w:val="21"/>
-          <w:szCs w:val="21"/>
-          <w:lang w:val="en-US" w:eastAsia="ru-RU"/>
-        </w:rPr>
-        <w:t xml:space="preserve"> </w:t>
-      </w:r>
-      <w:r>
-        <w:rPr>
-          <w:rFonts w:ascii="Consolas" w:eastAsia="Times New Roman" w:hAnsi="Consolas" w:cs="Times New Roman"/>
-          <w:color w:val="D4D4D4"/>
-          <w:sz w:val="21"/>
-          <w:szCs w:val="21"/>
-          <w:lang w:val="en-US" w:eastAsia="ru-RU"/>
-        </w:rPr>
-        <w:t>==</w:t>
-      </w:r>
-      <w:r>
-        <w:rPr>
-          <w:rFonts w:ascii="Consolas" w:eastAsia="Times New Roman" w:hAnsi="Consolas" w:cs="Times New Roman"/>
-          <w:color w:val="CCCCCC"/>
-          <w:sz w:val="21"/>
-          <w:szCs w:val="21"/>
-          <w:lang w:val="en-US" w:eastAsia="ru-RU"/>
-        </w:rPr>
-        <w:t xml:space="preserve"> </w:t>
-      </w:r>
-      <w:r>
-        <w:rPr>
-          <w:rFonts w:ascii="Consolas" w:eastAsia="Times New Roman" w:hAnsi="Consolas" w:cs="Times New Roman"/>
-          <w:color w:val="4FC1FF"/>
-          <w:sz w:val="21"/>
-          <w:szCs w:val="21"/>
-          <w:lang w:val="en-US" w:eastAsia="ru-RU"/>
-        </w:rPr>
-        <w:t>False</w:t>
-      </w:r>
-      <w:r>
-        <w:rPr>
-          <w:rFonts w:ascii="Consolas" w:eastAsia="Times New Roman" w:hAnsi="Consolas" w:cs="Times New Roman"/>
-          <w:color w:val="CCCCCC"/>
-          <w:sz w:val="21"/>
-          <w:szCs w:val="21"/>
-          <w:lang w:val="en-US" w:eastAsia="ru-RU"/>
-        </w:rPr>
-        <w:t>:</w:t>
-      </w:r>
-    </w:p>
-    <w:p>
-      <w:pPr>
-        <w:shd w:val="clear" w:color="auto" w:fill="1F1F1F"/>
-        <w:spacing w:after="0" w:line="285" w:lineRule="atLeast"/>
-        <w:rPr>
-          <w:rFonts w:ascii="Consolas" w:eastAsia="Times New Roman" w:hAnsi="Consolas" w:cs="Times New Roman"/>
-          <w:color w:val="CCCCCC"/>
-          <w:sz w:val="21"/>
-          <w:szCs w:val="21"/>
-          <w:lang w:eastAsia="ru-RU"/>
-        </w:rPr>
-      </w:pPr>
-      <w:r>
-        <w:rPr>
-          <w:rFonts w:ascii="Consolas" w:eastAsia="Times New Roman" w:hAnsi="Consolas" w:cs="Times New Roman"/>
-          <w:color w:val="CCCCCC"/>
-          <w:sz w:val="21"/>
-          <w:szCs w:val="21"/>
-          <w:lang w:val="en-US" w:eastAsia="ru-RU"/>
-        </w:rPr>
-        <w:t xml:space="preserve">        </w:t>
-      </w:r>
-      <w:r>
-        <w:rPr>
-          <w:rFonts w:ascii="Consolas" w:eastAsia="Times New Roman" w:hAnsi="Consolas" w:cs="Times New Roman"/>
-          <w:color w:val="DCDCAA"/>
-          <w:sz w:val="21"/>
-          <w:szCs w:val="21"/>
-          <w:lang w:eastAsia="ru-RU"/>
-        </w:rPr>
-        <w:t>print</w:t>
-      </w:r>
-      <w:r>
-        <w:rPr>
-          <w:rFonts w:ascii="Consolas" w:eastAsia="Times New Roman" w:hAnsi="Consolas" w:cs="Times New Roman"/>
-          <w:color w:val="CCCCCC"/>
-          <w:sz w:val="21"/>
-          <w:szCs w:val="21"/>
-          <w:lang w:eastAsia="ru-RU"/>
-        </w:rPr>
-        <w:t>(</w:t>
-      </w:r>
-      <w:r>
-        <w:rPr>
-          <w:rFonts w:ascii="Consolas" w:eastAsia="Times New Roman" w:hAnsi="Consolas" w:cs="Times New Roman"/>
-          <w:color w:val="CE9178"/>
-          <w:sz w:val="21"/>
-          <w:szCs w:val="21"/>
-          <w:lang w:eastAsia="ru-RU"/>
-        </w:rPr>
-        <w:t>"нажаль, такого універсального варіанту не існує"</w:t>
-      </w:r>
-      <w:r>
-        <w:rPr>
-          <w:rFonts w:ascii="Consolas" w:eastAsia="Times New Roman" w:hAnsi="Consolas" w:cs="Times New Roman"/>
-          <w:color w:val="CCCCCC"/>
-          <w:sz w:val="21"/>
-          <w:szCs w:val="21"/>
-          <w:lang w:eastAsia="ru-RU"/>
-        </w:rPr>
-        <w:t>)</w:t>
-      </w:r>
-    </w:p>
-    <w:p>
-      <w:pPr>
-        <w:shd w:val="clear" w:color="auto" w:fill="1F1F1F"/>
-        <w:spacing w:after="240" w:line="285" w:lineRule="atLeast"/>
-        <w:rPr>
-          <w:rFonts w:ascii="Consolas" w:eastAsia="Times New Roman" w:hAnsi="Consolas" w:cs="Times New Roman"/>
-          <w:color w:val="CCCCCC"/>
-          <w:sz w:val="21"/>
-          <w:szCs w:val="21"/>
-          <w:lang w:eastAsia="ru-RU"/>
         </w:rPr>
       </w:pPr>
     </w:p>
@@ -4071,22 +3924,112 @@
       <w:r>
         <w:rPr>
           <w:rFonts w:ascii="Consolas" w:eastAsia="Times New Roman" w:hAnsi="Consolas" w:cs="Times New Roman"/>
-          <w:color w:val="569CD6"/>
-          <w:sz w:val="21"/>
-          <w:szCs w:val="21"/>
-          <w:lang w:val="en-US" w:eastAsia="ru-RU"/>
-        </w:rPr>
-        <w:t>def</w:t>
-      </w:r>
-      <w:r>
-        <w:rPr>
-          <w:rFonts w:ascii="Consolas" w:eastAsia="Times New Roman" w:hAnsi="Consolas" w:cs="Times New Roman"/>
-          <w:color w:val="CCCCCC"/>
-          <w:sz w:val="21"/>
-          <w:szCs w:val="21"/>
-          <w:lang w:val="en-US" w:eastAsia="ru-RU"/>
-        </w:rPr>
-        <w:t xml:space="preserve"> </w:t>
+          <w:color w:val="CCCCCC"/>
+          <w:sz w:val="21"/>
+          <w:szCs w:val="21"/>
+          <w:lang w:val="en-US" w:eastAsia="ru-RU"/>
+        </w:rPr>
+        <w:t xml:space="preserve">    </w:t>
+      </w:r>
+      <w:r>
+        <w:rPr>
+          <w:rFonts w:ascii="Consolas" w:eastAsia="Times New Roman" w:hAnsi="Consolas" w:cs="Times New Roman"/>
+          <w:color w:val="C586C0"/>
+          <w:sz w:val="21"/>
+          <w:szCs w:val="21"/>
+          <w:lang w:val="en-US" w:eastAsia="ru-RU"/>
+        </w:rPr>
+        <w:t>for</w:t>
+      </w:r>
+      <w:r>
+        <w:rPr>
+          <w:rFonts w:ascii="Consolas" w:eastAsia="Times New Roman" w:hAnsi="Consolas" w:cs="Times New Roman"/>
+          <w:color w:val="CCCCCC"/>
+          <w:sz w:val="21"/>
+          <w:szCs w:val="21"/>
+          <w:lang w:val="en-US" w:eastAsia="ru-RU"/>
+        </w:rPr>
+        <w:t xml:space="preserve"> </w:t>
+      </w:r>
+      <w:r>
+        <w:rPr>
+          <w:rFonts w:ascii="Consolas" w:eastAsia="Times New Roman" w:hAnsi="Consolas" w:cs="Times New Roman"/>
+          <w:color w:val="9CDCFE"/>
+          <w:sz w:val="21"/>
+          <w:szCs w:val="21"/>
+          <w:lang w:val="en-US" w:eastAsia="ru-RU"/>
+        </w:rPr>
+        <w:t>bicycleFeatures</w:t>
+      </w:r>
+      <w:r>
+        <w:rPr>
+          <w:rFonts w:ascii="Consolas" w:eastAsia="Times New Roman" w:hAnsi="Consolas" w:cs="Times New Roman"/>
+          <w:color w:val="CCCCCC"/>
+          <w:sz w:val="21"/>
+          <w:szCs w:val="21"/>
+          <w:lang w:val="en-US" w:eastAsia="ru-RU"/>
+        </w:rPr>
+        <w:t xml:space="preserve">, </w:t>
+      </w:r>
+      <w:r>
+        <w:rPr>
+          <w:rFonts w:ascii="Consolas" w:eastAsia="Times New Roman" w:hAnsi="Consolas" w:cs="Times New Roman"/>
+          <w:color w:val="9CDCFE"/>
+          <w:sz w:val="21"/>
+          <w:szCs w:val="21"/>
+          <w:lang w:val="en-US" w:eastAsia="ru-RU"/>
+        </w:rPr>
+        <w:t>bicycleResult</w:t>
+      </w:r>
+      <w:r>
+        <w:rPr>
+          <w:rFonts w:ascii="Consolas" w:eastAsia="Times New Roman" w:hAnsi="Consolas" w:cs="Times New Roman"/>
+          <w:color w:val="CCCCCC"/>
+          <w:sz w:val="21"/>
+          <w:szCs w:val="21"/>
+          <w:lang w:val="en-US" w:eastAsia="ru-RU"/>
+        </w:rPr>
+        <w:t xml:space="preserve"> </w:t>
+      </w:r>
+      <w:r>
+        <w:rPr>
+          <w:rFonts w:ascii="Consolas" w:eastAsia="Times New Roman" w:hAnsi="Consolas" w:cs="Times New Roman"/>
+          <w:color w:val="C586C0"/>
+          <w:sz w:val="21"/>
+          <w:szCs w:val="21"/>
+          <w:lang w:val="en-US" w:eastAsia="ru-RU"/>
+        </w:rPr>
+        <w:t>in</w:t>
+      </w:r>
+      <w:r>
+        <w:rPr>
+          <w:rFonts w:ascii="Consolas" w:eastAsia="Times New Roman" w:hAnsi="Consolas" w:cs="Times New Roman"/>
+          <w:color w:val="CCCCCC"/>
+          <w:sz w:val="21"/>
+          <w:szCs w:val="21"/>
+          <w:lang w:val="en-US" w:eastAsia="ru-RU"/>
+        </w:rPr>
+        <w:t xml:space="preserve"> </w:t>
+      </w:r>
+      <w:r>
+        <w:rPr>
+          <w:rFonts w:ascii="Consolas" w:eastAsia="Times New Roman" w:hAnsi="Consolas" w:cs="Times New Roman"/>
+          <w:color w:val="9CDCFE"/>
+          <w:sz w:val="21"/>
+          <w:szCs w:val="21"/>
+          <w:lang w:val="en-US" w:eastAsia="ru-RU"/>
+        </w:rPr>
+        <w:t>rules</w:t>
+      </w:r>
+      <w:r>
+        <w:rPr>
+          <w:rFonts w:ascii="Consolas" w:eastAsia="Times New Roman" w:hAnsi="Consolas" w:cs="Times New Roman"/>
+          <w:color w:val="CCCCCC"/>
+          <w:sz w:val="21"/>
+          <w:szCs w:val="21"/>
+          <w:lang w:val="en-US" w:eastAsia="ru-RU"/>
+        </w:rPr>
+        <w:t>.</w:t>
       </w:r>
       <w:r>
         <w:rPr>
@@ -4096,97 +4039,121 @@
           <w:szCs w:val="21"/>
           <w:lang w:val="en-US" w:eastAsia="ru-RU"/>
         </w:rPr>
-        <w:t>askQuestion</w:t>
-      </w:r>
-      <w:r>
-        <w:rPr>
-          <w:rFonts w:ascii="Consolas" w:eastAsia="Times New Roman" w:hAnsi="Consolas" w:cs="Times New Roman"/>
-          <w:color w:val="CCCCCC"/>
-          <w:sz w:val="21"/>
-          <w:szCs w:val="21"/>
-          <w:lang w:val="en-US" w:eastAsia="ru-RU"/>
-        </w:rPr>
-        <w:t>(</w:t>
-      </w:r>
-      <w:r>
-        <w:rPr>
-          <w:rFonts w:ascii="Consolas" w:eastAsia="Times New Roman" w:hAnsi="Consolas" w:cs="Times New Roman"/>
-          <w:color w:val="9CDCFE"/>
-          <w:sz w:val="21"/>
-          <w:szCs w:val="21"/>
-          <w:lang w:val="en-US" w:eastAsia="ru-RU"/>
-        </w:rPr>
-        <w:t>question_key</w:t>
-      </w:r>
-      <w:r>
-        <w:rPr>
-          <w:rFonts w:ascii="Consolas" w:eastAsia="Times New Roman" w:hAnsi="Consolas" w:cs="Times New Roman"/>
-          <w:color w:val="CCCCCC"/>
-          <w:sz w:val="21"/>
-          <w:szCs w:val="21"/>
-          <w:lang w:val="en-US" w:eastAsia="ru-RU"/>
-        </w:rPr>
-        <w:t xml:space="preserve">: </w:t>
-      </w:r>
-      <w:r>
-        <w:rPr>
-          <w:rFonts w:ascii="Consolas" w:eastAsia="Times New Roman" w:hAnsi="Consolas" w:cs="Times New Roman"/>
-          <w:color w:val="4EC9B0"/>
-          <w:sz w:val="21"/>
-          <w:szCs w:val="21"/>
-          <w:lang w:val="en-US" w:eastAsia="ru-RU"/>
-        </w:rPr>
-        <w:t>str</w:t>
-      </w:r>
-      <w:r>
-        <w:rPr>
-          <w:rFonts w:ascii="Consolas" w:eastAsia="Times New Roman" w:hAnsi="Consolas" w:cs="Times New Roman"/>
-          <w:color w:val="CCCCCC"/>
-          <w:sz w:val="21"/>
-          <w:szCs w:val="21"/>
-          <w:lang w:val="en-US" w:eastAsia="ru-RU"/>
-        </w:rPr>
-        <w:t xml:space="preserve">, </w:t>
-      </w:r>
-      <w:r>
-        <w:rPr>
-          <w:rFonts w:ascii="Consolas" w:eastAsia="Times New Roman" w:hAnsi="Consolas" w:cs="Times New Roman"/>
-          <w:color w:val="9CDCFE"/>
-          <w:sz w:val="21"/>
-          <w:szCs w:val="21"/>
-          <w:lang w:val="en-US" w:eastAsia="ru-RU"/>
-        </w:rPr>
-        <w:t>error</w:t>
-      </w:r>
-      <w:r>
-        <w:rPr>
-          <w:rFonts w:ascii="Consolas" w:eastAsia="Times New Roman" w:hAnsi="Consolas" w:cs="Times New Roman"/>
-          <w:color w:val="CCCCCC"/>
-          <w:sz w:val="21"/>
-          <w:szCs w:val="21"/>
-          <w:lang w:val="en-US" w:eastAsia="ru-RU"/>
-        </w:rPr>
-        <w:t xml:space="preserve">: </w:t>
-      </w:r>
-      <w:r>
-        <w:rPr>
-          <w:rFonts w:ascii="Consolas" w:eastAsia="Times New Roman" w:hAnsi="Consolas" w:cs="Times New Roman"/>
-          <w:color w:val="4EC9B0"/>
-          <w:sz w:val="21"/>
-          <w:szCs w:val="21"/>
-          <w:lang w:val="en-US" w:eastAsia="ru-RU"/>
-        </w:rPr>
-        <w:t>bool</w:t>
-      </w:r>
-      <w:r>
-        <w:rPr>
-          <w:rFonts w:ascii="Consolas" w:eastAsia="Times New Roman" w:hAnsi="Consolas" w:cs="Times New Roman"/>
-          <w:color w:val="CCCCCC"/>
-          <w:sz w:val="21"/>
-          <w:szCs w:val="21"/>
-          <w:lang w:val="en-US" w:eastAsia="ru-RU"/>
-        </w:rPr>
-        <w:t>):</w:t>
+        <w:t>items</w:t>
+      </w:r>
+      <w:r>
+        <w:rPr>
+          <w:rFonts w:ascii="Consolas" w:eastAsia="Times New Roman" w:hAnsi="Consolas" w:cs="Times New Roman"/>
+          <w:color w:val="CCCCCC"/>
+          <w:sz w:val="21"/>
+          <w:szCs w:val="21"/>
+          <w:lang w:val="en-US" w:eastAsia="ru-RU"/>
+        </w:rPr>
+        <w:t xml:space="preserve">(): </w:t>
+      </w:r>
+      <w:r>
+        <w:rPr>
+          <w:rFonts w:ascii="Consolas" w:eastAsia="Times New Roman" w:hAnsi="Consolas" w:cs="Times New Roman"/>
+          <w:color w:val="6A9955"/>
+          <w:sz w:val="21"/>
+          <w:szCs w:val="21"/>
+          <w:lang w:val="en-US" w:eastAsia="ru-RU"/>
+        </w:rPr>
+        <w:t>#</w:t>
+      </w:r>
+      <w:r>
+        <w:rPr>
+          <w:rFonts w:ascii="Consolas" w:eastAsia="Times New Roman" w:hAnsi="Consolas" w:cs="Times New Roman"/>
+          <w:color w:val="6A9955"/>
+          <w:sz w:val="21"/>
+          <w:szCs w:val="21"/>
+          <w:lang w:eastAsia="ru-RU"/>
+        </w:rPr>
+        <w:t>проходимо</w:t>
+      </w:r>
+      <w:r>
+        <w:rPr>
+          <w:rFonts w:ascii="Consolas" w:eastAsia="Times New Roman" w:hAnsi="Consolas" w:cs="Times New Roman"/>
+          <w:color w:val="6A9955"/>
+          <w:sz w:val="21"/>
+          <w:szCs w:val="21"/>
+          <w:lang w:val="en-US" w:eastAsia="ru-RU"/>
+        </w:rPr>
+        <w:t xml:space="preserve"> </w:t>
+      </w:r>
+      <w:r>
+        <w:rPr>
+          <w:rFonts w:ascii="Consolas" w:eastAsia="Times New Roman" w:hAnsi="Consolas" w:cs="Times New Roman"/>
+          <w:color w:val="6A9955"/>
+          <w:sz w:val="21"/>
+          <w:szCs w:val="21"/>
+          <w:lang w:eastAsia="ru-RU"/>
+        </w:rPr>
+        <w:t>по</w:t>
+      </w:r>
+      <w:r>
+        <w:rPr>
+          <w:rFonts w:ascii="Consolas" w:eastAsia="Times New Roman" w:hAnsi="Consolas" w:cs="Times New Roman"/>
+          <w:color w:val="6A9955"/>
+          <w:sz w:val="21"/>
+          <w:szCs w:val="21"/>
+          <w:lang w:val="en-US" w:eastAsia="ru-RU"/>
+        </w:rPr>
+        <w:t xml:space="preserve"> </w:t>
+      </w:r>
+      <w:proofErr w:type="spellStart"/>
+      <w:r>
+        <w:rPr>
+          <w:rFonts w:ascii="Consolas" w:eastAsia="Times New Roman" w:hAnsi="Consolas" w:cs="Times New Roman"/>
+          <w:color w:val="6A9955"/>
+          <w:sz w:val="21"/>
+          <w:szCs w:val="21"/>
+          <w:lang w:eastAsia="ru-RU"/>
+        </w:rPr>
+        <w:t>кожній</w:t>
+      </w:r>
+      <w:proofErr w:type="spellEnd"/>
+      <w:r>
+        <w:rPr>
+          <w:rFonts w:ascii="Consolas" w:eastAsia="Times New Roman" w:hAnsi="Consolas" w:cs="Times New Roman"/>
+          <w:color w:val="6A9955"/>
+          <w:sz w:val="21"/>
+          <w:szCs w:val="21"/>
+          <w:lang w:val="en-US" w:eastAsia="ru-RU"/>
+        </w:rPr>
+        <w:t xml:space="preserve"> </w:t>
+      </w:r>
+      <w:proofErr w:type="spellStart"/>
+      <w:r>
+        <w:rPr>
+          <w:rFonts w:ascii="Consolas" w:eastAsia="Times New Roman" w:hAnsi="Consolas" w:cs="Times New Roman"/>
+          <w:color w:val="6A9955"/>
+          <w:sz w:val="21"/>
+          <w:szCs w:val="21"/>
+          <w:lang w:eastAsia="ru-RU"/>
+        </w:rPr>
+        <w:t>парі</w:t>
+      </w:r>
+      <w:proofErr w:type="spellEnd"/>
+      <w:r>
+        <w:rPr>
+          <w:rFonts w:ascii="Consolas" w:eastAsia="Times New Roman" w:hAnsi="Consolas" w:cs="Times New Roman"/>
+          <w:color w:val="6A9955"/>
+          <w:sz w:val="21"/>
+          <w:szCs w:val="21"/>
+          <w:lang w:val="en-US" w:eastAsia="ru-RU"/>
+        </w:rPr>
+        <w:t xml:space="preserve"> </w:t>
+      </w:r>
+      <w:r>
+        <w:rPr>
+          <w:rFonts w:ascii="Consolas" w:eastAsia="Times New Roman" w:hAnsi="Consolas" w:cs="Times New Roman"/>
+          <w:color w:val="6A9955"/>
+          <w:sz w:val="21"/>
+          <w:szCs w:val="21"/>
+          <w:lang w:eastAsia="ru-RU"/>
+        </w:rPr>
+        <w:t>правил</w:t>
       </w:r>
     </w:p>
     <w:p>
@@ -4209,7 +4176,385 @@
           <w:szCs w:val="21"/>
           <w:lang w:val="en-US" w:eastAsia="ru-RU"/>
         </w:rPr>
-        <w:t xml:space="preserve">    </w:t>
+        <w:t xml:space="preserve">        </w:t>
+      </w:r>
+      <w:r>
+        <w:rPr>
+          <w:rFonts w:ascii="Consolas" w:eastAsia="Times New Roman" w:hAnsi="Consolas" w:cs="Times New Roman"/>
+          <w:color w:val="C586C0"/>
+          <w:sz w:val="21"/>
+          <w:szCs w:val="21"/>
+          <w:lang w:val="en-US" w:eastAsia="ru-RU"/>
+        </w:rPr>
+        <w:t>if</w:t>
+      </w:r>
+      <w:r>
+        <w:rPr>
+          <w:rFonts w:ascii="Consolas" w:eastAsia="Times New Roman" w:hAnsi="Consolas" w:cs="Times New Roman"/>
+          <w:color w:val="CCCCCC"/>
+          <w:sz w:val="21"/>
+          <w:szCs w:val="21"/>
+          <w:lang w:val="en-US" w:eastAsia="ru-RU"/>
+        </w:rPr>
+        <w:t xml:space="preserve"> </w:t>
+      </w:r>
+      <w:r>
+        <w:rPr>
+          <w:rFonts w:ascii="Consolas" w:eastAsia="Times New Roman" w:hAnsi="Consolas" w:cs="Times New Roman"/>
+          <w:color w:val="DCDCAA"/>
+          <w:sz w:val="21"/>
+          <w:szCs w:val="21"/>
+          <w:lang w:val="en-US" w:eastAsia="ru-RU"/>
+        </w:rPr>
+        <w:t>all</w:t>
+      </w:r>
+      <w:r>
+        <w:rPr>
+          <w:rFonts w:ascii="Consolas" w:eastAsia="Times New Roman" w:hAnsi="Consolas" w:cs="Times New Roman"/>
+          <w:color w:val="CCCCCC"/>
+          <w:sz w:val="21"/>
+          <w:szCs w:val="21"/>
+          <w:lang w:val="en-US" w:eastAsia="ru-RU"/>
+        </w:rPr>
+        <w:t>(</w:t>
+      </w:r>
+      <w:r>
+        <w:rPr>
+          <w:rFonts w:ascii="Consolas" w:eastAsia="Times New Roman" w:hAnsi="Consolas" w:cs="Times New Roman"/>
+          <w:color w:val="9CDCFE"/>
+          <w:sz w:val="21"/>
+          <w:szCs w:val="21"/>
+          <w:lang w:val="en-US" w:eastAsia="ru-RU"/>
+        </w:rPr>
+        <w:t>feature</w:t>
+      </w:r>
+      <w:r>
+        <w:rPr>
+          <w:rFonts w:ascii="Consolas" w:eastAsia="Times New Roman" w:hAnsi="Consolas" w:cs="Times New Roman"/>
+          <w:color w:val="CCCCCC"/>
+          <w:sz w:val="21"/>
+          <w:szCs w:val="21"/>
+          <w:lang w:val="en-US" w:eastAsia="ru-RU"/>
+        </w:rPr>
+        <w:t xml:space="preserve"> </w:t>
+      </w:r>
+      <w:r>
+        <w:rPr>
+          <w:rFonts w:ascii="Consolas" w:eastAsia="Times New Roman" w:hAnsi="Consolas" w:cs="Times New Roman"/>
+          <w:color w:val="C586C0"/>
+          <w:sz w:val="21"/>
+          <w:szCs w:val="21"/>
+          <w:lang w:val="en-US" w:eastAsia="ru-RU"/>
+        </w:rPr>
+        <w:t>in</w:t>
+      </w:r>
+      <w:r>
+        <w:rPr>
+          <w:rFonts w:ascii="Consolas" w:eastAsia="Times New Roman" w:hAnsi="Consolas" w:cs="Times New Roman"/>
+          <w:color w:val="CCCCCC"/>
+          <w:sz w:val="21"/>
+          <w:szCs w:val="21"/>
+          <w:lang w:val="en-US" w:eastAsia="ru-RU"/>
+        </w:rPr>
+        <w:t xml:space="preserve"> </w:t>
+      </w:r>
+      <w:r>
+        <w:rPr>
+          <w:rFonts w:ascii="Consolas" w:eastAsia="Times New Roman" w:hAnsi="Consolas" w:cs="Times New Roman"/>
+          <w:color w:val="9CDCFE"/>
+          <w:sz w:val="21"/>
+          <w:szCs w:val="21"/>
+          <w:lang w:val="en-US" w:eastAsia="ru-RU"/>
+        </w:rPr>
+        <w:t>features</w:t>
+      </w:r>
+      <w:r>
+        <w:rPr>
+          <w:rFonts w:ascii="Consolas" w:eastAsia="Times New Roman" w:hAnsi="Consolas" w:cs="Times New Roman"/>
+          <w:color w:val="CCCCCC"/>
+          <w:sz w:val="21"/>
+          <w:szCs w:val="21"/>
+          <w:lang w:val="en-US" w:eastAsia="ru-RU"/>
+        </w:rPr>
+        <w:t xml:space="preserve"> </w:t>
+      </w:r>
+      <w:r>
+        <w:rPr>
+          <w:rFonts w:ascii="Consolas" w:eastAsia="Times New Roman" w:hAnsi="Consolas" w:cs="Times New Roman"/>
+          <w:color w:val="C586C0"/>
+          <w:sz w:val="21"/>
+          <w:szCs w:val="21"/>
+          <w:lang w:val="en-US" w:eastAsia="ru-RU"/>
+        </w:rPr>
+        <w:t>for</w:t>
+      </w:r>
+      <w:r>
+        <w:rPr>
+          <w:rFonts w:ascii="Consolas" w:eastAsia="Times New Roman" w:hAnsi="Consolas" w:cs="Times New Roman"/>
+          <w:color w:val="CCCCCC"/>
+          <w:sz w:val="21"/>
+          <w:szCs w:val="21"/>
+          <w:lang w:val="en-US" w:eastAsia="ru-RU"/>
+        </w:rPr>
+        <w:t xml:space="preserve"> </w:t>
+      </w:r>
+      <w:r>
+        <w:rPr>
+          <w:rFonts w:ascii="Consolas" w:eastAsia="Times New Roman" w:hAnsi="Consolas" w:cs="Times New Roman"/>
+          <w:color w:val="9CDCFE"/>
+          <w:sz w:val="21"/>
+          <w:szCs w:val="21"/>
+          <w:lang w:val="en-US" w:eastAsia="ru-RU"/>
+        </w:rPr>
+        <w:t>feature</w:t>
+      </w:r>
+      <w:r>
+        <w:rPr>
+          <w:rFonts w:ascii="Consolas" w:eastAsia="Times New Roman" w:hAnsi="Consolas" w:cs="Times New Roman"/>
+          <w:color w:val="CCCCCC"/>
+          <w:sz w:val="21"/>
+          <w:szCs w:val="21"/>
+          <w:lang w:val="en-US" w:eastAsia="ru-RU"/>
+        </w:rPr>
+        <w:t xml:space="preserve"> </w:t>
+      </w:r>
+      <w:r>
+        <w:rPr>
+          <w:rFonts w:ascii="Consolas" w:eastAsia="Times New Roman" w:hAnsi="Consolas" w:cs="Times New Roman"/>
+          <w:color w:val="C586C0"/>
+          <w:sz w:val="21"/>
+          <w:szCs w:val="21"/>
+          <w:lang w:val="en-US" w:eastAsia="ru-RU"/>
+        </w:rPr>
+        <w:t>in</w:t>
+      </w:r>
+      <w:r>
+        <w:rPr>
+          <w:rFonts w:ascii="Consolas" w:eastAsia="Times New Roman" w:hAnsi="Consolas" w:cs="Times New Roman"/>
+          <w:color w:val="CCCCCC"/>
+          <w:sz w:val="21"/>
+          <w:szCs w:val="21"/>
+          <w:lang w:val="en-US" w:eastAsia="ru-RU"/>
+        </w:rPr>
+        <w:t xml:space="preserve"> </w:t>
+      </w:r>
+      <w:r>
+        <w:rPr>
+          <w:rFonts w:ascii="Consolas" w:eastAsia="Times New Roman" w:hAnsi="Consolas" w:cs="Times New Roman"/>
+          <w:color w:val="9CDCFE"/>
+          <w:sz w:val="21"/>
+          <w:szCs w:val="21"/>
+          <w:lang w:val="en-US" w:eastAsia="ru-RU"/>
+        </w:rPr>
+        <w:t>bicycleFeatures</w:t>
+      </w:r>
+      <w:r>
+        <w:rPr>
+          <w:rFonts w:ascii="Consolas" w:eastAsia="Times New Roman" w:hAnsi="Consolas" w:cs="Times New Roman"/>
+          <w:color w:val="CCCCCC"/>
+          <w:sz w:val="21"/>
+          <w:szCs w:val="21"/>
+          <w:lang w:val="en-US" w:eastAsia="ru-RU"/>
+        </w:rPr>
+        <w:t xml:space="preserve">): </w:t>
+      </w:r>
+      <w:r>
+        <w:rPr>
+          <w:rFonts w:ascii="Consolas" w:eastAsia="Times New Roman" w:hAnsi="Consolas" w:cs="Times New Roman"/>
+          <w:color w:val="6A9955"/>
+          <w:sz w:val="21"/>
+          <w:szCs w:val="21"/>
+          <w:lang w:val="en-US" w:eastAsia="ru-RU"/>
+        </w:rPr>
+        <w:t>#</w:t>
+      </w:r>
+      <w:r>
+        <w:rPr>
+          <w:rFonts w:ascii="Consolas" w:eastAsia="Times New Roman" w:hAnsi="Consolas" w:cs="Times New Roman"/>
+          <w:color w:val="6A9955"/>
+          <w:sz w:val="21"/>
+          <w:szCs w:val="21"/>
+          <w:lang w:eastAsia="ru-RU"/>
+        </w:rPr>
+        <w:t>якщо</w:t>
+      </w:r>
+      <w:r>
+        <w:rPr>
+          <w:rFonts w:ascii="Consolas" w:eastAsia="Times New Roman" w:hAnsi="Consolas" w:cs="Times New Roman"/>
+          <w:color w:val="6A9955"/>
+          <w:sz w:val="21"/>
+          <w:szCs w:val="21"/>
+          <w:lang w:val="en-US" w:eastAsia="ru-RU"/>
+        </w:rPr>
+        <w:t xml:space="preserve"> </w:t>
+      </w:r>
+      <w:r>
+        <w:rPr>
+          <w:rFonts w:ascii="Consolas" w:eastAsia="Times New Roman" w:hAnsi="Consolas" w:cs="Times New Roman"/>
+          <w:color w:val="6A9955"/>
+          <w:sz w:val="21"/>
+          <w:szCs w:val="21"/>
+          <w:lang w:eastAsia="ru-RU"/>
+        </w:rPr>
+        <w:t>список</w:t>
+      </w:r>
+      <w:r>
+        <w:rPr>
+          <w:rFonts w:ascii="Consolas" w:eastAsia="Times New Roman" w:hAnsi="Consolas" w:cs="Times New Roman"/>
+          <w:color w:val="6A9955"/>
+          <w:sz w:val="21"/>
+          <w:szCs w:val="21"/>
+          <w:lang w:val="en-US" w:eastAsia="ru-RU"/>
+        </w:rPr>
+        <w:t xml:space="preserve"> </w:t>
+      </w:r>
+      <w:r>
+        <w:rPr>
+          <w:rFonts w:ascii="Consolas" w:eastAsia="Times New Roman" w:hAnsi="Consolas" w:cs="Times New Roman"/>
+          <w:color w:val="6A9955"/>
+          <w:sz w:val="21"/>
+          <w:szCs w:val="21"/>
+          <w:lang w:eastAsia="ru-RU"/>
+        </w:rPr>
+        <w:t>потреб</w:t>
+      </w:r>
+      <w:r>
+        <w:rPr>
+          <w:rFonts w:ascii="Consolas" w:eastAsia="Times New Roman" w:hAnsi="Consolas" w:cs="Times New Roman"/>
+          <w:color w:val="6A9955"/>
+          <w:sz w:val="21"/>
+          <w:szCs w:val="21"/>
+          <w:lang w:val="en-US" w:eastAsia="ru-RU"/>
+        </w:rPr>
+        <w:t xml:space="preserve"> </w:t>
+      </w:r>
+      <w:proofErr w:type="spellStart"/>
+      <w:r>
+        <w:rPr>
+          <w:rFonts w:ascii="Consolas" w:eastAsia="Times New Roman" w:hAnsi="Consolas" w:cs="Times New Roman"/>
+          <w:color w:val="6A9955"/>
+          <w:sz w:val="21"/>
+          <w:szCs w:val="21"/>
+          <w:lang w:eastAsia="ru-RU"/>
+        </w:rPr>
+        <w:t>користувача</w:t>
+      </w:r>
+      <w:proofErr w:type="spellEnd"/>
+      <w:r>
+        <w:rPr>
+          <w:rFonts w:ascii="Consolas" w:eastAsia="Times New Roman" w:hAnsi="Consolas" w:cs="Times New Roman"/>
+          <w:color w:val="6A9955"/>
+          <w:sz w:val="21"/>
+          <w:szCs w:val="21"/>
+          <w:lang w:val="en-US" w:eastAsia="ru-RU"/>
+        </w:rPr>
+        <w:t xml:space="preserve"> </w:t>
+      </w:r>
+      <w:proofErr w:type="spellStart"/>
+      <w:r>
+        <w:rPr>
+          <w:rFonts w:ascii="Consolas" w:eastAsia="Times New Roman" w:hAnsi="Consolas" w:cs="Times New Roman"/>
+          <w:color w:val="6A9955"/>
+          <w:sz w:val="21"/>
+          <w:szCs w:val="21"/>
+          <w:lang w:eastAsia="ru-RU"/>
+        </w:rPr>
+        <w:t>збігається</w:t>
+      </w:r>
+      <w:proofErr w:type="spellEnd"/>
+      <w:r>
+        <w:rPr>
+          <w:rFonts w:ascii="Consolas" w:eastAsia="Times New Roman" w:hAnsi="Consolas" w:cs="Times New Roman"/>
+          <w:color w:val="6A9955"/>
+          <w:sz w:val="21"/>
+          <w:szCs w:val="21"/>
+          <w:lang w:val="en-US" w:eastAsia="ru-RU"/>
+        </w:rPr>
+        <w:t xml:space="preserve"> </w:t>
+      </w:r>
+      <w:proofErr w:type="spellStart"/>
+      <w:r>
+        <w:rPr>
+          <w:rFonts w:ascii="Consolas" w:eastAsia="Times New Roman" w:hAnsi="Consolas" w:cs="Times New Roman"/>
+          <w:color w:val="6A9955"/>
+          <w:sz w:val="21"/>
+          <w:szCs w:val="21"/>
+          <w:lang w:eastAsia="ru-RU"/>
+        </w:rPr>
+        <w:t>зі</w:t>
+      </w:r>
+      <w:proofErr w:type="spellEnd"/>
+      <w:r>
+        <w:rPr>
+          <w:rFonts w:ascii="Consolas" w:eastAsia="Times New Roman" w:hAnsi="Consolas" w:cs="Times New Roman"/>
+          <w:color w:val="6A9955"/>
+          <w:sz w:val="21"/>
+          <w:szCs w:val="21"/>
+          <w:lang w:val="en-US" w:eastAsia="ru-RU"/>
+        </w:rPr>
+        <w:t xml:space="preserve"> </w:t>
+      </w:r>
+      <w:r>
+        <w:rPr>
+          <w:rFonts w:ascii="Consolas" w:eastAsia="Times New Roman" w:hAnsi="Consolas" w:cs="Times New Roman"/>
+          <w:color w:val="6A9955"/>
+          <w:sz w:val="21"/>
+          <w:szCs w:val="21"/>
+          <w:lang w:eastAsia="ru-RU"/>
+        </w:rPr>
+        <w:t>списком</w:t>
+      </w:r>
+      <w:r>
+        <w:rPr>
+          <w:rFonts w:ascii="Consolas" w:eastAsia="Times New Roman" w:hAnsi="Consolas" w:cs="Times New Roman"/>
+          <w:color w:val="6A9955"/>
+          <w:sz w:val="21"/>
+          <w:szCs w:val="21"/>
+          <w:lang w:val="en-US" w:eastAsia="ru-RU"/>
+        </w:rPr>
+        <w:t xml:space="preserve"> </w:t>
+      </w:r>
+      <w:r>
+        <w:rPr>
+          <w:rFonts w:ascii="Consolas" w:eastAsia="Times New Roman" w:hAnsi="Consolas" w:cs="Times New Roman"/>
+          <w:color w:val="6A9955"/>
+          <w:sz w:val="21"/>
+          <w:szCs w:val="21"/>
+          <w:lang w:eastAsia="ru-RU"/>
+        </w:rPr>
+        <w:t>характеристик</w:t>
+      </w:r>
+      <w:r>
+        <w:rPr>
+          <w:rFonts w:ascii="Consolas" w:eastAsia="Times New Roman" w:hAnsi="Consolas" w:cs="Times New Roman"/>
+          <w:color w:val="6A9955"/>
+          <w:sz w:val="21"/>
+          <w:szCs w:val="21"/>
+          <w:lang w:val="en-US" w:eastAsia="ru-RU"/>
+        </w:rPr>
+        <w:t xml:space="preserve"> </w:t>
+      </w:r>
+      <w:proofErr w:type="spellStart"/>
+      <w:r>
+        <w:rPr>
+          <w:rFonts w:ascii="Consolas" w:eastAsia="Times New Roman" w:hAnsi="Consolas" w:cs="Times New Roman"/>
+          <w:color w:val="6A9955"/>
+          <w:sz w:val="21"/>
+          <w:szCs w:val="21"/>
+          <w:lang w:eastAsia="ru-RU"/>
+        </w:rPr>
+        <w:t>велсипеда</w:t>
+      </w:r>
+      <w:proofErr w:type="spellEnd"/>
+      <w:r>
+        <w:rPr>
+          <w:rFonts w:ascii="Consolas" w:eastAsia="Times New Roman" w:hAnsi="Consolas" w:cs="Times New Roman"/>
+          <w:color w:val="6A9955"/>
+          <w:sz w:val="21"/>
+          <w:szCs w:val="21"/>
+          <w:lang w:val="en-US" w:eastAsia="ru-RU"/>
+        </w:rPr>
+        <w:t>,</w:t>
       </w:r>
     </w:p>
     <w:p>
@@ -4221,7 +4566,7 @@
           <w:color w:val="CCCCCC"/>
           <w:sz w:val="21"/>
           <w:szCs w:val="21"/>
-          <w:lang w:eastAsia="ru-RU"/>
+          <w:lang w:val="en-US" w:eastAsia="ru-RU"/>
         </w:rPr>
       </w:pPr>
       <w:r>
@@ -4232,25 +4577,211 @@
           <w:szCs w:val="21"/>
           <w:lang w:val="en-US" w:eastAsia="ru-RU"/>
         </w:rPr>
-        <w:t xml:space="preserve">    </w:t>
-      </w:r>
-      <w:r>
-        <w:rPr>
-          <w:rFonts w:ascii="Consolas" w:eastAsia="Times New Roman" w:hAnsi="Consolas" w:cs="Times New Roman"/>
-          <w:color w:val="C586C0"/>
-          <w:sz w:val="21"/>
-          <w:szCs w:val="21"/>
-          <w:lang w:eastAsia="ru-RU"/>
-        </w:rPr>
-        <w:t>if</w:t>
-      </w:r>
-      <w:r>
-        <w:rPr>
-          <w:rFonts w:ascii="Consolas" w:eastAsia="Times New Roman" w:hAnsi="Consolas" w:cs="Times New Roman"/>
-          <w:color w:val="CCCCCC"/>
-          <w:sz w:val="21"/>
-          <w:szCs w:val="21"/>
-          <w:lang w:eastAsia="ru-RU"/>
+        <w:t xml:space="preserve">            </w:t>
+      </w:r>
+      <w:r>
+        <w:rPr>
+          <w:rFonts w:ascii="Consolas" w:eastAsia="Times New Roman" w:hAnsi="Consolas" w:cs="Times New Roman"/>
+          <w:color w:val="DCDCAA"/>
+          <w:sz w:val="21"/>
+          <w:szCs w:val="21"/>
+          <w:lang w:val="en-US" w:eastAsia="ru-RU"/>
+        </w:rPr>
+        <w:t>print</w:t>
+      </w:r>
+      <w:r>
+        <w:rPr>
+          <w:rFonts w:ascii="Consolas" w:eastAsia="Times New Roman" w:hAnsi="Consolas" w:cs="Times New Roman"/>
+          <w:color w:val="CCCCCC"/>
+          <w:sz w:val="21"/>
+          <w:szCs w:val="21"/>
+          <w:lang w:val="en-US" w:eastAsia="ru-RU"/>
+        </w:rPr>
+        <w:t>(</w:t>
+      </w:r>
+      <w:r>
+        <w:rPr>
+          <w:rFonts w:ascii="Consolas" w:eastAsia="Times New Roman" w:hAnsi="Consolas" w:cs="Times New Roman"/>
+          <w:color w:val="CE9178"/>
+          <w:sz w:val="21"/>
+          <w:szCs w:val="21"/>
+          <w:lang w:val="en-US" w:eastAsia="ru-RU"/>
+        </w:rPr>
+        <w:t>"</w:t>
+      </w:r>
+      <w:proofErr w:type="spellStart"/>
+      <w:r>
+        <w:rPr>
+          <w:rFonts w:ascii="Consolas" w:eastAsia="Times New Roman" w:hAnsi="Consolas" w:cs="Times New Roman"/>
+          <w:color w:val="CE9178"/>
+          <w:sz w:val="21"/>
+          <w:szCs w:val="21"/>
+          <w:lang w:eastAsia="ru-RU"/>
+        </w:rPr>
+        <w:t>варіант</w:t>
+      </w:r>
+      <w:proofErr w:type="spellEnd"/>
+      <w:r>
+        <w:rPr>
+          <w:rFonts w:ascii="Consolas" w:eastAsia="Times New Roman" w:hAnsi="Consolas" w:cs="Times New Roman"/>
+          <w:color w:val="CE9178"/>
+          <w:sz w:val="21"/>
+          <w:szCs w:val="21"/>
+          <w:lang w:val="en-US" w:eastAsia="ru-RU"/>
+        </w:rPr>
+        <w:t xml:space="preserve"> </w:t>
+      </w:r>
+      <w:proofErr w:type="spellStart"/>
+      <w:r>
+        <w:rPr>
+          <w:rFonts w:ascii="Consolas" w:eastAsia="Times New Roman" w:hAnsi="Consolas" w:cs="Times New Roman"/>
+          <w:color w:val="CE9178"/>
+          <w:sz w:val="21"/>
+          <w:szCs w:val="21"/>
+          <w:lang w:eastAsia="ru-RU"/>
+        </w:rPr>
+        <w:t>знайдено</w:t>
+      </w:r>
+      <w:proofErr w:type="spellEnd"/>
+      <w:r>
+        <w:rPr>
+          <w:rFonts w:ascii="Consolas" w:eastAsia="Times New Roman" w:hAnsi="Consolas" w:cs="Times New Roman"/>
+          <w:color w:val="CE9178"/>
+          <w:sz w:val="21"/>
+          <w:szCs w:val="21"/>
+          <w:lang w:val="en-US" w:eastAsia="ru-RU"/>
+        </w:rPr>
+        <w:t>:</w:t>
+      </w:r>
+      <w:r>
+        <w:rPr>
+          <w:rFonts w:ascii="Consolas" w:eastAsia="Times New Roman" w:hAnsi="Consolas" w:cs="Times New Roman"/>
+          <w:color w:val="D7BA7D"/>
+          <w:sz w:val="21"/>
+          <w:szCs w:val="21"/>
+          <w:lang w:val="en-US" w:eastAsia="ru-RU"/>
+        </w:rPr>
+        <w:t>\n</w:t>
+      </w:r>
+      <w:r>
+        <w:rPr>
+          <w:rFonts w:ascii="Consolas" w:eastAsia="Times New Roman" w:hAnsi="Consolas" w:cs="Times New Roman"/>
+          <w:color w:val="CE9178"/>
+          <w:sz w:val="21"/>
+          <w:szCs w:val="21"/>
+          <w:lang w:val="en-US" w:eastAsia="ru-RU"/>
+        </w:rPr>
+        <w:t>"</w:t>
+      </w:r>
+      <w:r>
+        <w:rPr>
+          <w:rFonts w:ascii="Consolas" w:eastAsia="Times New Roman" w:hAnsi="Consolas" w:cs="Times New Roman"/>
+          <w:color w:val="CCCCCC"/>
+          <w:sz w:val="21"/>
+          <w:szCs w:val="21"/>
+          <w:lang w:val="en-US" w:eastAsia="ru-RU"/>
+        </w:rPr>
+        <w:t xml:space="preserve"> </w:t>
+      </w:r>
+      <w:r>
+        <w:rPr>
+          <w:rFonts w:ascii="Consolas" w:eastAsia="Times New Roman" w:hAnsi="Consolas" w:cs="Times New Roman"/>
+          <w:color w:val="D4D4D4"/>
+          <w:sz w:val="21"/>
+          <w:szCs w:val="21"/>
+          <w:lang w:val="en-US" w:eastAsia="ru-RU"/>
+        </w:rPr>
+        <w:t>+</w:t>
+      </w:r>
+      <w:r>
+        <w:rPr>
+          <w:rFonts w:ascii="Consolas" w:eastAsia="Times New Roman" w:hAnsi="Consolas" w:cs="Times New Roman"/>
+          <w:color w:val="CCCCCC"/>
+          <w:sz w:val="21"/>
+          <w:szCs w:val="21"/>
+          <w:lang w:val="en-US" w:eastAsia="ru-RU"/>
+        </w:rPr>
+        <w:t xml:space="preserve"> </w:t>
+      </w:r>
+      <w:r>
+        <w:rPr>
+          <w:rFonts w:ascii="Consolas" w:eastAsia="Times New Roman" w:hAnsi="Consolas" w:cs="Times New Roman"/>
+          <w:color w:val="CE9178"/>
+          <w:sz w:val="21"/>
+          <w:szCs w:val="21"/>
+          <w:lang w:val="en-US" w:eastAsia="ru-RU"/>
+        </w:rPr>
+        <w:t>"</w:t>
+      </w:r>
+      <w:r>
+        <w:rPr>
+          <w:rFonts w:ascii="Consolas" w:eastAsia="Times New Roman" w:hAnsi="Consolas" w:cs="Times New Roman"/>
+          <w:color w:val="CE9178"/>
+          <w:sz w:val="21"/>
+          <w:szCs w:val="21"/>
+          <w:lang w:eastAsia="ru-RU"/>
+        </w:rPr>
+        <w:t>вам</w:t>
+      </w:r>
+      <w:r>
+        <w:rPr>
+          <w:rFonts w:ascii="Consolas" w:eastAsia="Times New Roman" w:hAnsi="Consolas" w:cs="Times New Roman"/>
+          <w:color w:val="CE9178"/>
+          <w:sz w:val="21"/>
+          <w:szCs w:val="21"/>
+          <w:lang w:val="en-US" w:eastAsia="ru-RU"/>
+        </w:rPr>
+        <w:t xml:space="preserve"> </w:t>
+      </w:r>
+      <w:proofErr w:type="spellStart"/>
+      <w:r>
+        <w:rPr>
+          <w:rFonts w:ascii="Consolas" w:eastAsia="Times New Roman" w:hAnsi="Consolas" w:cs="Times New Roman"/>
+          <w:color w:val="CE9178"/>
+          <w:sz w:val="21"/>
+          <w:szCs w:val="21"/>
+          <w:lang w:eastAsia="ru-RU"/>
+        </w:rPr>
+        <w:t>підходить</w:t>
+      </w:r>
+      <w:proofErr w:type="spellEnd"/>
+      <w:r>
+        <w:rPr>
+          <w:rFonts w:ascii="Consolas" w:eastAsia="Times New Roman" w:hAnsi="Consolas" w:cs="Times New Roman"/>
+          <w:color w:val="CE9178"/>
+          <w:sz w:val="21"/>
+          <w:szCs w:val="21"/>
+          <w:lang w:val="en-US" w:eastAsia="ru-RU"/>
+        </w:rPr>
+        <w:t>:"</w:t>
+      </w:r>
+      <w:r>
+        <w:rPr>
+          <w:rFonts w:ascii="Consolas" w:eastAsia="Times New Roman" w:hAnsi="Consolas" w:cs="Times New Roman"/>
+          <w:color w:val="CCCCCC"/>
+          <w:sz w:val="21"/>
+          <w:szCs w:val="21"/>
+          <w:lang w:val="en-US" w:eastAsia="ru-RU"/>
+        </w:rPr>
+        <w:t xml:space="preserve"> </w:t>
+      </w:r>
+      <w:r>
+        <w:rPr>
+          <w:rFonts w:ascii="Consolas" w:eastAsia="Times New Roman" w:hAnsi="Consolas" w:cs="Times New Roman"/>
+          <w:color w:val="D4D4D4"/>
+          <w:sz w:val="21"/>
+          <w:szCs w:val="21"/>
+          <w:lang w:val="en-US" w:eastAsia="ru-RU"/>
+        </w:rPr>
+        <w:t>+</w:t>
+      </w:r>
+      <w:r>
+        <w:rPr>
+          <w:rFonts w:ascii="Consolas" w:eastAsia="Times New Roman" w:hAnsi="Consolas" w:cs="Times New Roman"/>
+          <w:color w:val="CCCCCC"/>
+          <w:sz w:val="21"/>
+          <w:szCs w:val="21"/>
+          <w:lang w:val="en-US" w:eastAsia="ru-RU"/>
         </w:rPr>
         <w:t xml:space="preserve"> </w:t>
       </w:r>
@@ -4260,59 +4791,19 @@
           <w:color w:val="9CDCFE"/>
           <w:sz w:val="21"/>
           <w:szCs w:val="21"/>
-          <w:lang w:eastAsia="ru-RU"/>
-        </w:rPr>
-        <w:t>error</w:t>
-      </w:r>
-      <w:r>
-        <w:rPr>
-          <w:rFonts w:ascii="Consolas" w:eastAsia="Times New Roman" w:hAnsi="Consolas" w:cs="Times New Roman"/>
-          <w:color w:val="CCCCCC"/>
-          <w:sz w:val="21"/>
-          <w:szCs w:val="21"/>
-          <w:lang w:eastAsia="ru-RU"/>
-        </w:rPr>
-        <w:t xml:space="preserve"> </w:t>
-      </w:r>
-      <w:r>
-        <w:rPr>
-          <w:rFonts w:ascii="Consolas" w:eastAsia="Times New Roman" w:hAnsi="Consolas" w:cs="Times New Roman"/>
-          <w:color w:val="D4D4D4"/>
-          <w:sz w:val="21"/>
-          <w:szCs w:val="21"/>
-          <w:lang w:eastAsia="ru-RU"/>
-        </w:rPr>
-        <w:t>==</w:t>
-      </w:r>
-      <w:r>
-        <w:rPr>
-          <w:rFonts w:ascii="Consolas" w:eastAsia="Times New Roman" w:hAnsi="Consolas" w:cs="Times New Roman"/>
-          <w:color w:val="CCCCCC"/>
-          <w:sz w:val="21"/>
-          <w:szCs w:val="21"/>
-          <w:lang w:eastAsia="ru-RU"/>
-        </w:rPr>
-        <w:t xml:space="preserve"> </w:t>
-      </w:r>
-      <w:r>
-        <w:rPr>
-          <w:rFonts w:ascii="Consolas" w:eastAsia="Times New Roman" w:hAnsi="Consolas" w:cs="Times New Roman"/>
-          <w:color w:val="4FC1FF"/>
-          <w:sz w:val="21"/>
-          <w:szCs w:val="21"/>
-          <w:lang w:eastAsia="ru-RU"/>
-        </w:rPr>
-        <w:t>True</w:t>
-      </w:r>
-      <w:r>
-        <w:rPr>
-          <w:rFonts w:ascii="Consolas" w:eastAsia="Times New Roman" w:hAnsi="Consolas" w:cs="Times New Roman"/>
-          <w:color w:val="CCCCCC"/>
-          <w:sz w:val="21"/>
-          <w:szCs w:val="21"/>
-          <w:lang w:eastAsia="ru-RU"/>
-        </w:rPr>
-        <w:t>:</w:t>
+          <w:lang w:val="en-US" w:eastAsia="ru-RU"/>
+        </w:rPr>
+        <w:t>bicycleResult</w:t>
+      </w:r>
+      <w:r>
+        <w:rPr>
+          <w:rFonts w:ascii="Consolas" w:eastAsia="Times New Roman" w:hAnsi="Consolas" w:cs="Times New Roman"/>
+          <w:color w:val="CCCCCC"/>
+          <w:sz w:val="21"/>
+          <w:szCs w:val="21"/>
+          <w:lang w:val="en-US" w:eastAsia="ru-RU"/>
+        </w:rPr>
+        <w:t>)</w:t>
       </w:r>
     </w:p>
     <w:p>
@@ -4324,7 +4815,7 @@
           <w:color w:val="CCCCCC"/>
           <w:sz w:val="21"/>
           <w:szCs w:val="21"/>
-          <w:lang w:eastAsia="ru-RU"/>
+          <w:lang w:val="en-US" w:eastAsia="ru-RU"/>
         </w:rPr>
       </w:pPr>
       <w:r>
@@ -4333,49 +4824,59 @@
           <w:color w:val="CCCCCC"/>
           <w:sz w:val="21"/>
           <w:szCs w:val="21"/>
-          <w:lang w:eastAsia="ru-RU"/>
-        </w:rPr>
-        <w:t xml:space="preserve">        </w:t>
-      </w:r>
-      <w:r>
-        <w:rPr>
-          <w:rFonts w:ascii="Consolas" w:eastAsia="Times New Roman" w:hAnsi="Consolas" w:cs="Times New Roman"/>
-          <w:color w:val="DCDCAA"/>
-          <w:sz w:val="21"/>
-          <w:szCs w:val="21"/>
-          <w:lang w:eastAsia="ru-RU"/>
-        </w:rPr>
-        <w:t>print</w:t>
-      </w:r>
-      <w:r>
-        <w:rPr>
-          <w:rFonts w:ascii="Consolas" w:eastAsia="Times New Roman" w:hAnsi="Consolas" w:cs="Times New Roman"/>
-          <w:color w:val="CCCCCC"/>
-          <w:sz w:val="21"/>
-          <w:szCs w:val="21"/>
-          <w:lang w:eastAsia="ru-RU"/>
-        </w:rPr>
-        <w:t>(</w:t>
-      </w:r>
-      <w:r>
-        <w:rPr>
-          <w:rFonts w:ascii="Consolas" w:eastAsia="Times New Roman" w:hAnsi="Consolas" w:cs="Times New Roman"/>
-          <w:color w:val="CE9178"/>
-          <w:sz w:val="21"/>
-          <w:szCs w:val="21"/>
-          <w:lang w:eastAsia="ru-RU"/>
-        </w:rPr>
-        <w:t>"Ви ввели неправильне значення відповіді, спробуйте ще раз"</w:t>
-      </w:r>
-      <w:r>
-        <w:rPr>
-          <w:rFonts w:ascii="Consolas" w:eastAsia="Times New Roman" w:hAnsi="Consolas" w:cs="Times New Roman"/>
-          <w:color w:val="CCCCCC"/>
-          <w:sz w:val="21"/>
-          <w:szCs w:val="21"/>
-          <w:lang w:eastAsia="ru-RU"/>
-        </w:rPr>
-        <w:t>)</w:t>
+          <w:lang w:val="en-US" w:eastAsia="ru-RU"/>
+        </w:rPr>
+        <w:t xml:space="preserve">            </w:t>
+      </w:r>
+      <w:r>
+        <w:rPr>
+          <w:rFonts w:ascii="Consolas" w:eastAsia="Times New Roman" w:hAnsi="Consolas" w:cs="Times New Roman"/>
+          <w:color w:val="9CDCFE"/>
+          <w:sz w:val="21"/>
+          <w:szCs w:val="21"/>
+          <w:lang w:val="en-US" w:eastAsia="ru-RU"/>
+        </w:rPr>
+        <w:t>resultIsFound</w:t>
+      </w:r>
+      <w:r>
+        <w:rPr>
+          <w:rFonts w:ascii="Consolas" w:eastAsia="Times New Roman" w:hAnsi="Consolas" w:cs="Times New Roman"/>
+          <w:color w:val="CCCCCC"/>
+          <w:sz w:val="21"/>
+          <w:szCs w:val="21"/>
+          <w:lang w:val="en-US" w:eastAsia="ru-RU"/>
+        </w:rPr>
+        <w:t xml:space="preserve"> </w:t>
+      </w:r>
+      <w:r>
+        <w:rPr>
+          <w:rFonts w:ascii="Consolas" w:eastAsia="Times New Roman" w:hAnsi="Consolas" w:cs="Times New Roman"/>
+          <w:color w:val="D4D4D4"/>
+          <w:sz w:val="21"/>
+          <w:szCs w:val="21"/>
+          <w:lang w:val="en-US" w:eastAsia="ru-RU"/>
+        </w:rPr>
+        <w:t>=</w:t>
+      </w:r>
+      <w:r>
+        <w:rPr>
+          <w:rFonts w:ascii="Consolas" w:eastAsia="Times New Roman" w:hAnsi="Consolas" w:cs="Times New Roman"/>
+          <w:color w:val="CCCCCC"/>
+          <w:sz w:val="21"/>
+          <w:szCs w:val="21"/>
+          <w:lang w:val="en-US" w:eastAsia="ru-RU"/>
+        </w:rPr>
+        <w:t xml:space="preserve"> </w:t>
+      </w:r>
+      <w:r>
+        <w:rPr>
+          <w:rFonts w:ascii="Consolas" w:eastAsia="Times New Roman" w:hAnsi="Consolas" w:cs="Times New Roman"/>
+          <w:color w:val="4FC1FF"/>
+          <w:sz w:val="21"/>
+          <w:szCs w:val="21"/>
+          <w:lang w:val="en-US" w:eastAsia="ru-RU"/>
+        </w:rPr>
+        <w:t>True</w:t>
       </w:r>
     </w:p>
     <w:p>
@@ -4387,7 +4888,7 @@
           <w:color w:val="CCCCCC"/>
           <w:sz w:val="21"/>
           <w:szCs w:val="21"/>
-          <w:lang w:eastAsia="ru-RU"/>
+          <w:lang w:val="en-US" w:eastAsia="ru-RU"/>
         </w:rPr>
       </w:pPr>
       <w:r>
@@ -4396,9 +4897,19 @@
           <w:color w:val="CCCCCC"/>
           <w:sz w:val="21"/>
           <w:szCs w:val="21"/>
-          <w:lang w:eastAsia="ru-RU"/>
-        </w:rPr>
-        <w:t xml:space="preserve">    </w:t>
+          <w:lang w:val="en-US" w:eastAsia="ru-RU"/>
+        </w:rPr>
+        <w:t xml:space="preserve">            </w:t>
+      </w:r>
+      <w:r>
+        <w:rPr>
+          <w:rFonts w:ascii="Consolas" w:eastAsia="Times New Roman" w:hAnsi="Consolas" w:cs="Times New Roman"/>
+          <w:color w:val="C586C0"/>
+          <w:sz w:val="21"/>
+          <w:szCs w:val="21"/>
+          <w:lang w:val="en-US" w:eastAsia="ru-RU"/>
+        </w:rPr>
+        <w:t>break</w:t>
       </w:r>
     </w:p>
     <w:p>
@@ -4419,29 +4930,29 @@
           <w:color w:val="CCCCCC"/>
           <w:sz w:val="21"/>
           <w:szCs w:val="21"/>
-          <w:lang w:eastAsia="ru-RU"/>
+          <w:lang w:val="en-US" w:eastAsia="ru-RU"/>
         </w:rPr>
         <w:t xml:space="preserve">    </w:t>
       </w:r>
       <w:r>
         <w:rPr>
           <w:rFonts w:ascii="Consolas" w:eastAsia="Times New Roman" w:hAnsi="Consolas" w:cs="Times New Roman"/>
-          <w:color w:val="DCDCAA"/>
-          <w:sz w:val="21"/>
-          <w:szCs w:val="21"/>
-          <w:lang w:val="en-US" w:eastAsia="ru-RU"/>
-        </w:rPr>
-        <w:t>print</w:t>
-      </w:r>
-      <w:r>
-        <w:rPr>
-          <w:rFonts w:ascii="Consolas" w:eastAsia="Times New Roman" w:hAnsi="Consolas" w:cs="Times New Roman"/>
-          <w:color w:val="CCCCCC"/>
-          <w:sz w:val="21"/>
-          <w:szCs w:val="21"/>
-          <w:lang w:val="en-US" w:eastAsia="ru-RU"/>
-        </w:rPr>
-        <w:t>(</w:t>
+          <w:color w:val="C586C0"/>
+          <w:sz w:val="21"/>
+          <w:szCs w:val="21"/>
+          <w:lang w:val="en-US" w:eastAsia="ru-RU"/>
+        </w:rPr>
+        <w:t>if</w:t>
+      </w:r>
+      <w:r>
+        <w:rPr>
+          <w:rFonts w:ascii="Consolas" w:eastAsia="Times New Roman" w:hAnsi="Consolas" w:cs="Times New Roman"/>
+          <w:color w:val="CCCCCC"/>
+          <w:sz w:val="21"/>
+          <w:szCs w:val="21"/>
+          <w:lang w:val="en-US" w:eastAsia="ru-RU"/>
+        </w:rPr>
+        <w:t xml:space="preserve"> </w:t>
       </w:r>
       <w:r>
         <w:rPr>
@@ -4451,17 +4962,57 @@
           <w:szCs w:val="21"/>
           <w:lang w:val="en-US" w:eastAsia="ru-RU"/>
         </w:rPr>
-        <w:t>question_key</w:t>
-      </w:r>
-      <w:r>
-        <w:rPr>
-          <w:rFonts w:ascii="Consolas" w:eastAsia="Times New Roman" w:hAnsi="Consolas" w:cs="Times New Roman"/>
-          <w:color w:val="CCCCCC"/>
-          <w:sz w:val="21"/>
-          <w:szCs w:val="21"/>
-          <w:lang w:val="en-US" w:eastAsia="ru-RU"/>
-        </w:rPr>
-        <w:t>)</w:t>
+        <w:t>resultIsFound</w:t>
+      </w:r>
+      <w:r>
+        <w:rPr>
+          <w:rFonts w:ascii="Consolas" w:eastAsia="Times New Roman" w:hAnsi="Consolas" w:cs="Times New Roman"/>
+          <w:color w:val="CCCCCC"/>
+          <w:sz w:val="21"/>
+          <w:szCs w:val="21"/>
+          <w:lang w:val="en-US" w:eastAsia="ru-RU"/>
+        </w:rPr>
+        <w:t xml:space="preserve"> </w:t>
+      </w:r>
+      <w:r>
+        <w:rPr>
+          <w:rFonts w:ascii="Consolas" w:eastAsia="Times New Roman" w:hAnsi="Consolas" w:cs="Times New Roman"/>
+          <w:color w:val="D4D4D4"/>
+          <w:sz w:val="21"/>
+          <w:szCs w:val="21"/>
+          <w:lang w:val="en-US" w:eastAsia="ru-RU"/>
+        </w:rPr>
+        <w:t>==</w:t>
+      </w:r>
+      <w:r>
+        <w:rPr>
+          <w:rFonts w:ascii="Consolas" w:eastAsia="Times New Roman" w:hAnsi="Consolas" w:cs="Times New Roman"/>
+          <w:color w:val="CCCCCC"/>
+          <w:sz w:val="21"/>
+          <w:szCs w:val="21"/>
+          <w:lang w:val="en-US" w:eastAsia="ru-RU"/>
+        </w:rPr>
+        <w:t xml:space="preserve"> </w:t>
+      </w:r>
+      <w:r>
+        <w:rPr>
+          <w:rFonts w:ascii="Consolas" w:eastAsia="Times New Roman" w:hAnsi="Consolas" w:cs="Times New Roman"/>
+          <w:color w:val="4FC1FF"/>
+          <w:sz w:val="21"/>
+          <w:szCs w:val="21"/>
+          <w:lang w:val="en-US" w:eastAsia="ru-RU"/>
+        </w:rPr>
+        <w:t>False</w:t>
+      </w:r>
+      <w:r>
+        <w:rPr>
+          <w:rFonts w:ascii="Consolas" w:eastAsia="Times New Roman" w:hAnsi="Consolas" w:cs="Times New Roman"/>
+          <w:color w:val="CCCCCC"/>
+          <w:sz w:val="21"/>
+          <w:szCs w:val="21"/>
+          <w:lang w:val="en-US" w:eastAsia="ru-RU"/>
+        </w:rPr>
+        <w:t>:</w:t>
       </w:r>
     </w:p>
     <w:p>
@@ -4473,7 +5024,7 @@
           <w:color w:val="CCCCCC"/>
           <w:sz w:val="21"/>
           <w:szCs w:val="21"/>
-          <w:lang w:val="en-US" w:eastAsia="ru-RU"/>
+          <w:lang w:eastAsia="ru-RU"/>
         </w:rPr>
       </w:pPr>
       <w:r>
@@ -4484,25 +5035,28 @@
           <w:szCs w:val="21"/>
           <w:lang w:val="en-US" w:eastAsia="ru-RU"/>
         </w:rPr>
-        <w:t xml:space="preserve">    </w:t>
-      </w:r>
+        <w:lastRenderedPageBreak/>
+        <w:t xml:space="preserve">        </w:t>
+      </w:r>
+      <w:proofErr w:type="spellStart"/>
       <w:r>
         <w:rPr>
           <w:rFonts w:ascii="Consolas" w:eastAsia="Times New Roman" w:hAnsi="Consolas" w:cs="Times New Roman"/>
           <w:color w:val="DCDCAA"/>
           <w:sz w:val="21"/>
           <w:szCs w:val="21"/>
-          <w:lang w:val="en-US" w:eastAsia="ru-RU"/>
+          <w:lang w:eastAsia="ru-RU"/>
         </w:rPr>
         <w:t>print</w:t>
       </w:r>
-      <w:r>
-        <w:rPr>
-          <w:rFonts w:ascii="Consolas" w:eastAsia="Times New Roman" w:hAnsi="Consolas" w:cs="Times New Roman"/>
-          <w:color w:val="CCCCCC"/>
-          <w:sz w:val="21"/>
-          <w:szCs w:val="21"/>
-          <w:lang w:val="en-US" w:eastAsia="ru-RU"/>
+      <w:proofErr w:type="spellEnd"/>
+      <w:r>
+        <w:rPr>
+          <w:rFonts w:ascii="Consolas" w:eastAsia="Times New Roman" w:hAnsi="Consolas" w:cs="Times New Roman"/>
+          <w:color w:val="CCCCCC"/>
+          <w:sz w:val="21"/>
+          <w:szCs w:val="21"/>
+          <w:lang w:eastAsia="ru-RU"/>
         </w:rPr>
         <w:t>(</w:t>
       </w:r>
@@ -4512,97 +5066,105 @@
           <w:color w:val="CE9178"/>
           <w:sz w:val="21"/>
           <w:szCs w:val="21"/>
-          <w:lang w:val="en-US" w:eastAsia="ru-RU"/>
+          <w:lang w:eastAsia="ru-RU"/>
         </w:rPr>
         <w:t>"</w:t>
       </w:r>
-      <w:r>
-        <w:rPr>
-          <w:rFonts w:ascii="Consolas" w:eastAsia="Times New Roman" w:hAnsi="Consolas" w:cs="Times New Roman"/>
-          <w:color w:val="CE9178"/>
-          <w:sz w:val="21"/>
-          <w:szCs w:val="21"/>
-          <w:lang w:eastAsia="ru-RU"/>
-        </w:rPr>
-        <w:t>введіть</w:t>
-      </w:r>
-      <w:r>
-        <w:rPr>
-          <w:rFonts w:ascii="Consolas" w:eastAsia="Times New Roman" w:hAnsi="Consolas" w:cs="Times New Roman"/>
-          <w:color w:val="CE9178"/>
-          <w:sz w:val="21"/>
-          <w:szCs w:val="21"/>
-          <w:lang w:val="en-US" w:eastAsia="ru-RU"/>
-        </w:rPr>
-        <w:t xml:space="preserve"> Y(</w:t>
-      </w:r>
-      <w:r>
-        <w:rPr>
-          <w:rFonts w:ascii="Consolas" w:eastAsia="Times New Roman" w:hAnsi="Consolas" w:cs="Times New Roman"/>
-          <w:color w:val="CE9178"/>
-          <w:sz w:val="21"/>
-          <w:szCs w:val="21"/>
-          <w:lang w:eastAsia="ru-RU"/>
-        </w:rPr>
-        <w:t>так</w:t>
-      </w:r>
-      <w:r>
-        <w:rPr>
-          <w:rFonts w:ascii="Consolas" w:eastAsia="Times New Roman" w:hAnsi="Consolas" w:cs="Times New Roman"/>
-          <w:color w:val="CE9178"/>
-          <w:sz w:val="21"/>
-          <w:szCs w:val="21"/>
-          <w:lang w:val="en-US" w:eastAsia="ru-RU"/>
-        </w:rPr>
-        <w:t xml:space="preserve">) </w:t>
-      </w:r>
-      <w:r>
-        <w:rPr>
-          <w:rFonts w:ascii="Consolas" w:eastAsia="Times New Roman" w:hAnsi="Consolas" w:cs="Times New Roman"/>
-          <w:color w:val="CE9178"/>
-          <w:sz w:val="21"/>
-          <w:szCs w:val="21"/>
-          <w:lang w:eastAsia="ru-RU"/>
-        </w:rPr>
-        <w:t>або</w:t>
-      </w:r>
-      <w:r>
-        <w:rPr>
-          <w:rFonts w:ascii="Consolas" w:eastAsia="Times New Roman" w:hAnsi="Consolas" w:cs="Times New Roman"/>
-          <w:color w:val="CE9178"/>
-          <w:sz w:val="21"/>
-          <w:szCs w:val="21"/>
-          <w:lang w:val="en-US" w:eastAsia="ru-RU"/>
-        </w:rPr>
-        <w:t xml:space="preserve"> N(</w:t>
-      </w:r>
-      <w:r>
-        <w:rPr>
-          <w:rFonts w:ascii="Consolas" w:eastAsia="Times New Roman" w:hAnsi="Consolas" w:cs="Times New Roman"/>
-          <w:color w:val="CE9178"/>
-          <w:sz w:val="21"/>
-          <w:szCs w:val="21"/>
-          <w:lang w:eastAsia="ru-RU"/>
-        </w:rPr>
-        <w:t>ні</w:t>
-      </w:r>
-      <w:r>
-        <w:rPr>
-          <w:rFonts w:ascii="Consolas" w:eastAsia="Times New Roman" w:hAnsi="Consolas" w:cs="Times New Roman"/>
-          <w:color w:val="CE9178"/>
-          <w:sz w:val="21"/>
-          <w:szCs w:val="21"/>
-          <w:lang w:val="en-US" w:eastAsia="ru-RU"/>
-        </w:rPr>
-        <w:t>)"</w:t>
-      </w:r>
-      <w:r>
-        <w:rPr>
-          <w:rFonts w:ascii="Consolas" w:eastAsia="Times New Roman" w:hAnsi="Consolas" w:cs="Times New Roman"/>
-          <w:color w:val="CCCCCC"/>
-          <w:sz w:val="21"/>
-          <w:szCs w:val="21"/>
-          <w:lang w:val="en-US" w:eastAsia="ru-RU"/>
+      <w:proofErr w:type="spellStart"/>
+      <w:r>
+        <w:rPr>
+          <w:rFonts w:ascii="Consolas" w:eastAsia="Times New Roman" w:hAnsi="Consolas" w:cs="Times New Roman"/>
+          <w:color w:val="CE9178"/>
+          <w:sz w:val="21"/>
+          <w:szCs w:val="21"/>
+          <w:lang w:eastAsia="ru-RU"/>
+        </w:rPr>
+        <w:t>нажаль</w:t>
+      </w:r>
+      <w:proofErr w:type="spellEnd"/>
+      <w:r>
+        <w:rPr>
+          <w:rFonts w:ascii="Consolas" w:eastAsia="Times New Roman" w:hAnsi="Consolas" w:cs="Times New Roman"/>
+          <w:color w:val="CE9178"/>
+          <w:sz w:val="21"/>
+          <w:szCs w:val="21"/>
+          <w:lang w:eastAsia="ru-RU"/>
+        </w:rPr>
+        <w:t xml:space="preserve">, такого </w:t>
+      </w:r>
+      <w:proofErr w:type="spellStart"/>
+      <w:r>
+        <w:rPr>
+          <w:rFonts w:ascii="Consolas" w:eastAsia="Times New Roman" w:hAnsi="Consolas" w:cs="Times New Roman"/>
+          <w:color w:val="CE9178"/>
+          <w:sz w:val="21"/>
+          <w:szCs w:val="21"/>
+          <w:lang w:eastAsia="ru-RU"/>
+        </w:rPr>
+        <w:t>універсального</w:t>
+      </w:r>
+      <w:proofErr w:type="spellEnd"/>
+      <w:r>
+        <w:rPr>
+          <w:rFonts w:ascii="Consolas" w:eastAsia="Times New Roman" w:hAnsi="Consolas" w:cs="Times New Roman"/>
+          <w:color w:val="CE9178"/>
+          <w:sz w:val="21"/>
+          <w:szCs w:val="21"/>
+          <w:lang w:eastAsia="ru-RU"/>
+        </w:rPr>
+        <w:t xml:space="preserve"> </w:t>
+      </w:r>
+      <w:proofErr w:type="spellStart"/>
+      <w:r>
+        <w:rPr>
+          <w:rFonts w:ascii="Consolas" w:eastAsia="Times New Roman" w:hAnsi="Consolas" w:cs="Times New Roman"/>
+          <w:color w:val="CE9178"/>
+          <w:sz w:val="21"/>
+          <w:szCs w:val="21"/>
+          <w:lang w:eastAsia="ru-RU"/>
+        </w:rPr>
+        <w:t>варіанту</w:t>
+      </w:r>
+      <w:proofErr w:type="spellEnd"/>
+      <w:r>
+        <w:rPr>
+          <w:rFonts w:ascii="Consolas" w:eastAsia="Times New Roman" w:hAnsi="Consolas" w:cs="Times New Roman"/>
+          <w:color w:val="CE9178"/>
+          <w:sz w:val="21"/>
+          <w:szCs w:val="21"/>
+          <w:lang w:eastAsia="ru-RU"/>
+        </w:rPr>
+        <w:t xml:space="preserve"> не </w:t>
+      </w:r>
+      <w:proofErr w:type="spellStart"/>
+      <w:r>
+        <w:rPr>
+          <w:rFonts w:ascii="Consolas" w:eastAsia="Times New Roman" w:hAnsi="Consolas" w:cs="Times New Roman"/>
+          <w:color w:val="CE9178"/>
+          <w:sz w:val="21"/>
+          <w:szCs w:val="21"/>
+          <w:lang w:eastAsia="ru-RU"/>
+        </w:rPr>
+        <w:t>існує</w:t>
+      </w:r>
+      <w:proofErr w:type="spellEnd"/>
+      <w:r>
+        <w:rPr>
+          <w:rFonts w:ascii="Consolas" w:eastAsia="Times New Roman" w:hAnsi="Consolas" w:cs="Times New Roman"/>
+          <w:color w:val="CE9178"/>
+          <w:sz w:val="21"/>
+          <w:szCs w:val="21"/>
+          <w:lang w:eastAsia="ru-RU"/>
+        </w:rPr>
+        <w:t>"</w:t>
+      </w:r>
+      <w:r>
+        <w:rPr>
+          <w:rFonts w:ascii="Consolas" w:eastAsia="Times New Roman" w:hAnsi="Consolas" w:cs="Times New Roman"/>
+          <w:color w:val="CCCCCC"/>
+          <w:sz w:val="21"/>
+          <w:szCs w:val="21"/>
+          <w:lang w:eastAsia="ru-RU"/>
         </w:rPr>
         <w:t>)</w:t>
       </w:r>
@@ -4610,591 +5172,13 @@
     <w:p>
       <w:pPr>
         <w:shd w:val="clear" w:color="auto" w:fill="1F1F1F"/>
-        <w:spacing w:after="0" w:line="285" w:lineRule="atLeast"/>
-        <w:rPr>
-          <w:rFonts w:ascii="Consolas" w:eastAsia="Times New Roman" w:hAnsi="Consolas" w:cs="Times New Roman"/>
-          <w:color w:val="CCCCCC"/>
-          <w:sz w:val="21"/>
-          <w:szCs w:val="21"/>
-          <w:lang w:val="en-US" w:eastAsia="ru-RU"/>
-        </w:rPr>
-      </w:pPr>
-      <w:r>
-        <w:rPr>
-          <w:rFonts w:ascii="Consolas" w:eastAsia="Times New Roman" w:hAnsi="Consolas" w:cs="Times New Roman"/>
-          <w:color w:val="CCCCCC"/>
-          <w:sz w:val="21"/>
-          <w:szCs w:val="21"/>
-          <w:lang w:val="en-US" w:eastAsia="ru-RU"/>
-        </w:rPr>
-        <w:t xml:space="preserve">    </w:t>
-      </w:r>
-      <w:r>
-        <w:rPr>
-          <w:rFonts w:ascii="Consolas" w:eastAsia="Times New Roman" w:hAnsi="Consolas" w:cs="Times New Roman"/>
-          <w:color w:val="9CDCFE"/>
-          <w:sz w:val="21"/>
-          <w:szCs w:val="21"/>
-          <w:lang w:val="en-US" w:eastAsia="ru-RU"/>
-        </w:rPr>
-        <w:t>answer</w:t>
-      </w:r>
-      <w:r>
-        <w:rPr>
-          <w:rFonts w:ascii="Consolas" w:eastAsia="Times New Roman" w:hAnsi="Consolas" w:cs="Times New Roman"/>
-          <w:color w:val="CCCCCC"/>
-          <w:sz w:val="21"/>
-          <w:szCs w:val="21"/>
-          <w:lang w:val="en-US" w:eastAsia="ru-RU"/>
-        </w:rPr>
-        <w:t xml:space="preserve">: </w:t>
-      </w:r>
-      <w:r>
-        <w:rPr>
-          <w:rFonts w:ascii="Consolas" w:eastAsia="Times New Roman" w:hAnsi="Consolas" w:cs="Times New Roman"/>
-          <w:color w:val="4EC9B0"/>
-          <w:sz w:val="21"/>
-          <w:szCs w:val="21"/>
-          <w:lang w:val="en-US" w:eastAsia="ru-RU"/>
-        </w:rPr>
-        <w:t>str</w:t>
-      </w:r>
-      <w:r>
-        <w:rPr>
-          <w:rFonts w:ascii="Consolas" w:eastAsia="Times New Roman" w:hAnsi="Consolas" w:cs="Times New Roman"/>
-          <w:color w:val="CCCCCC"/>
-          <w:sz w:val="21"/>
-          <w:szCs w:val="21"/>
-          <w:lang w:val="en-US" w:eastAsia="ru-RU"/>
-        </w:rPr>
-        <w:t xml:space="preserve"> </w:t>
-      </w:r>
-      <w:r>
-        <w:rPr>
-          <w:rFonts w:ascii="Consolas" w:eastAsia="Times New Roman" w:hAnsi="Consolas" w:cs="Times New Roman"/>
-          <w:color w:val="D4D4D4"/>
-          <w:sz w:val="21"/>
-          <w:szCs w:val="21"/>
-          <w:lang w:val="en-US" w:eastAsia="ru-RU"/>
-        </w:rPr>
-        <w:t>=</w:t>
-      </w:r>
-      <w:r>
-        <w:rPr>
-          <w:rFonts w:ascii="Consolas" w:eastAsia="Times New Roman" w:hAnsi="Consolas" w:cs="Times New Roman"/>
-          <w:color w:val="CCCCCC"/>
-          <w:sz w:val="21"/>
-          <w:szCs w:val="21"/>
-          <w:lang w:val="en-US" w:eastAsia="ru-RU"/>
-        </w:rPr>
-        <w:t xml:space="preserve"> </w:t>
-      </w:r>
-      <w:r>
-        <w:rPr>
-          <w:rFonts w:ascii="Consolas" w:eastAsia="Times New Roman" w:hAnsi="Consolas" w:cs="Times New Roman"/>
-          <w:color w:val="DCDCAA"/>
-          <w:sz w:val="21"/>
-          <w:szCs w:val="21"/>
-          <w:lang w:val="en-US" w:eastAsia="ru-RU"/>
-        </w:rPr>
-        <w:t>input</w:t>
-      </w:r>
-      <w:r>
-        <w:rPr>
-          <w:rFonts w:ascii="Consolas" w:eastAsia="Times New Roman" w:hAnsi="Consolas" w:cs="Times New Roman"/>
-          <w:color w:val="CCCCCC"/>
-          <w:sz w:val="21"/>
-          <w:szCs w:val="21"/>
-          <w:lang w:val="en-US" w:eastAsia="ru-RU"/>
-        </w:rPr>
-        <w:t>()</w:t>
-      </w:r>
-    </w:p>
-    <w:p>
-      <w:pPr>
-        <w:shd w:val="clear" w:color="auto" w:fill="1F1F1F"/>
-        <w:spacing w:after="0" w:line="285" w:lineRule="atLeast"/>
-        <w:rPr>
-          <w:rFonts w:ascii="Consolas" w:eastAsia="Times New Roman" w:hAnsi="Consolas" w:cs="Times New Roman"/>
-          <w:color w:val="CCCCCC"/>
-          <w:sz w:val="21"/>
-          <w:szCs w:val="21"/>
-          <w:lang w:val="en-US" w:eastAsia="ru-RU"/>
-        </w:rPr>
-      </w:pPr>
-      <w:r>
-        <w:rPr>
-          <w:rFonts w:ascii="Consolas" w:eastAsia="Times New Roman" w:hAnsi="Consolas" w:cs="Times New Roman"/>
-          <w:color w:val="CCCCCC"/>
-          <w:sz w:val="21"/>
-          <w:szCs w:val="21"/>
-          <w:lang w:val="en-US" w:eastAsia="ru-RU"/>
-        </w:rPr>
-        <w:t xml:space="preserve">    </w:t>
-      </w:r>
-      <w:r>
-        <w:rPr>
-          <w:rFonts w:ascii="Consolas" w:eastAsia="Times New Roman" w:hAnsi="Consolas" w:cs="Times New Roman"/>
-          <w:color w:val="C586C0"/>
-          <w:sz w:val="21"/>
-          <w:szCs w:val="21"/>
-          <w:lang w:val="en-US" w:eastAsia="ru-RU"/>
-        </w:rPr>
-        <w:t>if</w:t>
-      </w:r>
-      <w:r>
-        <w:rPr>
-          <w:rFonts w:ascii="Consolas" w:eastAsia="Times New Roman" w:hAnsi="Consolas" w:cs="Times New Roman"/>
-          <w:color w:val="CCCCCC"/>
-          <w:sz w:val="21"/>
-          <w:szCs w:val="21"/>
-          <w:lang w:val="en-US" w:eastAsia="ru-RU"/>
-        </w:rPr>
-        <w:t xml:space="preserve"> </w:t>
-      </w:r>
-      <w:r>
-        <w:rPr>
-          <w:rFonts w:ascii="Consolas" w:eastAsia="Times New Roman" w:hAnsi="Consolas" w:cs="Times New Roman"/>
-          <w:color w:val="9CDCFE"/>
-          <w:sz w:val="21"/>
-          <w:szCs w:val="21"/>
-          <w:lang w:val="en-US" w:eastAsia="ru-RU"/>
-        </w:rPr>
-        <w:t>answer</w:t>
-      </w:r>
-      <w:r>
-        <w:rPr>
-          <w:rFonts w:ascii="Consolas" w:eastAsia="Times New Roman" w:hAnsi="Consolas" w:cs="Times New Roman"/>
-          <w:color w:val="CCCCCC"/>
-          <w:sz w:val="21"/>
-          <w:szCs w:val="21"/>
-          <w:lang w:val="en-US" w:eastAsia="ru-RU"/>
-        </w:rPr>
-        <w:t>.</w:t>
-      </w:r>
-      <w:r>
-        <w:rPr>
-          <w:rFonts w:ascii="Consolas" w:eastAsia="Times New Roman" w:hAnsi="Consolas" w:cs="Times New Roman"/>
-          <w:color w:val="DCDCAA"/>
-          <w:sz w:val="21"/>
-          <w:szCs w:val="21"/>
-          <w:lang w:val="en-US" w:eastAsia="ru-RU"/>
-        </w:rPr>
-        <w:t>lower</w:t>
-      </w:r>
-      <w:r>
-        <w:rPr>
-          <w:rFonts w:ascii="Consolas" w:eastAsia="Times New Roman" w:hAnsi="Consolas" w:cs="Times New Roman"/>
-          <w:color w:val="CCCCCC"/>
-          <w:sz w:val="21"/>
-          <w:szCs w:val="21"/>
-          <w:lang w:val="en-US" w:eastAsia="ru-RU"/>
-        </w:rPr>
-        <w:t xml:space="preserve">() </w:t>
-      </w:r>
-      <w:r>
-        <w:rPr>
-          <w:rFonts w:ascii="Consolas" w:eastAsia="Times New Roman" w:hAnsi="Consolas" w:cs="Times New Roman"/>
-          <w:color w:val="D4D4D4"/>
-          <w:sz w:val="21"/>
-          <w:szCs w:val="21"/>
-          <w:lang w:val="en-US" w:eastAsia="ru-RU"/>
-        </w:rPr>
-        <w:t>==</w:t>
-      </w:r>
-      <w:r>
-        <w:rPr>
-          <w:rFonts w:ascii="Consolas" w:eastAsia="Times New Roman" w:hAnsi="Consolas" w:cs="Times New Roman"/>
-          <w:color w:val="CCCCCC"/>
-          <w:sz w:val="21"/>
-          <w:szCs w:val="21"/>
-          <w:lang w:val="en-US" w:eastAsia="ru-RU"/>
-        </w:rPr>
-        <w:t xml:space="preserve"> </w:t>
-      </w:r>
-      <w:r>
-        <w:rPr>
-          <w:rFonts w:ascii="Consolas" w:eastAsia="Times New Roman" w:hAnsi="Consolas" w:cs="Times New Roman"/>
-          <w:color w:val="CE9178"/>
-          <w:sz w:val="21"/>
-          <w:szCs w:val="21"/>
-          <w:lang w:val="en-US" w:eastAsia="ru-RU"/>
-        </w:rPr>
-        <w:t>"y"</w:t>
-      </w:r>
-      <w:r>
-        <w:rPr>
-          <w:rFonts w:ascii="Consolas" w:eastAsia="Times New Roman" w:hAnsi="Consolas" w:cs="Times New Roman"/>
-          <w:color w:val="CCCCCC"/>
-          <w:sz w:val="21"/>
-          <w:szCs w:val="21"/>
-          <w:lang w:val="en-US" w:eastAsia="ru-RU"/>
-        </w:rPr>
-        <w:t>:</w:t>
-      </w:r>
-    </w:p>
-    <w:p>
-      <w:pPr>
-        <w:shd w:val="clear" w:color="auto" w:fill="1F1F1F"/>
-        <w:spacing w:after="0" w:line="285" w:lineRule="atLeast"/>
-        <w:rPr>
-          <w:rFonts w:ascii="Consolas" w:eastAsia="Times New Roman" w:hAnsi="Consolas" w:cs="Times New Roman"/>
-          <w:color w:val="CCCCCC"/>
-          <w:sz w:val="21"/>
-          <w:szCs w:val="21"/>
-          <w:lang w:val="en-US" w:eastAsia="ru-RU"/>
-        </w:rPr>
-      </w:pPr>
-      <w:r>
-        <w:rPr>
-          <w:rFonts w:ascii="Consolas" w:eastAsia="Times New Roman" w:hAnsi="Consolas" w:cs="Times New Roman"/>
-          <w:color w:val="CCCCCC"/>
-          <w:sz w:val="21"/>
-          <w:szCs w:val="21"/>
-          <w:lang w:val="en-US" w:eastAsia="ru-RU"/>
-        </w:rPr>
-        <w:t xml:space="preserve">        </w:t>
-      </w:r>
-      <w:r>
-        <w:rPr>
-          <w:rFonts w:ascii="Consolas" w:eastAsia="Times New Roman" w:hAnsi="Consolas" w:cs="Times New Roman"/>
-          <w:color w:val="C586C0"/>
-          <w:sz w:val="21"/>
-          <w:szCs w:val="21"/>
-          <w:lang w:val="en-US" w:eastAsia="ru-RU"/>
-        </w:rPr>
-        <w:t>return</w:t>
-      </w:r>
-      <w:r>
-        <w:rPr>
-          <w:rFonts w:ascii="Consolas" w:eastAsia="Times New Roman" w:hAnsi="Consolas" w:cs="Times New Roman"/>
-          <w:color w:val="CCCCCC"/>
-          <w:sz w:val="21"/>
-          <w:szCs w:val="21"/>
-          <w:lang w:val="en-US" w:eastAsia="ru-RU"/>
-        </w:rPr>
-        <w:t xml:space="preserve"> </w:t>
-      </w:r>
-      <w:r>
-        <w:rPr>
-          <w:rFonts w:ascii="Consolas" w:eastAsia="Times New Roman" w:hAnsi="Consolas" w:cs="Times New Roman"/>
-          <w:color w:val="4FC1FF"/>
-          <w:sz w:val="21"/>
-          <w:szCs w:val="21"/>
-          <w:lang w:val="en-US" w:eastAsia="ru-RU"/>
-        </w:rPr>
-        <w:t>True</w:t>
-      </w:r>
-    </w:p>
-    <w:p>
-      <w:pPr>
-        <w:shd w:val="clear" w:color="auto" w:fill="1F1F1F"/>
-        <w:spacing w:after="0" w:line="285" w:lineRule="atLeast"/>
-        <w:rPr>
-          <w:rFonts w:ascii="Consolas" w:eastAsia="Times New Roman" w:hAnsi="Consolas" w:cs="Times New Roman"/>
-          <w:color w:val="CCCCCC"/>
-          <w:sz w:val="21"/>
-          <w:szCs w:val="21"/>
-          <w:lang w:val="en-US" w:eastAsia="ru-RU"/>
-        </w:rPr>
-      </w:pPr>
-      <w:r>
-        <w:rPr>
-          <w:rFonts w:ascii="Consolas" w:eastAsia="Times New Roman" w:hAnsi="Consolas" w:cs="Times New Roman"/>
-          <w:color w:val="CCCCCC"/>
-          <w:sz w:val="21"/>
-          <w:szCs w:val="21"/>
-          <w:lang w:val="en-US" w:eastAsia="ru-RU"/>
-        </w:rPr>
-        <w:t xml:space="preserve">    </w:t>
-      </w:r>
-      <w:r>
-        <w:rPr>
-          <w:rFonts w:ascii="Consolas" w:eastAsia="Times New Roman" w:hAnsi="Consolas" w:cs="Times New Roman"/>
-          <w:color w:val="C586C0"/>
-          <w:sz w:val="21"/>
-          <w:szCs w:val="21"/>
-          <w:lang w:val="en-US" w:eastAsia="ru-RU"/>
-        </w:rPr>
-        <w:t>elif</w:t>
-      </w:r>
-      <w:r>
-        <w:rPr>
-          <w:rFonts w:ascii="Consolas" w:eastAsia="Times New Roman" w:hAnsi="Consolas" w:cs="Times New Roman"/>
-          <w:color w:val="CCCCCC"/>
-          <w:sz w:val="21"/>
-          <w:szCs w:val="21"/>
-          <w:lang w:val="en-US" w:eastAsia="ru-RU"/>
-        </w:rPr>
-        <w:t xml:space="preserve"> </w:t>
-      </w:r>
-      <w:r>
-        <w:rPr>
-          <w:rFonts w:ascii="Consolas" w:eastAsia="Times New Roman" w:hAnsi="Consolas" w:cs="Times New Roman"/>
-          <w:color w:val="9CDCFE"/>
-          <w:sz w:val="21"/>
-          <w:szCs w:val="21"/>
-          <w:lang w:val="en-US" w:eastAsia="ru-RU"/>
-        </w:rPr>
-        <w:t>answer</w:t>
-      </w:r>
-      <w:r>
-        <w:rPr>
-          <w:rFonts w:ascii="Consolas" w:eastAsia="Times New Roman" w:hAnsi="Consolas" w:cs="Times New Roman"/>
-          <w:color w:val="CCCCCC"/>
-          <w:sz w:val="21"/>
-          <w:szCs w:val="21"/>
-          <w:lang w:val="en-US" w:eastAsia="ru-RU"/>
-        </w:rPr>
-        <w:t>.</w:t>
-      </w:r>
-      <w:r>
-        <w:rPr>
-          <w:rFonts w:ascii="Consolas" w:eastAsia="Times New Roman" w:hAnsi="Consolas" w:cs="Times New Roman"/>
-          <w:color w:val="DCDCAA"/>
-          <w:sz w:val="21"/>
-          <w:szCs w:val="21"/>
-          <w:lang w:val="en-US" w:eastAsia="ru-RU"/>
-        </w:rPr>
-        <w:t>lower</w:t>
-      </w:r>
-      <w:r>
-        <w:rPr>
-          <w:rFonts w:ascii="Consolas" w:eastAsia="Times New Roman" w:hAnsi="Consolas" w:cs="Times New Roman"/>
-          <w:color w:val="CCCCCC"/>
-          <w:sz w:val="21"/>
-          <w:szCs w:val="21"/>
-          <w:lang w:val="en-US" w:eastAsia="ru-RU"/>
-        </w:rPr>
-        <w:t xml:space="preserve">() </w:t>
-      </w:r>
-      <w:r>
-        <w:rPr>
-          <w:rFonts w:ascii="Consolas" w:eastAsia="Times New Roman" w:hAnsi="Consolas" w:cs="Times New Roman"/>
-          <w:color w:val="D4D4D4"/>
-          <w:sz w:val="21"/>
-          <w:szCs w:val="21"/>
-          <w:lang w:val="en-US" w:eastAsia="ru-RU"/>
-        </w:rPr>
-        <w:t>==</w:t>
-      </w:r>
-      <w:r>
-        <w:rPr>
-          <w:rFonts w:ascii="Consolas" w:eastAsia="Times New Roman" w:hAnsi="Consolas" w:cs="Times New Roman"/>
-          <w:color w:val="CCCCCC"/>
-          <w:sz w:val="21"/>
-          <w:szCs w:val="21"/>
-          <w:lang w:val="en-US" w:eastAsia="ru-RU"/>
-        </w:rPr>
-        <w:t xml:space="preserve"> </w:t>
-      </w:r>
-      <w:r>
-        <w:rPr>
-          <w:rFonts w:ascii="Consolas" w:eastAsia="Times New Roman" w:hAnsi="Consolas" w:cs="Times New Roman"/>
-          <w:color w:val="CE9178"/>
-          <w:sz w:val="21"/>
-          <w:szCs w:val="21"/>
-          <w:lang w:val="en-US" w:eastAsia="ru-RU"/>
-        </w:rPr>
-        <w:t>"n"</w:t>
-      </w:r>
-      <w:r>
-        <w:rPr>
-          <w:rFonts w:ascii="Consolas" w:eastAsia="Times New Roman" w:hAnsi="Consolas" w:cs="Times New Roman"/>
-          <w:color w:val="CCCCCC"/>
-          <w:sz w:val="21"/>
-          <w:szCs w:val="21"/>
-          <w:lang w:val="en-US" w:eastAsia="ru-RU"/>
-        </w:rPr>
-        <w:t>:</w:t>
-      </w:r>
-    </w:p>
-    <w:p>
-      <w:pPr>
-        <w:shd w:val="clear" w:color="auto" w:fill="1F1F1F"/>
-        <w:spacing w:after="0" w:line="285" w:lineRule="atLeast"/>
-        <w:rPr>
-          <w:rFonts w:ascii="Consolas" w:eastAsia="Times New Roman" w:hAnsi="Consolas" w:cs="Times New Roman"/>
-          <w:color w:val="CCCCCC"/>
-          <w:sz w:val="21"/>
-          <w:szCs w:val="21"/>
-          <w:lang w:val="en-US" w:eastAsia="ru-RU"/>
-        </w:rPr>
-      </w:pPr>
-      <w:r>
-        <w:rPr>
-          <w:rFonts w:ascii="Consolas" w:eastAsia="Times New Roman" w:hAnsi="Consolas" w:cs="Times New Roman"/>
-          <w:color w:val="CCCCCC"/>
-          <w:sz w:val="21"/>
-          <w:szCs w:val="21"/>
-          <w:lang w:val="en-US" w:eastAsia="ru-RU"/>
-        </w:rPr>
-        <w:t xml:space="preserve">        </w:t>
-      </w:r>
-      <w:r>
-        <w:rPr>
-          <w:rFonts w:ascii="Consolas" w:eastAsia="Times New Roman" w:hAnsi="Consolas" w:cs="Times New Roman"/>
-          <w:color w:val="C586C0"/>
-          <w:sz w:val="21"/>
-          <w:szCs w:val="21"/>
-          <w:lang w:val="en-US" w:eastAsia="ru-RU"/>
-        </w:rPr>
-        <w:t>return</w:t>
-      </w:r>
-      <w:r>
-        <w:rPr>
-          <w:rFonts w:ascii="Consolas" w:eastAsia="Times New Roman" w:hAnsi="Consolas" w:cs="Times New Roman"/>
-          <w:color w:val="CCCCCC"/>
-          <w:sz w:val="21"/>
-          <w:szCs w:val="21"/>
-          <w:lang w:val="en-US" w:eastAsia="ru-RU"/>
-        </w:rPr>
-        <w:t xml:space="preserve"> </w:t>
-      </w:r>
-      <w:r>
-        <w:rPr>
-          <w:rFonts w:ascii="Consolas" w:eastAsia="Times New Roman" w:hAnsi="Consolas" w:cs="Times New Roman"/>
-          <w:color w:val="4FC1FF"/>
-          <w:sz w:val="21"/>
-          <w:szCs w:val="21"/>
-          <w:lang w:val="en-US" w:eastAsia="ru-RU"/>
-        </w:rPr>
-        <w:t>False</w:t>
-      </w:r>
-    </w:p>
-    <w:p>
-      <w:pPr>
-        <w:shd w:val="clear" w:color="auto" w:fill="1F1F1F"/>
-        <w:spacing w:after="0" w:line="285" w:lineRule="atLeast"/>
-        <w:rPr>
-          <w:rFonts w:ascii="Consolas" w:eastAsia="Times New Roman" w:hAnsi="Consolas" w:cs="Times New Roman"/>
-          <w:color w:val="CCCCCC"/>
-          <w:sz w:val="21"/>
-          <w:szCs w:val="21"/>
-          <w:lang w:val="en-US" w:eastAsia="ru-RU"/>
-        </w:rPr>
-      </w:pPr>
-      <w:r>
-        <w:rPr>
-          <w:rFonts w:ascii="Consolas" w:eastAsia="Times New Roman" w:hAnsi="Consolas" w:cs="Times New Roman"/>
-          <w:color w:val="CCCCCC"/>
-          <w:sz w:val="21"/>
-          <w:szCs w:val="21"/>
-          <w:lang w:val="en-US" w:eastAsia="ru-RU"/>
-        </w:rPr>
-        <w:t xml:space="preserve">    </w:t>
-      </w:r>
-      <w:r>
-        <w:rPr>
-          <w:rFonts w:ascii="Consolas" w:eastAsia="Times New Roman" w:hAnsi="Consolas" w:cs="Times New Roman"/>
-          <w:color w:val="C586C0"/>
-          <w:sz w:val="21"/>
-          <w:szCs w:val="21"/>
-          <w:lang w:val="en-US" w:eastAsia="ru-RU"/>
-        </w:rPr>
-        <w:t>else</w:t>
-      </w:r>
-      <w:r>
-        <w:rPr>
-          <w:rFonts w:ascii="Consolas" w:eastAsia="Times New Roman" w:hAnsi="Consolas" w:cs="Times New Roman"/>
-          <w:color w:val="CCCCCC"/>
-          <w:sz w:val="21"/>
-          <w:szCs w:val="21"/>
-          <w:lang w:val="en-US" w:eastAsia="ru-RU"/>
-        </w:rPr>
-        <w:t xml:space="preserve">: </w:t>
-      </w:r>
-      <w:r>
-        <w:rPr>
-          <w:rFonts w:ascii="Consolas" w:eastAsia="Times New Roman" w:hAnsi="Consolas" w:cs="Times New Roman"/>
-          <w:color w:val="C586C0"/>
-          <w:sz w:val="21"/>
-          <w:szCs w:val="21"/>
-          <w:lang w:val="en-US" w:eastAsia="ru-RU"/>
-        </w:rPr>
-        <w:t>return</w:t>
-      </w:r>
-      <w:r>
-        <w:rPr>
-          <w:rFonts w:ascii="Consolas" w:eastAsia="Times New Roman" w:hAnsi="Consolas" w:cs="Times New Roman"/>
-          <w:color w:val="CCCCCC"/>
-          <w:sz w:val="21"/>
-          <w:szCs w:val="21"/>
-          <w:lang w:val="en-US" w:eastAsia="ru-RU"/>
-        </w:rPr>
-        <w:t xml:space="preserve"> </w:t>
-      </w:r>
-      <w:r>
-        <w:rPr>
-          <w:rFonts w:ascii="Consolas" w:eastAsia="Times New Roman" w:hAnsi="Consolas" w:cs="Times New Roman"/>
-          <w:color w:val="DCDCAA"/>
-          <w:sz w:val="21"/>
-          <w:szCs w:val="21"/>
-          <w:lang w:val="en-US" w:eastAsia="ru-RU"/>
-        </w:rPr>
-        <w:t>askQuestion</w:t>
-      </w:r>
-      <w:r>
-        <w:rPr>
-          <w:rFonts w:ascii="Consolas" w:eastAsia="Times New Roman" w:hAnsi="Consolas" w:cs="Times New Roman"/>
-          <w:color w:val="CCCCCC"/>
-          <w:sz w:val="21"/>
-          <w:szCs w:val="21"/>
-          <w:lang w:val="en-US" w:eastAsia="ru-RU"/>
-        </w:rPr>
-        <w:t>(</w:t>
-      </w:r>
-      <w:r>
-        <w:rPr>
-          <w:rFonts w:ascii="Consolas" w:eastAsia="Times New Roman" w:hAnsi="Consolas" w:cs="Times New Roman"/>
-          <w:color w:val="9CDCFE"/>
-          <w:sz w:val="21"/>
-          <w:szCs w:val="21"/>
-          <w:lang w:val="en-US" w:eastAsia="ru-RU"/>
-        </w:rPr>
-        <w:t>question_key</w:t>
-      </w:r>
-      <w:r>
-        <w:rPr>
-          <w:rFonts w:ascii="Consolas" w:eastAsia="Times New Roman" w:hAnsi="Consolas" w:cs="Times New Roman"/>
-          <w:color w:val="CCCCCC"/>
-          <w:sz w:val="21"/>
-          <w:szCs w:val="21"/>
-          <w:lang w:val="en-US" w:eastAsia="ru-RU"/>
-        </w:rPr>
-        <w:t xml:space="preserve">, </w:t>
-      </w:r>
-      <w:r>
-        <w:rPr>
-          <w:rFonts w:ascii="Consolas" w:eastAsia="Times New Roman" w:hAnsi="Consolas" w:cs="Times New Roman"/>
-          <w:color w:val="4FC1FF"/>
-          <w:sz w:val="21"/>
-          <w:szCs w:val="21"/>
-          <w:lang w:val="en-US" w:eastAsia="ru-RU"/>
-        </w:rPr>
-        <w:t>True</w:t>
-      </w:r>
-      <w:r>
-        <w:rPr>
-          <w:rFonts w:ascii="Consolas" w:eastAsia="Times New Roman" w:hAnsi="Consolas" w:cs="Times New Roman"/>
-          <w:color w:val="CCCCCC"/>
-          <w:sz w:val="21"/>
-          <w:szCs w:val="21"/>
-          <w:lang w:val="en-US" w:eastAsia="ru-RU"/>
-        </w:rPr>
-        <w:t>)</w:t>
-      </w:r>
-    </w:p>
-    <w:p>
-      <w:pPr>
-        <w:shd w:val="clear" w:color="auto" w:fill="1F1F1F"/>
-        <w:spacing w:after="0" w:line="285" w:lineRule="atLeast"/>
-        <w:rPr>
-          <w:rFonts w:ascii="Consolas" w:eastAsia="Times New Roman" w:hAnsi="Consolas" w:cs="Times New Roman"/>
-          <w:color w:val="CCCCCC"/>
-          <w:sz w:val="21"/>
-          <w:szCs w:val="21"/>
-          <w:lang w:val="en-US" w:eastAsia="ru-RU"/>
+        <w:spacing w:after="240" w:line="285" w:lineRule="atLeast"/>
+        <w:rPr>
+          <w:rFonts w:ascii="Consolas" w:eastAsia="Times New Roman" w:hAnsi="Consolas" w:cs="Times New Roman"/>
+          <w:color w:val="CCCCCC"/>
+          <w:sz w:val="21"/>
+          <w:szCs w:val="21"/>
+          <w:lang w:eastAsia="ru-RU"/>
         </w:rPr>
       </w:pPr>
     </w:p>
@@ -5207,7 +5191,7 @@
           <w:color w:val="CCCCCC"/>
           <w:sz w:val="21"/>
           <w:szCs w:val="21"/>
-          <w:lang w:eastAsia="ru-RU"/>
+          <w:lang w:val="en-US" w:eastAsia="ru-RU"/>
         </w:rPr>
       </w:pPr>
       <w:r>
@@ -5216,7 +5200,7 @@
           <w:color w:val="569CD6"/>
           <w:sz w:val="21"/>
           <w:szCs w:val="21"/>
-          <w:lang w:eastAsia="ru-RU"/>
+          <w:lang w:val="en-US" w:eastAsia="ru-RU"/>
         </w:rPr>
         <w:t>def</w:t>
       </w:r>
@@ -5226,7 +5210,7 @@
           <w:color w:val="CCCCCC"/>
           <w:sz w:val="21"/>
           <w:szCs w:val="21"/>
-          <w:lang w:eastAsia="ru-RU"/>
+          <w:lang w:val="en-US" w:eastAsia="ru-RU"/>
         </w:rPr>
         <w:t xml:space="preserve"> </w:t>
       </w:r>
@@ -5236,19 +5220,99 @@
           <w:color w:val="DCDCAA"/>
           <w:sz w:val="21"/>
           <w:szCs w:val="21"/>
-          <w:lang w:eastAsia="ru-RU"/>
-        </w:rPr>
-        <w:t>main</w:t>
-      </w:r>
-      <w:r>
-        <w:rPr>
-          <w:rFonts w:ascii="Consolas" w:eastAsia="Times New Roman" w:hAnsi="Consolas" w:cs="Times New Roman"/>
-          <w:color w:val="CCCCCC"/>
-          <w:sz w:val="21"/>
-          <w:szCs w:val="21"/>
-          <w:lang w:eastAsia="ru-RU"/>
-        </w:rPr>
-        <w:t>():</w:t>
+          <w:lang w:val="en-US" w:eastAsia="ru-RU"/>
+        </w:rPr>
+        <w:t>askQuestion</w:t>
+      </w:r>
+      <w:r>
+        <w:rPr>
+          <w:rFonts w:ascii="Consolas" w:eastAsia="Times New Roman" w:hAnsi="Consolas" w:cs="Times New Roman"/>
+          <w:color w:val="CCCCCC"/>
+          <w:sz w:val="21"/>
+          <w:szCs w:val="21"/>
+          <w:lang w:val="en-US" w:eastAsia="ru-RU"/>
+        </w:rPr>
+        <w:t>(</w:t>
+      </w:r>
+      <w:r>
+        <w:rPr>
+          <w:rFonts w:ascii="Consolas" w:eastAsia="Times New Roman" w:hAnsi="Consolas" w:cs="Times New Roman"/>
+          <w:color w:val="9CDCFE"/>
+          <w:sz w:val="21"/>
+          <w:szCs w:val="21"/>
+          <w:lang w:val="en-US" w:eastAsia="ru-RU"/>
+        </w:rPr>
+        <w:t>question_key</w:t>
+      </w:r>
+      <w:r>
+        <w:rPr>
+          <w:rFonts w:ascii="Consolas" w:eastAsia="Times New Roman" w:hAnsi="Consolas" w:cs="Times New Roman"/>
+          <w:color w:val="CCCCCC"/>
+          <w:sz w:val="21"/>
+          <w:szCs w:val="21"/>
+          <w:lang w:val="en-US" w:eastAsia="ru-RU"/>
+        </w:rPr>
+        <w:t xml:space="preserve">: </w:t>
+      </w:r>
+      <w:r>
+        <w:rPr>
+          <w:rFonts w:ascii="Consolas" w:eastAsia="Times New Roman" w:hAnsi="Consolas" w:cs="Times New Roman"/>
+          <w:color w:val="4EC9B0"/>
+          <w:sz w:val="21"/>
+          <w:szCs w:val="21"/>
+          <w:lang w:val="en-US" w:eastAsia="ru-RU"/>
+        </w:rPr>
+        <w:t>str</w:t>
+      </w:r>
+      <w:r>
+        <w:rPr>
+          <w:rFonts w:ascii="Consolas" w:eastAsia="Times New Roman" w:hAnsi="Consolas" w:cs="Times New Roman"/>
+          <w:color w:val="CCCCCC"/>
+          <w:sz w:val="21"/>
+          <w:szCs w:val="21"/>
+          <w:lang w:val="en-US" w:eastAsia="ru-RU"/>
+        </w:rPr>
+        <w:t xml:space="preserve">, </w:t>
+      </w:r>
+      <w:r>
+        <w:rPr>
+          <w:rFonts w:ascii="Consolas" w:eastAsia="Times New Roman" w:hAnsi="Consolas" w:cs="Times New Roman"/>
+          <w:color w:val="9CDCFE"/>
+          <w:sz w:val="21"/>
+          <w:szCs w:val="21"/>
+          <w:lang w:val="en-US" w:eastAsia="ru-RU"/>
+        </w:rPr>
+        <w:t>error</w:t>
+      </w:r>
+      <w:r>
+        <w:rPr>
+          <w:rFonts w:ascii="Consolas" w:eastAsia="Times New Roman" w:hAnsi="Consolas" w:cs="Times New Roman"/>
+          <w:color w:val="CCCCCC"/>
+          <w:sz w:val="21"/>
+          <w:szCs w:val="21"/>
+          <w:lang w:val="en-US" w:eastAsia="ru-RU"/>
+        </w:rPr>
+        <w:t xml:space="preserve">: </w:t>
+      </w:r>
+      <w:r>
+        <w:rPr>
+          <w:rFonts w:ascii="Consolas" w:eastAsia="Times New Roman" w:hAnsi="Consolas" w:cs="Times New Roman"/>
+          <w:color w:val="4EC9B0"/>
+          <w:sz w:val="21"/>
+          <w:szCs w:val="21"/>
+          <w:lang w:val="en-US" w:eastAsia="ru-RU"/>
+        </w:rPr>
+        <w:t>bool</w:t>
+      </w:r>
+      <w:r>
+        <w:rPr>
+          <w:rFonts w:ascii="Consolas" w:eastAsia="Times New Roman" w:hAnsi="Consolas" w:cs="Times New Roman"/>
+          <w:color w:val="CCCCCC"/>
+          <w:sz w:val="21"/>
+          <w:szCs w:val="21"/>
+          <w:lang w:val="en-US" w:eastAsia="ru-RU"/>
+        </w:rPr>
+        <w:t>):</w:t>
       </w:r>
     </w:p>
     <w:p>
@@ -5260,7 +5324,7 @@
           <w:color w:val="CCCCCC"/>
           <w:sz w:val="21"/>
           <w:szCs w:val="21"/>
-          <w:lang w:eastAsia="ru-RU"/>
+          <w:lang w:val="en-US" w:eastAsia="ru-RU"/>
         </w:rPr>
       </w:pPr>
       <w:r>
@@ -5269,49 +5333,9 @@
           <w:color w:val="CCCCCC"/>
           <w:sz w:val="21"/>
           <w:szCs w:val="21"/>
-          <w:lang w:eastAsia="ru-RU"/>
+          <w:lang w:val="en-US" w:eastAsia="ru-RU"/>
         </w:rPr>
         <w:t xml:space="preserve">    </w:t>
-      </w:r>
-      <w:r>
-        <w:rPr>
-          <w:rFonts w:ascii="Consolas" w:eastAsia="Times New Roman" w:hAnsi="Consolas" w:cs="Times New Roman"/>
-          <w:color w:val="DCDCAA"/>
-          <w:sz w:val="21"/>
-          <w:szCs w:val="21"/>
-          <w:lang w:eastAsia="ru-RU"/>
-        </w:rPr>
-        <w:t>print</w:t>
-      </w:r>
-      <w:r>
-        <w:rPr>
-          <w:rFonts w:ascii="Consolas" w:eastAsia="Times New Roman" w:hAnsi="Consolas" w:cs="Times New Roman"/>
-          <w:color w:val="CCCCCC"/>
-          <w:sz w:val="21"/>
-          <w:szCs w:val="21"/>
-          <w:lang w:eastAsia="ru-RU"/>
-        </w:rPr>
-        <w:t>(</w:t>
-      </w:r>
-      <w:r>
-        <w:rPr>
-          <w:rFonts w:ascii="Consolas" w:eastAsia="Times New Roman" w:hAnsi="Consolas" w:cs="Times New Roman"/>
-          <w:color w:val="CE9178"/>
-          <w:sz w:val="21"/>
-          <w:szCs w:val="21"/>
-          <w:lang w:eastAsia="ru-RU"/>
-        </w:rPr>
-        <w:t>"експертна система для підбору типу велосипеду"</w:t>
-      </w:r>
-      <w:r>
-        <w:rPr>
-          <w:rFonts w:ascii="Consolas" w:eastAsia="Times New Roman" w:hAnsi="Consolas" w:cs="Times New Roman"/>
-          <w:color w:val="CCCCCC"/>
-          <w:sz w:val="21"/>
-          <w:szCs w:val="21"/>
-          <w:lang w:eastAsia="ru-RU"/>
-        </w:rPr>
-        <w:t>)</w:t>
       </w:r>
     </w:p>
     <w:p>
@@ -5323,7 +5347,7 @@
           <w:color w:val="CCCCCC"/>
           <w:sz w:val="21"/>
           <w:szCs w:val="21"/>
-          <w:lang w:val="en-US" w:eastAsia="ru-RU"/>
+          <w:lang w:eastAsia="ru-RU"/>
         </w:rPr>
       </w:pPr>
       <w:r>
@@ -5332,69 +5356,95 @@
           <w:color w:val="CCCCCC"/>
           <w:sz w:val="21"/>
           <w:szCs w:val="21"/>
-          <w:lang w:eastAsia="ru-RU"/>
+          <w:lang w:val="en-US" w:eastAsia="ru-RU"/>
         </w:rPr>
         <w:t xml:space="preserve">    </w:t>
       </w:r>
-      <w:r>
-        <w:rPr>
-          <w:rFonts w:ascii="Consolas" w:eastAsia="Times New Roman" w:hAnsi="Consolas" w:cs="Times New Roman"/>
-          <w:color w:val="DCDCAA"/>
-          <w:sz w:val="21"/>
-          <w:szCs w:val="21"/>
-          <w:lang w:val="en-US" w:eastAsia="ru-RU"/>
-        </w:rPr>
-        <w:t>diagnose</w:t>
-      </w:r>
-      <w:r>
-        <w:rPr>
-          <w:rFonts w:ascii="Consolas" w:eastAsia="Times New Roman" w:hAnsi="Consolas" w:cs="Times New Roman"/>
-          <w:color w:val="CCCCCC"/>
-          <w:sz w:val="21"/>
-          <w:szCs w:val="21"/>
-          <w:lang w:val="en-US" w:eastAsia="ru-RU"/>
-        </w:rPr>
-        <w:t>(</w:t>
-      </w:r>
+      <w:proofErr w:type="spellStart"/>
+      <w:r>
+        <w:rPr>
+          <w:rFonts w:ascii="Consolas" w:eastAsia="Times New Roman" w:hAnsi="Consolas" w:cs="Times New Roman"/>
+          <w:color w:val="C586C0"/>
+          <w:sz w:val="21"/>
+          <w:szCs w:val="21"/>
+          <w:lang w:eastAsia="ru-RU"/>
+        </w:rPr>
+        <w:t>if</w:t>
+      </w:r>
+      <w:proofErr w:type="spellEnd"/>
+      <w:r>
+        <w:rPr>
+          <w:rFonts w:ascii="Consolas" w:eastAsia="Times New Roman" w:hAnsi="Consolas" w:cs="Times New Roman"/>
+          <w:color w:val="CCCCCC"/>
+          <w:sz w:val="21"/>
+          <w:szCs w:val="21"/>
+          <w:lang w:eastAsia="ru-RU"/>
+        </w:rPr>
+        <w:t xml:space="preserve"> </w:t>
+      </w:r>
+      <w:proofErr w:type="spellStart"/>
       <w:r>
         <w:rPr>
           <w:rFonts w:ascii="Consolas" w:eastAsia="Times New Roman" w:hAnsi="Consolas" w:cs="Times New Roman"/>
           <w:color w:val="9CDCFE"/>
           <w:sz w:val="21"/>
           <w:szCs w:val="21"/>
-          <w:lang w:val="en-US" w:eastAsia="ru-RU"/>
-        </w:rPr>
-        <w:t>rules</w:t>
-      </w:r>
-      <w:r>
-        <w:rPr>
-          <w:rFonts w:ascii="Consolas" w:eastAsia="Times New Roman" w:hAnsi="Consolas" w:cs="Times New Roman"/>
-          <w:color w:val="CCCCCC"/>
-          <w:sz w:val="21"/>
-          <w:szCs w:val="21"/>
-          <w:lang w:val="en-US" w:eastAsia="ru-RU"/>
-        </w:rPr>
-        <w:t xml:space="preserve">, </w:t>
-      </w:r>
-      <w:r>
-        <w:rPr>
-          <w:rFonts w:ascii="Consolas" w:eastAsia="Times New Roman" w:hAnsi="Consolas" w:cs="Times New Roman"/>
-          <w:color w:val="9CDCFE"/>
-          <w:sz w:val="21"/>
-          <w:szCs w:val="21"/>
-          <w:lang w:val="en-US" w:eastAsia="ru-RU"/>
-        </w:rPr>
-        <w:t>questions</w:t>
-      </w:r>
-      <w:r>
-        <w:rPr>
-          <w:rFonts w:ascii="Consolas" w:eastAsia="Times New Roman" w:hAnsi="Consolas" w:cs="Times New Roman"/>
-          <w:color w:val="CCCCCC"/>
-          <w:sz w:val="21"/>
-          <w:szCs w:val="21"/>
-          <w:lang w:val="en-US" w:eastAsia="ru-RU"/>
-        </w:rPr>
-        <w:t>)</w:t>
+          <w:lang w:eastAsia="ru-RU"/>
+        </w:rPr>
+        <w:t>error</w:t>
+      </w:r>
+      <w:proofErr w:type="spellEnd"/>
+      <w:r>
+        <w:rPr>
+          <w:rFonts w:ascii="Consolas" w:eastAsia="Times New Roman" w:hAnsi="Consolas" w:cs="Times New Roman"/>
+          <w:color w:val="CCCCCC"/>
+          <w:sz w:val="21"/>
+          <w:szCs w:val="21"/>
+          <w:lang w:eastAsia="ru-RU"/>
+        </w:rPr>
+        <w:t xml:space="preserve"> </w:t>
+      </w:r>
+      <w:r>
+        <w:rPr>
+          <w:rFonts w:ascii="Consolas" w:eastAsia="Times New Roman" w:hAnsi="Consolas" w:cs="Times New Roman"/>
+          <w:color w:val="D4D4D4"/>
+          <w:sz w:val="21"/>
+          <w:szCs w:val="21"/>
+          <w:lang w:eastAsia="ru-RU"/>
+        </w:rPr>
+        <w:t>==</w:t>
+      </w:r>
+      <w:r>
+        <w:rPr>
+          <w:rFonts w:ascii="Consolas" w:eastAsia="Times New Roman" w:hAnsi="Consolas" w:cs="Times New Roman"/>
+          <w:color w:val="CCCCCC"/>
+          <w:sz w:val="21"/>
+          <w:szCs w:val="21"/>
+          <w:lang w:eastAsia="ru-RU"/>
+        </w:rPr>
+        <w:t xml:space="preserve"> </w:t>
+      </w:r>
+      <w:proofErr w:type="spellStart"/>
+      <w:r>
+        <w:rPr>
+          <w:rFonts w:ascii="Consolas" w:eastAsia="Times New Roman" w:hAnsi="Consolas" w:cs="Times New Roman"/>
+          <w:color w:val="4FC1FF"/>
+          <w:sz w:val="21"/>
+          <w:szCs w:val="21"/>
+          <w:lang w:eastAsia="ru-RU"/>
+        </w:rPr>
+        <w:t>True</w:t>
+      </w:r>
+      <w:proofErr w:type="spellEnd"/>
+      <w:r>
+        <w:rPr>
+          <w:rFonts w:ascii="Consolas" w:eastAsia="Times New Roman" w:hAnsi="Consolas" w:cs="Times New Roman"/>
+          <w:color w:val="CCCCCC"/>
+          <w:sz w:val="21"/>
+          <w:szCs w:val="21"/>
+          <w:lang w:eastAsia="ru-RU"/>
+        </w:rPr>
+        <w:t>:</w:t>
       </w:r>
     </w:p>
     <w:p>
@@ -5406,7 +5456,7 @@
           <w:color w:val="CCCCCC"/>
           <w:sz w:val="21"/>
           <w:szCs w:val="21"/>
-          <w:lang w:val="en-US" w:eastAsia="ru-RU"/>
+          <w:lang w:eastAsia="ru-RU"/>
         </w:rPr>
       </w:pPr>
       <w:r>
@@ -5415,89 +5465,161 @@
           <w:color w:val="CCCCCC"/>
           <w:sz w:val="21"/>
           <w:szCs w:val="21"/>
-          <w:lang w:val="en-US" w:eastAsia="ru-RU"/>
-        </w:rPr>
-        <w:t xml:space="preserve">    </w:t>
-      </w:r>
-      <w:r>
-        <w:rPr>
-          <w:rFonts w:ascii="Consolas" w:eastAsia="Times New Roman" w:hAnsi="Consolas" w:cs="Times New Roman"/>
-          <w:color w:val="9CDCFE"/>
-          <w:sz w:val="21"/>
-          <w:szCs w:val="21"/>
-          <w:lang w:val="en-US" w:eastAsia="ru-RU"/>
-        </w:rPr>
-        <w:t>finish</w:t>
-      </w:r>
-      <w:r>
-        <w:rPr>
-          <w:rFonts w:ascii="Consolas" w:eastAsia="Times New Roman" w:hAnsi="Consolas" w:cs="Times New Roman"/>
-          <w:color w:val="CCCCCC"/>
-          <w:sz w:val="21"/>
-          <w:szCs w:val="21"/>
-          <w:lang w:val="en-US" w:eastAsia="ru-RU"/>
-        </w:rPr>
-        <w:t xml:space="preserve">: </w:t>
-      </w:r>
-      <w:r>
-        <w:rPr>
-          <w:rFonts w:ascii="Consolas" w:eastAsia="Times New Roman" w:hAnsi="Consolas" w:cs="Times New Roman"/>
-          <w:color w:val="4EC9B0"/>
-          <w:sz w:val="21"/>
-          <w:szCs w:val="21"/>
-          <w:lang w:val="en-US" w:eastAsia="ru-RU"/>
-        </w:rPr>
-        <w:t>str</w:t>
-      </w:r>
-      <w:r>
-        <w:rPr>
-          <w:rFonts w:ascii="Consolas" w:eastAsia="Times New Roman" w:hAnsi="Consolas" w:cs="Times New Roman"/>
-          <w:color w:val="CCCCCC"/>
-          <w:sz w:val="21"/>
-          <w:szCs w:val="21"/>
-          <w:lang w:val="en-US" w:eastAsia="ru-RU"/>
-        </w:rPr>
-        <w:t xml:space="preserve"> </w:t>
-      </w:r>
-      <w:r>
-        <w:rPr>
-          <w:rFonts w:ascii="Consolas" w:eastAsia="Times New Roman" w:hAnsi="Consolas" w:cs="Times New Roman"/>
-          <w:color w:val="D4D4D4"/>
-          <w:sz w:val="21"/>
-          <w:szCs w:val="21"/>
-          <w:lang w:val="en-US" w:eastAsia="ru-RU"/>
-        </w:rPr>
-        <w:t>=</w:t>
-      </w:r>
-      <w:r>
-        <w:rPr>
-          <w:rFonts w:ascii="Consolas" w:eastAsia="Times New Roman" w:hAnsi="Consolas" w:cs="Times New Roman"/>
-          <w:color w:val="CCCCCC"/>
-          <w:sz w:val="21"/>
-          <w:szCs w:val="21"/>
-          <w:lang w:val="en-US" w:eastAsia="ru-RU"/>
-        </w:rPr>
-        <w:t xml:space="preserve"> </w:t>
-      </w:r>
+          <w:lang w:eastAsia="ru-RU"/>
+        </w:rPr>
+        <w:t xml:space="preserve">        </w:t>
+      </w:r>
+      <w:proofErr w:type="spellStart"/>
       <w:r>
         <w:rPr>
           <w:rFonts w:ascii="Consolas" w:eastAsia="Times New Roman" w:hAnsi="Consolas" w:cs="Times New Roman"/>
           <w:color w:val="DCDCAA"/>
           <w:sz w:val="21"/>
           <w:szCs w:val="21"/>
-          <w:lang w:val="en-US" w:eastAsia="ru-RU"/>
-        </w:rPr>
-        <w:t>input</w:t>
-      </w:r>
-      <w:r>
-        <w:rPr>
-          <w:rFonts w:ascii="Consolas" w:eastAsia="Times New Roman" w:hAnsi="Consolas" w:cs="Times New Roman"/>
-          <w:color w:val="CCCCCC"/>
-          <w:sz w:val="21"/>
-          <w:szCs w:val="21"/>
-          <w:lang w:val="en-US" w:eastAsia="ru-RU"/>
-        </w:rPr>
-        <w:t>()</w:t>
+          <w:lang w:eastAsia="ru-RU"/>
+        </w:rPr>
+        <w:t>print</w:t>
+      </w:r>
+      <w:proofErr w:type="spellEnd"/>
+      <w:r>
+        <w:rPr>
+          <w:rFonts w:ascii="Consolas" w:eastAsia="Times New Roman" w:hAnsi="Consolas" w:cs="Times New Roman"/>
+          <w:color w:val="CCCCCC"/>
+          <w:sz w:val="21"/>
+          <w:szCs w:val="21"/>
+          <w:lang w:eastAsia="ru-RU"/>
+        </w:rPr>
+        <w:t>(</w:t>
+      </w:r>
+      <w:r>
+        <w:rPr>
+          <w:rFonts w:ascii="Consolas" w:eastAsia="Times New Roman" w:hAnsi="Consolas" w:cs="Times New Roman"/>
+          <w:color w:val="CE9178"/>
+          <w:sz w:val="21"/>
+          <w:szCs w:val="21"/>
+          <w:lang w:eastAsia="ru-RU"/>
+        </w:rPr>
+        <w:t xml:space="preserve">"Ви ввели </w:t>
+      </w:r>
+      <w:proofErr w:type="spellStart"/>
+      <w:r>
+        <w:rPr>
+          <w:rFonts w:ascii="Consolas" w:eastAsia="Times New Roman" w:hAnsi="Consolas" w:cs="Times New Roman"/>
+          <w:color w:val="CE9178"/>
+          <w:sz w:val="21"/>
+          <w:szCs w:val="21"/>
+          <w:lang w:eastAsia="ru-RU"/>
+        </w:rPr>
+        <w:t>неправильне</w:t>
+      </w:r>
+      <w:proofErr w:type="spellEnd"/>
+      <w:r>
+        <w:rPr>
+          <w:rFonts w:ascii="Consolas" w:eastAsia="Times New Roman" w:hAnsi="Consolas" w:cs="Times New Roman"/>
+          <w:color w:val="CE9178"/>
+          <w:sz w:val="21"/>
+          <w:szCs w:val="21"/>
+          <w:lang w:eastAsia="ru-RU"/>
+        </w:rPr>
+        <w:t xml:space="preserve"> </w:t>
+      </w:r>
+      <w:proofErr w:type="spellStart"/>
+      <w:r>
+        <w:rPr>
+          <w:rFonts w:ascii="Consolas" w:eastAsia="Times New Roman" w:hAnsi="Consolas" w:cs="Times New Roman"/>
+          <w:color w:val="CE9178"/>
+          <w:sz w:val="21"/>
+          <w:szCs w:val="21"/>
+          <w:lang w:eastAsia="ru-RU"/>
+        </w:rPr>
+        <w:t>значення</w:t>
+      </w:r>
+      <w:proofErr w:type="spellEnd"/>
+      <w:r>
+        <w:rPr>
+          <w:rFonts w:ascii="Consolas" w:eastAsia="Times New Roman" w:hAnsi="Consolas" w:cs="Times New Roman"/>
+          <w:color w:val="CE9178"/>
+          <w:sz w:val="21"/>
+          <w:szCs w:val="21"/>
+          <w:lang w:eastAsia="ru-RU"/>
+        </w:rPr>
+        <w:t xml:space="preserve"> </w:t>
+      </w:r>
+      <w:proofErr w:type="spellStart"/>
+      <w:r>
+        <w:rPr>
+          <w:rFonts w:ascii="Consolas" w:eastAsia="Times New Roman" w:hAnsi="Consolas" w:cs="Times New Roman"/>
+          <w:color w:val="CE9178"/>
+          <w:sz w:val="21"/>
+          <w:szCs w:val="21"/>
+          <w:lang w:eastAsia="ru-RU"/>
+        </w:rPr>
+        <w:t>відповіді</w:t>
+      </w:r>
+      <w:proofErr w:type="spellEnd"/>
+      <w:r>
+        <w:rPr>
+          <w:rFonts w:ascii="Consolas" w:eastAsia="Times New Roman" w:hAnsi="Consolas" w:cs="Times New Roman"/>
+          <w:color w:val="CE9178"/>
+          <w:sz w:val="21"/>
+          <w:szCs w:val="21"/>
+          <w:lang w:eastAsia="ru-RU"/>
+        </w:rPr>
+        <w:t xml:space="preserve">, </w:t>
+      </w:r>
+      <w:proofErr w:type="spellStart"/>
+      <w:r>
+        <w:rPr>
+          <w:rFonts w:ascii="Consolas" w:eastAsia="Times New Roman" w:hAnsi="Consolas" w:cs="Times New Roman"/>
+          <w:color w:val="CE9178"/>
+          <w:sz w:val="21"/>
+          <w:szCs w:val="21"/>
+          <w:lang w:eastAsia="ru-RU"/>
+        </w:rPr>
+        <w:t>спробуйте</w:t>
+      </w:r>
+      <w:proofErr w:type="spellEnd"/>
+      <w:r>
+        <w:rPr>
+          <w:rFonts w:ascii="Consolas" w:eastAsia="Times New Roman" w:hAnsi="Consolas" w:cs="Times New Roman"/>
+          <w:color w:val="CE9178"/>
+          <w:sz w:val="21"/>
+          <w:szCs w:val="21"/>
+          <w:lang w:eastAsia="ru-RU"/>
+        </w:rPr>
+        <w:t xml:space="preserve"> </w:t>
+      </w:r>
+      <w:proofErr w:type="spellStart"/>
+      <w:r>
+        <w:rPr>
+          <w:rFonts w:ascii="Consolas" w:eastAsia="Times New Roman" w:hAnsi="Consolas" w:cs="Times New Roman"/>
+          <w:color w:val="CE9178"/>
+          <w:sz w:val="21"/>
+          <w:szCs w:val="21"/>
+          <w:lang w:eastAsia="ru-RU"/>
+        </w:rPr>
+        <w:t>ще</w:t>
+      </w:r>
+      <w:proofErr w:type="spellEnd"/>
+      <w:r>
+        <w:rPr>
+          <w:rFonts w:ascii="Consolas" w:eastAsia="Times New Roman" w:hAnsi="Consolas" w:cs="Times New Roman"/>
+          <w:color w:val="CE9178"/>
+          <w:sz w:val="21"/>
+          <w:szCs w:val="21"/>
+          <w:lang w:eastAsia="ru-RU"/>
+        </w:rPr>
+        <w:t xml:space="preserve"> раз"</w:t>
+      </w:r>
+      <w:r>
+        <w:rPr>
+          <w:rFonts w:ascii="Consolas" w:eastAsia="Times New Roman" w:hAnsi="Consolas" w:cs="Times New Roman"/>
+          <w:color w:val="CCCCCC"/>
+          <w:sz w:val="21"/>
+          <w:szCs w:val="21"/>
+          <w:lang w:eastAsia="ru-RU"/>
+        </w:rPr>
+        <w:t>)</w:t>
       </w:r>
     </w:p>
     <w:p>
@@ -5509,7 +5631,7 @@
           <w:color w:val="CCCCCC"/>
           <w:sz w:val="21"/>
           <w:szCs w:val="21"/>
-          <w:lang w:val="en-US" w:eastAsia="ru-RU"/>
+          <w:lang w:eastAsia="ru-RU"/>
         </w:rPr>
       </w:pPr>
       <w:r>
@@ -5518,7 +5640,7 @@
           <w:color w:val="CCCCCC"/>
           <w:sz w:val="21"/>
           <w:szCs w:val="21"/>
-          <w:lang w:val="en-US" w:eastAsia="ru-RU"/>
+          <w:lang w:eastAsia="ru-RU"/>
         </w:rPr>
         <w:t xml:space="preserve">    </w:t>
       </w:r>
@@ -5532,37 +5654,1220 @@
           <w:color w:val="CCCCCC"/>
           <w:sz w:val="21"/>
           <w:szCs w:val="21"/>
-          <w:lang w:eastAsia="ru-RU"/>
+          <w:lang w:val="en-US" w:eastAsia="ru-RU"/>
         </w:rPr>
       </w:pPr>
       <w:r>
         <w:rPr>
           <w:rFonts w:ascii="Consolas" w:eastAsia="Times New Roman" w:hAnsi="Consolas" w:cs="Times New Roman"/>
+          <w:color w:val="CCCCCC"/>
+          <w:sz w:val="21"/>
+          <w:szCs w:val="21"/>
+          <w:lang w:eastAsia="ru-RU"/>
+        </w:rPr>
+        <w:t xml:space="preserve">    </w:t>
+      </w:r>
+      <w:r>
+        <w:rPr>
+          <w:rFonts w:ascii="Consolas" w:eastAsia="Times New Roman" w:hAnsi="Consolas" w:cs="Times New Roman"/>
           <w:color w:val="DCDCAA"/>
           <w:sz w:val="21"/>
           <w:szCs w:val="21"/>
-          <w:lang w:eastAsia="ru-RU"/>
-        </w:rPr>
-        <w:t>main</w:t>
-      </w:r>
-      <w:r>
-        <w:rPr>
-          <w:rFonts w:ascii="Consolas" w:eastAsia="Times New Roman" w:hAnsi="Consolas" w:cs="Times New Roman"/>
-          <w:color w:val="CCCCCC"/>
-          <w:sz w:val="21"/>
-          <w:szCs w:val="21"/>
-          <w:lang w:eastAsia="ru-RU"/>
-        </w:rPr>
-        <w:t>()</w:t>
+          <w:lang w:val="en-US" w:eastAsia="ru-RU"/>
+        </w:rPr>
+        <w:t>print</w:t>
+      </w:r>
+      <w:r>
+        <w:rPr>
+          <w:rFonts w:ascii="Consolas" w:eastAsia="Times New Roman" w:hAnsi="Consolas" w:cs="Times New Roman"/>
+          <w:color w:val="CCCCCC"/>
+          <w:sz w:val="21"/>
+          <w:szCs w:val="21"/>
+          <w:lang w:val="en-US" w:eastAsia="ru-RU"/>
+        </w:rPr>
+        <w:t>(</w:t>
+      </w:r>
+      <w:r>
+        <w:rPr>
+          <w:rFonts w:ascii="Consolas" w:eastAsia="Times New Roman" w:hAnsi="Consolas" w:cs="Times New Roman"/>
+          <w:color w:val="9CDCFE"/>
+          <w:sz w:val="21"/>
+          <w:szCs w:val="21"/>
+          <w:lang w:val="en-US" w:eastAsia="ru-RU"/>
+        </w:rPr>
+        <w:t>question_key</w:t>
+      </w:r>
+      <w:r>
+        <w:rPr>
+          <w:rFonts w:ascii="Consolas" w:eastAsia="Times New Roman" w:hAnsi="Consolas" w:cs="Times New Roman"/>
+          <w:color w:val="CCCCCC"/>
+          <w:sz w:val="21"/>
+          <w:szCs w:val="21"/>
+          <w:lang w:val="en-US" w:eastAsia="ru-RU"/>
+        </w:rPr>
+        <w:t>)</w:t>
       </w:r>
     </w:p>
     <w:p>
       <w:pPr>
-        <w:spacing w:after="0"/>
-        <w:rPr>
-          <w:sz w:val="28"/>
-          <w:szCs w:val="28"/>
-          <w:lang w:val="uk-UA"/>
+        <w:shd w:val="clear" w:color="auto" w:fill="1F1F1F"/>
+        <w:spacing w:after="0" w:line="285" w:lineRule="atLeast"/>
+        <w:rPr>
+          <w:rFonts w:ascii="Consolas" w:eastAsia="Times New Roman" w:hAnsi="Consolas" w:cs="Times New Roman"/>
+          <w:color w:val="CCCCCC"/>
+          <w:sz w:val="21"/>
+          <w:szCs w:val="21"/>
+          <w:lang w:val="en-US" w:eastAsia="ru-RU"/>
+        </w:rPr>
+      </w:pPr>
+      <w:r>
+        <w:rPr>
+          <w:rFonts w:ascii="Consolas" w:eastAsia="Times New Roman" w:hAnsi="Consolas" w:cs="Times New Roman"/>
+          <w:color w:val="CCCCCC"/>
+          <w:sz w:val="21"/>
+          <w:szCs w:val="21"/>
+          <w:lang w:val="en-US" w:eastAsia="ru-RU"/>
+        </w:rPr>
+        <w:t xml:space="preserve">    </w:t>
+      </w:r>
+      <w:r>
+        <w:rPr>
+          <w:rFonts w:ascii="Consolas" w:eastAsia="Times New Roman" w:hAnsi="Consolas" w:cs="Times New Roman"/>
+          <w:color w:val="DCDCAA"/>
+          <w:sz w:val="21"/>
+          <w:szCs w:val="21"/>
+          <w:lang w:val="en-US" w:eastAsia="ru-RU"/>
+        </w:rPr>
+        <w:t>print</w:t>
+      </w:r>
+      <w:r>
+        <w:rPr>
+          <w:rFonts w:ascii="Consolas" w:eastAsia="Times New Roman" w:hAnsi="Consolas" w:cs="Times New Roman"/>
+          <w:color w:val="CCCCCC"/>
+          <w:sz w:val="21"/>
+          <w:szCs w:val="21"/>
+          <w:lang w:val="en-US" w:eastAsia="ru-RU"/>
+        </w:rPr>
+        <w:t>(</w:t>
+      </w:r>
+      <w:r>
+        <w:rPr>
+          <w:rFonts w:ascii="Consolas" w:eastAsia="Times New Roman" w:hAnsi="Consolas" w:cs="Times New Roman"/>
+          <w:color w:val="CE9178"/>
+          <w:sz w:val="21"/>
+          <w:szCs w:val="21"/>
+          <w:lang w:val="en-US" w:eastAsia="ru-RU"/>
+        </w:rPr>
+        <w:t>"</w:t>
+      </w:r>
+      <w:proofErr w:type="spellStart"/>
+      <w:r>
+        <w:rPr>
+          <w:rFonts w:ascii="Consolas" w:eastAsia="Times New Roman" w:hAnsi="Consolas" w:cs="Times New Roman"/>
+          <w:color w:val="CE9178"/>
+          <w:sz w:val="21"/>
+          <w:szCs w:val="21"/>
+          <w:lang w:eastAsia="ru-RU"/>
+        </w:rPr>
+        <w:t>введіть</w:t>
+      </w:r>
+      <w:proofErr w:type="spellEnd"/>
+      <w:r>
+        <w:rPr>
+          <w:rFonts w:ascii="Consolas" w:eastAsia="Times New Roman" w:hAnsi="Consolas" w:cs="Times New Roman"/>
+          <w:color w:val="CE9178"/>
+          <w:sz w:val="21"/>
+          <w:szCs w:val="21"/>
+          <w:lang w:val="en-US" w:eastAsia="ru-RU"/>
+        </w:rPr>
+        <w:t xml:space="preserve"> Y(</w:t>
+      </w:r>
+      <w:r>
+        <w:rPr>
+          <w:rFonts w:ascii="Consolas" w:eastAsia="Times New Roman" w:hAnsi="Consolas" w:cs="Times New Roman"/>
+          <w:color w:val="CE9178"/>
+          <w:sz w:val="21"/>
+          <w:szCs w:val="21"/>
+          <w:lang w:eastAsia="ru-RU"/>
+        </w:rPr>
+        <w:t>так</w:t>
+      </w:r>
+      <w:r>
+        <w:rPr>
+          <w:rFonts w:ascii="Consolas" w:eastAsia="Times New Roman" w:hAnsi="Consolas" w:cs="Times New Roman"/>
+          <w:color w:val="CE9178"/>
+          <w:sz w:val="21"/>
+          <w:szCs w:val="21"/>
+          <w:lang w:val="en-US" w:eastAsia="ru-RU"/>
+        </w:rPr>
+        <w:t xml:space="preserve">) </w:t>
+      </w:r>
+      <w:proofErr w:type="spellStart"/>
+      <w:r>
+        <w:rPr>
+          <w:rFonts w:ascii="Consolas" w:eastAsia="Times New Roman" w:hAnsi="Consolas" w:cs="Times New Roman"/>
+          <w:color w:val="CE9178"/>
+          <w:sz w:val="21"/>
+          <w:szCs w:val="21"/>
+          <w:lang w:eastAsia="ru-RU"/>
+        </w:rPr>
+        <w:t>або</w:t>
+      </w:r>
+      <w:proofErr w:type="spellEnd"/>
+      <w:r>
+        <w:rPr>
+          <w:rFonts w:ascii="Consolas" w:eastAsia="Times New Roman" w:hAnsi="Consolas" w:cs="Times New Roman"/>
+          <w:color w:val="CE9178"/>
+          <w:sz w:val="21"/>
+          <w:szCs w:val="21"/>
+          <w:lang w:val="en-US" w:eastAsia="ru-RU"/>
+        </w:rPr>
+        <w:t xml:space="preserve"> N(</w:t>
+      </w:r>
+      <w:proofErr w:type="spellStart"/>
+      <w:r>
+        <w:rPr>
+          <w:rFonts w:ascii="Consolas" w:eastAsia="Times New Roman" w:hAnsi="Consolas" w:cs="Times New Roman"/>
+          <w:color w:val="CE9178"/>
+          <w:sz w:val="21"/>
+          <w:szCs w:val="21"/>
+          <w:lang w:eastAsia="ru-RU"/>
+        </w:rPr>
+        <w:t>ні</w:t>
+      </w:r>
+      <w:proofErr w:type="spellEnd"/>
+      <w:r>
+        <w:rPr>
+          <w:rFonts w:ascii="Consolas" w:eastAsia="Times New Roman" w:hAnsi="Consolas" w:cs="Times New Roman"/>
+          <w:color w:val="CE9178"/>
+          <w:sz w:val="21"/>
+          <w:szCs w:val="21"/>
+          <w:lang w:val="en-US" w:eastAsia="ru-RU"/>
+        </w:rPr>
+        <w:t>)"</w:t>
+      </w:r>
+      <w:r>
+        <w:rPr>
+          <w:rFonts w:ascii="Consolas" w:eastAsia="Times New Roman" w:hAnsi="Consolas" w:cs="Times New Roman"/>
+          <w:color w:val="CCCCCC"/>
+          <w:sz w:val="21"/>
+          <w:szCs w:val="21"/>
+          <w:lang w:val="en-US" w:eastAsia="ru-RU"/>
+        </w:rPr>
+        <w:t>)</w:t>
+      </w:r>
+    </w:p>
+    <w:p>
+      <w:pPr>
+        <w:shd w:val="clear" w:color="auto" w:fill="1F1F1F"/>
+        <w:spacing w:after="0" w:line="285" w:lineRule="atLeast"/>
+        <w:rPr>
+          <w:rFonts w:ascii="Consolas" w:eastAsia="Times New Roman" w:hAnsi="Consolas" w:cs="Times New Roman"/>
+          <w:color w:val="CCCCCC"/>
+          <w:sz w:val="21"/>
+          <w:szCs w:val="21"/>
+          <w:lang w:val="en-US" w:eastAsia="ru-RU"/>
+        </w:rPr>
+      </w:pPr>
+      <w:r>
+        <w:rPr>
+          <w:rFonts w:ascii="Consolas" w:eastAsia="Times New Roman" w:hAnsi="Consolas" w:cs="Times New Roman"/>
+          <w:color w:val="CCCCCC"/>
+          <w:sz w:val="21"/>
+          <w:szCs w:val="21"/>
+          <w:lang w:val="en-US" w:eastAsia="ru-RU"/>
+        </w:rPr>
+        <w:t xml:space="preserve">    </w:t>
+      </w:r>
+      <w:r>
+        <w:rPr>
+          <w:rFonts w:ascii="Consolas" w:eastAsia="Times New Roman" w:hAnsi="Consolas" w:cs="Times New Roman"/>
+          <w:color w:val="9CDCFE"/>
+          <w:sz w:val="21"/>
+          <w:szCs w:val="21"/>
+          <w:lang w:val="en-US" w:eastAsia="ru-RU"/>
+        </w:rPr>
+        <w:t>answer</w:t>
+      </w:r>
+      <w:r>
+        <w:rPr>
+          <w:rFonts w:ascii="Consolas" w:eastAsia="Times New Roman" w:hAnsi="Consolas" w:cs="Times New Roman"/>
+          <w:color w:val="CCCCCC"/>
+          <w:sz w:val="21"/>
+          <w:szCs w:val="21"/>
+          <w:lang w:val="en-US" w:eastAsia="ru-RU"/>
+        </w:rPr>
+        <w:t xml:space="preserve">: </w:t>
+      </w:r>
+      <w:r>
+        <w:rPr>
+          <w:rFonts w:ascii="Consolas" w:eastAsia="Times New Roman" w:hAnsi="Consolas" w:cs="Times New Roman"/>
+          <w:color w:val="4EC9B0"/>
+          <w:sz w:val="21"/>
+          <w:szCs w:val="21"/>
+          <w:lang w:val="en-US" w:eastAsia="ru-RU"/>
+        </w:rPr>
+        <w:t>str</w:t>
+      </w:r>
+      <w:r>
+        <w:rPr>
+          <w:rFonts w:ascii="Consolas" w:eastAsia="Times New Roman" w:hAnsi="Consolas" w:cs="Times New Roman"/>
+          <w:color w:val="CCCCCC"/>
+          <w:sz w:val="21"/>
+          <w:szCs w:val="21"/>
+          <w:lang w:val="en-US" w:eastAsia="ru-RU"/>
+        </w:rPr>
+        <w:t xml:space="preserve"> </w:t>
+      </w:r>
+      <w:r>
+        <w:rPr>
+          <w:rFonts w:ascii="Consolas" w:eastAsia="Times New Roman" w:hAnsi="Consolas" w:cs="Times New Roman"/>
+          <w:color w:val="D4D4D4"/>
+          <w:sz w:val="21"/>
+          <w:szCs w:val="21"/>
+          <w:lang w:val="en-US" w:eastAsia="ru-RU"/>
+        </w:rPr>
+        <w:t>=</w:t>
+      </w:r>
+      <w:r>
+        <w:rPr>
+          <w:rFonts w:ascii="Consolas" w:eastAsia="Times New Roman" w:hAnsi="Consolas" w:cs="Times New Roman"/>
+          <w:color w:val="CCCCCC"/>
+          <w:sz w:val="21"/>
+          <w:szCs w:val="21"/>
+          <w:lang w:val="en-US" w:eastAsia="ru-RU"/>
+        </w:rPr>
+        <w:t xml:space="preserve"> </w:t>
+      </w:r>
+      <w:r>
+        <w:rPr>
+          <w:rFonts w:ascii="Consolas" w:eastAsia="Times New Roman" w:hAnsi="Consolas" w:cs="Times New Roman"/>
+          <w:color w:val="DCDCAA"/>
+          <w:sz w:val="21"/>
+          <w:szCs w:val="21"/>
+          <w:lang w:val="en-US" w:eastAsia="ru-RU"/>
+        </w:rPr>
+        <w:t>input</w:t>
+      </w:r>
+      <w:r>
+        <w:rPr>
+          <w:rFonts w:ascii="Consolas" w:eastAsia="Times New Roman" w:hAnsi="Consolas" w:cs="Times New Roman"/>
+          <w:color w:val="CCCCCC"/>
+          <w:sz w:val="21"/>
+          <w:szCs w:val="21"/>
+          <w:lang w:val="en-US" w:eastAsia="ru-RU"/>
+        </w:rPr>
+        <w:t>()</w:t>
+      </w:r>
+    </w:p>
+    <w:p>
+      <w:pPr>
+        <w:shd w:val="clear" w:color="auto" w:fill="1F1F1F"/>
+        <w:spacing w:after="0" w:line="285" w:lineRule="atLeast"/>
+        <w:rPr>
+          <w:rFonts w:ascii="Consolas" w:eastAsia="Times New Roman" w:hAnsi="Consolas" w:cs="Times New Roman"/>
+          <w:color w:val="CCCCCC"/>
+          <w:sz w:val="21"/>
+          <w:szCs w:val="21"/>
+          <w:lang w:val="en-US" w:eastAsia="ru-RU"/>
+        </w:rPr>
+      </w:pPr>
+      <w:r>
+        <w:rPr>
+          <w:rFonts w:ascii="Consolas" w:eastAsia="Times New Roman" w:hAnsi="Consolas" w:cs="Times New Roman"/>
+          <w:color w:val="CCCCCC"/>
+          <w:sz w:val="21"/>
+          <w:szCs w:val="21"/>
+          <w:lang w:val="en-US" w:eastAsia="ru-RU"/>
+        </w:rPr>
+        <w:t xml:space="preserve">    </w:t>
+      </w:r>
+      <w:r>
+        <w:rPr>
+          <w:rFonts w:ascii="Consolas" w:eastAsia="Times New Roman" w:hAnsi="Consolas" w:cs="Times New Roman"/>
+          <w:color w:val="C586C0"/>
+          <w:sz w:val="21"/>
+          <w:szCs w:val="21"/>
+          <w:lang w:val="en-US" w:eastAsia="ru-RU"/>
+        </w:rPr>
+        <w:t>if</w:t>
+      </w:r>
+      <w:r>
+        <w:rPr>
+          <w:rFonts w:ascii="Consolas" w:eastAsia="Times New Roman" w:hAnsi="Consolas" w:cs="Times New Roman"/>
+          <w:color w:val="CCCCCC"/>
+          <w:sz w:val="21"/>
+          <w:szCs w:val="21"/>
+          <w:lang w:val="en-US" w:eastAsia="ru-RU"/>
+        </w:rPr>
+        <w:t xml:space="preserve"> </w:t>
+      </w:r>
+      <w:r>
+        <w:rPr>
+          <w:rFonts w:ascii="Consolas" w:eastAsia="Times New Roman" w:hAnsi="Consolas" w:cs="Times New Roman"/>
+          <w:color w:val="9CDCFE"/>
+          <w:sz w:val="21"/>
+          <w:szCs w:val="21"/>
+          <w:lang w:val="en-US" w:eastAsia="ru-RU"/>
+        </w:rPr>
+        <w:t>answer</w:t>
+      </w:r>
+      <w:r>
+        <w:rPr>
+          <w:rFonts w:ascii="Consolas" w:eastAsia="Times New Roman" w:hAnsi="Consolas" w:cs="Times New Roman"/>
+          <w:color w:val="CCCCCC"/>
+          <w:sz w:val="21"/>
+          <w:szCs w:val="21"/>
+          <w:lang w:val="en-US" w:eastAsia="ru-RU"/>
+        </w:rPr>
+        <w:t>.</w:t>
+      </w:r>
+      <w:r>
+        <w:rPr>
+          <w:rFonts w:ascii="Consolas" w:eastAsia="Times New Roman" w:hAnsi="Consolas" w:cs="Times New Roman"/>
+          <w:color w:val="DCDCAA"/>
+          <w:sz w:val="21"/>
+          <w:szCs w:val="21"/>
+          <w:lang w:val="en-US" w:eastAsia="ru-RU"/>
+        </w:rPr>
+        <w:t>lower</w:t>
+      </w:r>
+      <w:r>
+        <w:rPr>
+          <w:rFonts w:ascii="Consolas" w:eastAsia="Times New Roman" w:hAnsi="Consolas" w:cs="Times New Roman"/>
+          <w:color w:val="CCCCCC"/>
+          <w:sz w:val="21"/>
+          <w:szCs w:val="21"/>
+          <w:lang w:val="en-US" w:eastAsia="ru-RU"/>
+        </w:rPr>
+        <w:t xml:space="preserve">() </w:t>
+      </w:r>
+      <w:r>
+        <w:rPr>
+          <w:rFonts w:ascii="Consolas" w:eastAsia="Times New Roman" w:hAnsi="Consolas" w:cs="Times New Roman"/>
+          <w:color w:val="D4D4D4"/>
+          <w:sz w:val="21"/>
+          <w:szCs w:val="21"/>
+          <w:lang w:val="en-US" w:eastAsia="ru-RU"/>
+        </w:rPr>
+        <w:t>==</w:t>
+      </w:r>
+      <w:r>
+        <w:rPr>
+          <w:rFonts w:ascii="Consolas" w:eastAsia="Times New Roman" w:hAnsi="Consolas" w:cs="Times New Roman"/>
+          <w:color w:val="CCCCCC"/>
+          <w:sz w:val="21"/>
+          <w:szCs w:val="21"/>
+          <w:lang w:val="en-US" w:eastAsia="ru-RU"/>
+        </w:rPr>
+        <w:t xml:space="preserve"> </w:t>
+      </w:r>
+      <w:r>
+        <w:rPr>
+          <w:rFonts w:ascii="Consolas" w:eastAsia="Times New Roman" w:hAnsi="Consolas" w:cs="Times New Roman"/>
+          <w:color w:val="CE9178"/>
+          <w:sz w:val="21"/>
+          <w:szCs w:val="21"/>
+          <w:lang w:val="en-US" w:eastAsia="ru-RU"/>
+        </w:rPr>
+        <w:t>"y"</w:t>
+      </w:r>
+      <w:r>
+        <w:rPr>
+          <w:rFonts w:ascii="Consolas" w:eastAsia="Times New Roman" w:hAnsi="Consolas" w:cs="Times New Roman"/>
+          <w:color w:val="CCCCCC"/>
+          <w:sz w:val="21"/>
+          <w:szCs w:val="21"/>
+          <w:lang w:val="en-US" w:eastAsia="ru-RU"/>
+        </w:rPr>
+        <w:t>:</w:t>
+      </w:r>
+    </w:p>
+    <w:p>
+      <w:pPr>
+        <w:shd w:val="clear" w:color="auto" w:fill="1F1F1F"/>
+        <w:spacing w:after="0" w:line="285" w:lineRule="atLeast"/>
+        <w:rPr>
+          <w:rFonts w:ascii="Consolas" w:eastAsia="Times New Roman" w:hAnsi="Consolas" w:cs="Times New Roman"/>
+          <w:color w:val="CCCCCC"/>
+          <w:sz w:val="21"/>
+          <w:szCs w:val="21"/>
+          <w:lang w:val="en-US" w:eastAsia="ru-RU"/>
+        </w:rPr>
+      </w:pPr>
+      <w:r>
+        <w:rPr>
+          <w:rFonts w:ascii="Consolas" w:eastAsia="Times New Roman" w:hAnsi="Consolas" w:cs="Times New Roman"/>
+          <w:color w:val="CCCCCC"/>
+          <w:sz w:val="21"/>
+          <w:szCs w:val="21"/>
+          <w:lang w:val="en-US" w:eastAsia="ru-RU"/>
+        </w:rPr>
+        <w:t xml:space="preserve">        </w:t>
+      </w:r>
+      <w:r>
+        <w:rPr>
+          <w:rFonts w:ascii="Consolas" w:eastAsia="Times New Roman" w:hAnsi="Consolas" w:cs="Times New Roman"/>
+          <w:color w:val="C586C0"/>
+          <w:sz w:val="21"/>
+          <w:szCs w:val="21"/>
+          <w:lang w:val="en-US" w:eastAsia="ru-RU"/>
+        </w:rPr>
+        <w:t>return</w:t>
+      </w:r>
+      <w:r>
+        <w:rPr>
+          <w:rFonts w:ascii="Consolas" w:eastAsia="Times New Roman" w:hAnsi="Consolas" w:cs="Times New Roman"/>
+          <w:color w:val="CCCCCC"/>
+          <w:sz w:val="21"/>
+          <w:szCs w:val="21"/>
+          <w:lang w:val="en-US" w:eastAsia="ru-RU"/>
+        </w:rPr>
+        <w:t xml:space="preserve"> </w:t>
+      </w:r>
+      <w:r>
+        <w:rPr>
+          <w:rFonts w:ascii="Consolas" w:eastAsia="Times New Roman" w:hAnsi="Consolas" w:cs="Times New Roman"/>
+          <w:color w:val="4FC1FF"/>
+          <w:sz w:val="21"/>
+          <w:szCs w:val="21"/>
+          <w:lang w:val="en-US" w:eastAsia="ru-RU"/>
+        </w:rPr>
+        <w:t>True</w:t>
+      </w:r>
+    </w:p>
+    <w:p>
+      <w:pPr>
+        <w:shd w:val="clear" w:color="auto" w:fill="1F1F1F"/>
+        <w:spacing w:after="0" w:line="285" w:lineRule="atLeast"/>
+        <w:rPr>
+          <w:rFonts w:ascii="Consolas" w:eastAsia="Times New Roman" w:hAnsi="Consolas" w:cs="Times New Roman"/>
+          <w:color w:val="CCCCCC"/>
+          <w:sz w:val="21"/>
+          <w:szCs w:val="21"/>
+          <w:lang w:val="en-US" w:eastAsia="ru-RU"/>
+        </w:rPr>
+      </w:pPr>
+      <w:r>
+        <w:rPr>
+          <w:rFonts w:ascii="Consolas" w:eastAsia="Times New Roman" w:hAnsi="Consolas" w:cs="Times New Roman"/>
+          <w:color w:val="CCCCCC"/>
+          <w:sz w:val="21"/>
+          <w:szCs w:val="21"/>
+          <w:lang w:val="en-US" w:eastAsia="ru-RU"/>
+        </w:rPr>
+        <w:t xml:space="preserve">    </w:t>
+      </w:r>
+      <w:r>
+        <w:rPr>
+          <w:rFonts w:ascii="Consolas" w:eastAsia="Times New Roman" w:hAnsi="Consolas" w:cs="Times New Roman"/>
+          <w:color w:val="C586C0"/>
+          <w:sz w:val="21"/>
+          <w:szCs w:val="21"/>
+          <w:lang w:val="en-US" w:eastAsia="ru-RU"/>
+        </w:rPr>
+        <w:t>elif</w:t>
+      </w:r>
+      <w:r>
+        <w:rPr>
+          <w:rFonts w:ascii="Consolas" w:eastAsia="Times New Roman" w:hAnsi="Consolas" w:cs="Times New Roman"/>
+          <w:color w:val="CCCCCC"/>
+          <w:sz w:val="21"/>
+          <w:szCs w:val="21"/>
+          <w:lang w:val="en-US" w:eastAsia="ru-RU"/>
+        </w:rPr>
+        <w:t xml:space="preserve"> </w:t>
+      </w:r>
+      <w:r>
+        <w:rPr>
+          <w:rFonts w:ascii="Consolas" w:eastAsia="Times New Roman" w:hAnsi="Consolas" w:cs="Times New Roman"/>
+          <w:color w:val="9CDCFE"/>
+          <w:sz w:val="21"/>
+          <w:szCs w:val="21"/>
+          <w:lang w:val="en-US" w:eastAsia="ru-RU"/>
+        </w:rPr>
+        <w:t>answer</w:t>
+      </w:r>
+      <w:r>
+        <w:rPr>
+          <w:rFonts w:ascii="Consolas" w:eastAsia="Times New Roman" w:hAnsi="Consolas" w:cs="Times New Roman"/>
+          <w:color w:val="CCCCCC"/>
+          <w:sz w:val="21"/>
+          <w:szCs w:val="21"/>
+          <w:lang w:val="en-US" w:eastAsia="ru-RU"/>
+        </w:rPr>
+        <w:t>.</w:t>
+      </w:r>
+      <w:r>
+        <w:rPr>
+          <w:rFonts w:ascii="Consolas" w:eastAsia="Times New Roman" w:hAnsi="Consolas" w:cs="Times New Roman"/>
+          <w:color w:val="DCDCAA"/>
+          <w:sz w:val="21"/>
+          <w:szCs w:val="21"/>
+          <w:lang w:val="en-US" w:eastAsia="ru-RU"/>
+        </w:rPr>
+        <w:t>lower</w:t>
+      </w:r>
+      <w:r>
+        <w:rPr>
+          <w:rFonts w:ascii="Consolas" w:eastAsia="Times New Roman" w:hAnsi="Consolas" w:cs="Times New Roman"/>
+          <w:color w:val="CCCCCC"/>
+          <w:sz w:val="21"/>
+          <w:szCs w:val="21"/>
+          <w:lang w:val="en-US" w:eastAsia="ru-RU"/>
+        </w:rPr>
+        <w:t xml:space="preserve">() </w:t>
+      </w:r>
+      <w:r>
+        <w:rPr>
+          <w:rFonts w:ascii="Consolas" w:eastAsia="Times New Roman" w:hAnsi="Consolas" w:cs="Times New Roman"/>
+          <w:color w:val="D4D4D4"/>
+          <w:sz w:val="21"/>
+          <w:szCs w:val="21"/>
+          <w:lang w:val="en-US" w:eastAsia="ru-RU"/>
+        </w:rPr>
+        <w:t>==</w:t>
+      </w:r>
+      <w:r>
+        <w:rPr>
+          <w:rFonts w:ascii="Consolas" w:eastAsia="Times New Roman" w:hAnsi="Consolas" w:cs="Times New Roman"/>
+          <w:color w:val="CCCCCC"/>
+          <w:sz w:val="21"/>
+          <w:szCs w:val="21"/>
+          <w:lang w:val="en-US" w:eastAsia="ru-RU"/>
+        </w:rPr>
+        <w:t xml:space="preserve"> </w:t>
+      </w:r>
+      <w:r>
+        <w:rPr>
+          <w:rFonts w:ascii="Consolas" w:eastAsia="Times New Roman" w:hAnsi="Consolas" w:cs="Times New Roman"/>
+          <w:color w:val="CE9178"/>
+          <w:sz w:val="21"/>
+          <w:szCs w:val="21"/>
+          <w:lang w:val="en-US" w:eastAsia="ru-RU"/>
+        </w:rPr>
+        <w:t>"n"</w:t>
+      </w:r>
+      <w:r>
+        <w:rPr>
+          <w:rFonts w:ascii="Consolas" w:eastAsia="Times New Roman" w:hAnsi="Consolas" w:cs="Times New Roman"/>
+          <w:color w:val="CCCCCC"/>
+          <w:sz w:val="21"/>
+          <w:szCs w:val="21"/>
+          <w:lang w:val="en-US" w:eastAsia="ru-RU"/>
+        </w:rPr>
+        <w:t>:</w:t>
+      </w:r>
+    </w:p>
+    <w:p>
+      <w:pPr>
+        <w:shd w:val="clear" w:color="auto" w:fill="1F1F1F"/>
+        <w:spacing w:after="0" w:line="285" w:lineRule="atLeast"/>
+        <w:rPr>
+          <w:rFonts w:ascii="Consolas" w:eastAsia="Times New Roman" w:hAnsi="Consolas" w:cs="Times New Roman"/>
+          <w:color w:val="CCCCCC"/>
+          <w:sz w:val="21"/>
+          <w:szCs w:val="21"/>
+          <w:lang w:val="en-US" w:eastAsia="ru-RU"/>
+        </w:rPr>
+      </w:pPr>
+      <w:r>
+        <w:rPr>
+          <w:rFonts w:ascii="Consolas" w:eastAsia="Times New Roman" w:hAnsi="Consolas" w:cs="Times New Roman"/>
+          <w:color w:val="CCCCCC"/>
+          <w:sz w:val="21"/>
+          <w:szCs w:val="21"/>
+          <w:lang w:val="en-US" w:eastAsia="ru-RU"/>
+        </w:rPr>
+        <w:t xml:space="preserve">        </w:t>
+      </w:r>
+      <w:r>
+        <w:rPr>
+          <w:rFonts w:ascii="Consolas" w:eastAsia="Times New Roman" w:hAnsi="Consolas" w:cs="Times New Roman"/>
+          <w:color w:val="C586C0"/>
+          <w:sz w:val="21"/>
+          <w:szCs w:val="21"/>
+          <w:lang w:val="en-US" w:eastAsia="ru-RU"/>
+        </w:rPr>
+        <w:t>return</w:t>
+      </w:r>
+      <w:r>
+        <w:rPr>
+          <w:rFonts w:ascii="Consolas" w:eastAsia="Times New Roman" w:hAnsi="Consolas" w:cs="Times New Roman"/>
+          <w:color w:val="CCCCCC"/>
+          <w:sz w:val="21"/>
+          <w:szCs w:val="21"/>
+          <w:lang w:val="en-US" w:eastAsia="ru-RU"/>
+        </w:rPr>
+        <w:t xml:space="preserve"> </w:t>
+      </w:r>
+      <w:r>
+        <w:rPr>
+          <w:rFonts w:ascii="Consolas" w:eastAsia="Times New Roman" w:hAnsi="Consolas" w:cs="Times New Roman"/>
+          <w:color w:val="4FC1FF"/>
+          <w:sz w:val="21"/>
+          <w:szCs w:val="21"/>
+          <w:lang w:val="en-US" w:eastAsia="ru-RU"/>
+        </w:rPr>
+        <w:t>False</w:t>
+      </w:r>
+    </w:p>
+    <w:p>
+      <w:pPr>
+        <w:shd w:val="clear" w:color="auto" w:fill="1F1F1F"/>
+        <w:spacing w:after="0" w:line="285" w:lineRule="atLeast"/>
+        <w:rPr>
+          <w:rFonts w:ascii="Consolas" w:eastAsia="Times New Roman" w:hAnsi="Consolas" w:cs="Times New Roman"/>
+          <w:color w:val="CCCCCC"/>
+          <w:sz w:val="21"/>
+          <w:szCs w:val="21"/>
+          <w:lang w:val="en-US" w:eastAsia="ru-RU"/>
+        </w:rPr>
+      </w:pPr>
+      <w:r>
+        <w:rPr>
+          <w:rFonts w:ascii="Consolas" w:eastAsia="Times New Roman" w:hAnsi="Consolas" w:cs="Times New Roman"/>
+          <w:color w:val="CCCCCC"/>
+          <w:sz w:val="21"/>
+          <w:szCs w:val="21"/>
+          <w:lang w:val="en-US" w:eastAsia="ru-RU"/>
+        </w:rPr>
+        <w:t xml:space="preserve">    </w:t>
+      </w:r>
+      <w:r>
+        <w:rPr>
+          <w:rFonts w:ascii="Consolas" w:eastAsia="Times New Roman" w:hAnsi="Consolas" w:cs="Times New Roman"/>
+          <w:color w:val="C586C0"/>
+          <w:sz w:val="21"/>
+          <w:szCs w:val="21"/>
+          <w:lang w:val="en-US" w:eastAsia="ru-RU"/>
+        </w:rPr>
+        <w:t>else</w:t>
+      </w:r>
+      <w:r>
+        <w:rPr>
+          <w:rFonts w:ascii="Consolas" w:eastAsia="Times New Roman" w:hAnsi="Consolas" w:cs="Times New Roman"/>
+          <w:color w:val="CCCCCC"/>
+          <w:sz w:val="21"/>
+          <w:szCs w:val="21"/>
+          <w:lang w:val="en-US" w:eastAsia="ru-RU"/>
+        </w:rPr>
+        <w:t xml:space="preserve">: </w:t>
+      </w:r>
+      <w:r>
+        <w:rPr>
+          <w:rFonts w:ascii="Consolas" w:eastAsia="Times New Roman" w:hAnsi="Consolas" w:cs="Times New Roman"/>
+          <w:color w:val="C586C0"/>
+          <w:sz w:val="21"/>
+          <w:szCs w:val="21"/>
+          <w:lang w:val="en-US" w:eastAsia="ru-RU"/>
+        </w:rPr>
+        <w:t>return</w:t>
+      </w:r>
+      <w:r>
+        <w:rPr>
+          <w:rFonts w:ascii="Consolas" w:eastAsia="Times New Roman" w:hAnsi="Consolas" w:cs="Times New Roman"/>
+          <w:color w:val="CCCCCC"/>
+          <w:sz w:val="21"/>
+          <w:szCs w:val="21"/>
+          <w:lang w:val="en-US" w:eastAsia="ru-RU"/>
+        </w:rPr>
+        <w:t xml:space="preserve"> </w:t>
+      </w:r>
+      <w:r>
+        <w:rPr>
+          <w:rFonts w:ascii="Consolas" w:eastAsia="Times New Roman" w:hAnsi="Consolas" w:cs="Times New Roman"/>
+          <w:color w:val="DCDCAA"/>
+          <w:sz w:val="21"/>
+          <w:szCs w:val="21"/>
+          <w:lang w:val="en-US" w:eastAsia="ru-RU"/>
+        </w:rPr>
+        <w:t>askQuestion</w:t>
+      </w:r>
+      <w:r>
+        <w:rPr>
+          <w:rFonts w:ascii="Consolas" w:eastAsia="Times New Roman" w:hAnsi="Consolas" w:cs="Times New Roman"/>
+          <w:color w:val="CCCCCC"/>
+          <w:sz w:val="21"/>
+          <w:szCs w:val="21"/>
+          <w:lang w:val="en-US" w:eastAsia="ru-RU"/>
+        </w:rPr>
+        <w:t>(</w:t>
+      </w:r>
+      <w:r>
+        <w:rPr>
+          <w:rFonts w:ascii="Consolas" w:eastAsia="Times New Roman" w:hAnsi="Consolas" w:cs="Times New Roman"/>
+          <w:color w:val="9CDCFE"/>
+          <w:sz w:val="21"/>
+          <w:szCs w:val="21"/>
+          <w:lang w:val="en-US" w:eastAsia="ru-RU"/>
+        </w:rPr>
+        <w:t>question_key</w:t>
+      </w:r>
+      <w:r>
+        <w:rPr>
+          <w:rFonts w:ascii="Consolas" w:eastAsia="Times New Roman" w:hAnsi="Consolas" w:cs="Times New Roman"/>
+          <w:color w:val="CCCCCC"/>
+          <w:sz w:val="21"/>
+          <w:szCs w:val="21"/>
+          <w:lang w:val="en-US" w:eastAsia="ru-RU"/>
+        </w:rPr>
+        <w:t xml:space="preserve">, </w:t>
+      </w:r>
+      <w:r>
+        <w:rPr>
+          <w:rFonts w:ascii="Consolas" w:eastAsia="Times New Roman" w:hAnsi="Consolas" w:cs="Times New Roman"/>
+          <w:color w:val="4FC1FF"/>
+          <w:sz w:val="21"/>
+          <w:szCs w:val="21"/>
+          <w:lang w:val="en-US" w:eastAsia="ru-RU"/>
+        </w:rPr>
+        <w:t>True</w:t>
+      </w:r>
+      <w:r>
+        <w:rPr>
+          <w:rFonts w:ascii="Consolas" w:eastAsia="Times New Roman" w:hAnsi="Consolas" w:cs="Times New Roman"/>
+          <w:color w:val="CCCCCC"/>
+          <w:sz w:val="21"/>
+          <w:szCs w:val="21"/>
+          <w:lang w:val="en-US" w:eastAsia="ru-RU"/>
+        </w:rPr>
+        <w:t>)</w:t>
+      </w:r>
+    </w:p>
+    <w:p>
+      <w:pPr>
+        <w:shd w:val="clear" w:color="auto" w:fill="1F1F1F"/>
+        <w:spacing w:after="0" w:line="285" w:lineRule="atLeast"/>
+        <w:rPr>
+          <w:rFonts w:ascii="Consolas" w:eastAsia="Times New Roman" w:hAnsi="Consolas" w:cs="Times New Roman"/>
+          <w:color w:val="CCCCCC"/>
+          <w:sz w:val="21"/>
+          <w:szCs w:val="21"/>
+          <w:lang w:val="en-US" w:eastAsia="ru-RU"/>
+        </w:rPr>
+      </w:pPr>
+    </w:p>
+    <w:p>
+      <w:pPr>
+        <w:shd w:val="clear" w:color="auto" w:fill="1F1F1F"/>
+        <w:spacing w:after="0" w:line="285" w:lineRule="atLeast"/>
+        <w:rPr>
+          <w:rFonts w:ascii="Consolas" w:eastAsia="Times New Roman" w:hAnsi="Consolas" w:cs="Times New Roman"/>
+          <w:color w:val="CCCCCC"/>
+          <w:sz w:val="21"/>
+          <w:szCs w:val="21"/>
+          <w:lang w:eastAsia="ru-RU"/>
+        </w:rPr>
+      </w:pPr>
+      <w:proofErr w:type="spellStart"/>
+      <w:r>
+        <w:rPr>
+          <w:rFonts w:ascii="Consolas" w:eastAsia="Times New Roman" w:hAnsi="Consolas" w:cs="Times New Roman"/>
+          <w:color w:val="569CD6"/>
+          <w:sz w:val="21"/>
+          <w:szCs w:val="21"/>
+          <w:lang w:eastAsia="ru-RU"/>
+        </w:rPr>
+        <w:t>def</w:t>
+      </w:r>
+      <w:proofErr w:type="spellEnd"/>
+      <w:r>
+        <w:rPr>
+          <w:rFonts w:ascii="Consolas" w:eastAsia="Times New Roman" w:hAnsi="Consolas" w:cs="Times New Roman"/>
+          <w:color w:val="CCCCCC"/>
+          <w:sz w:val="21"/>
+          <w:szCs w:val="21"/>
+          <w:lang w:eastAsia="ru-RU"/>
+        </w:rPr>
+        <w:t xml:space="preserve"> </w:t>
+      </w:r>
+      <w:proofErr w:type="spellStart"/>
+      <w:r>
+        <w:rPr>
+          <w:rFonts w:ascii="Consolas" w:eastAsia="Times New Roman" w:hAnsi="Consolas" w:cs="Times New Roman"/>
+          <w:color w:val="DCDCAA"/>
+          <w:sz w:val="21"/>
+          <w:szCs w:val="21"/>
+          <w:lang w:eastAsia="ru-RU"/>
+        </w:rPr>
+        <w:t>main</w:t>
+      </w:r>
+      <w:proofErr w:type="spellEnd"/>
+      <w:r>
+        <w:rPr>
+          <w:rFonts w:ascii="Consolas" w:eastAsia="Times New Roman" w:hAnsi="Consolas" w:cs="Times New Roman"/>
+          <w:color w:val="CCCCCC"/>
+          <w:sz w:val="21"/>
+          <w:szCs w:val="21"/>
+          <w:lang w:eastAsia="ru-RU"/>
+        </w:rPr>
+        <w:t>():</w:t>
+      </w:r>
+    </w:p>
+    <w:p>
+      <w:pPr>
+        <w:shd w:val="clear" w:color="auto" w:fill="1F1F1F"/>
+        <w:spacing w:after="0" w:line="285" w:lineRule="atLeast"/>
+        <w:rPr>
+          <w:rFonts w:ascii="Consolas" w:eastAsia="Times New Roman" w:hAnsi="Consolas" w:cs="Times New Roman"/>
+          <w:color w:val="CCCCCC"/>
+          <w:sz w:val="21"/>
+          <w:szCs w:val="21"/>
+          <w:lang w:eastAsia="ru-RU"/>
+        </w:rPr>
+      </w:pPr>
+      <w:r>
+        <w:rPr>
+          <w:rFonts w:ascii="Consolas" w:eastAsia="Times New Roman" w:hAnsi="Consolas" w:cs="Times New Roman"/>
+          <w:color w:val="CCCCCC"/>
+          <w:sz w:val="21"/>
+          <w:szCs w:val="21"/>
+          <w:lang w:eastAsia="ru-RU"/>
+        </w:rPr>
+        <w:t xml:space="preserve">    </w:t>
+      </w:r>
+      <w:proofErr w:type="spellStart"/>
+      <w:r>
+        <w:rPr>
+          <w:rFonts w:ascii="Consolas" w:eastAsia="Times New Roman" w:hAnsi="Consolas" w:cs="Times New Roman"/>
+          <w:color w:val="DCDCAA"/>
+          <w:sz w:val="21"/>
+          <w:szCs w:val="21"/>
+          <w:lang w:eastAsia="ru-RU"/>
+        </w:rPr>
+        <w:t>print</w:t>
+      </w:r>
+      <w:proofErr w:type="spellEnd"/>
+      <w:r>
+        <w:rPr>
+          <w:rFonts w:ascii="Consolas" w:eastAsia="Times New Roman" w:hAnsi="Consolas" w:cs="Times New Roman"/>
+          <w:color w:val="CCCCCC"/>
+          <w:sz w:val="21"/>
+          <w:szCs w:val="21"/>
+          <w:lang w:eastAsia="ru-RU"/>
+        </w:rPr>
+        <w:t>(</w:t>
+      </w:r>
+      <w:r>
+        <w:rPr>
+          <w:rFonts w:ascii="Consolas" w:eastAsia="Times New Roman" w:hAnsi="Consolas" w:cs="Times New Roman"/>
+          <w:color w:val="CE9178"/>
+          <w:sz w:val="21"/>
+          <w:szCs w:val="21"/>
+          <w:lang w:eastAsia="ru-RU"/>
+        </w:rPr>
+        <w:t>"</w:t>
+      </w:r>
+      <w:proofErr w:type="spellStart"/>
+      <w:r>
+        <w:rPr>
+          <w:rFonts w:ascii="Consolas" w:eastAsia="Times New Roman" w:hAnsi="Consolas" w:cs="Times New Roman"/>
+          <w:color w:val="CE9178"/>
+          <w:sz w:val="21"/>
+          <w:szCs w:val="21"/>
+          <w:lang w:eastAsia="ru-RU"/>
+        </w:rPr>
+        <w:t>експертна</w:t>
+      </w:r>
+      <w:proofErr w:type="spellEnd"/>
+      <w:r>
+        <w:rPr>
+          <w:rFonts w:ascii="Consolas" w:eastAsia="Times New Roman" w:hAnsi="Consolas" w:cs="Times New Roman"/>
+          <w:color w:val="CE9178"/>
+          <w:sz w:val="21"/>
+          <w:szCs w:val="21"/>
+          <w:lang w:eastAsia="ru-RU"/>
+        </w:rPr>
+        <w:t xml:space="preserve"> система для </w:t>
+      </w:r>
+      <w:proofErr w:type="spellStart"/>
+      <w:r>
+        <w:rPr>
+          <w:rFonts w:ascii="Consolas" w:eastAsia="Times New Roman" w:hAnsi="Consolas" w:cs="Times New Roman"/>
+          <w:color w:val="CE9178"/>
+          <w:sz w:val="21"/>
+          <w:szCs w:val="21"/>
+          <w:lang w:eastAsia="ru-RU"/>
+        </w:rPr>
+        <w:t>підбору</w:t>
+      </w:r>
+      <w:proofErr w:type="spellEnd"/>
+      <w:r>
+        <w:rPr>
+          <w:rFonts w:ascii="Consolas" w:eastAsia="Times New Roman" w:hAnsi="Consolas" w:cs="Times New Roman"/>
+          <w:color w:val="CE9178"/>
+          <w:sz w:val="21"/>
+          <w:szCs w:val="21"/>
+          <w:lang w:eastAsia="ru-RU"/>
+        </w:rPr>
+        <w:t xml:space="preserve"> типу велосипеду"</w:t>
+      </w:r>
+      <w:r>
+        <w:rPr>
+          <w:rFonts w:ascii="Consolas" w:eastAsia="Times New Roman" w:hAnsi="Consolas" w:cs="Times New Roman"/>
+          <w:color w:val="CCCCCC"/>
+          <w:sz w:val="21"/>
+          <w:szCs w:val="21"/>
+          <w:lang w:eastAsia="ru-RU"/>
+        </w:rPr>
+        <w:t>)</w:t>
+      </w:r>
+    </w:p>
+    <w:p>
+      <w:pPr>
+        <w:shd w:val="clear" w:color="auto" w:fill="1F1F1F"/>
+        <w:spacing w:after="0" w:line="285" w:lineRule="atLeast"/>
+        <w:rPr>
+          <w:rFonts w:ascii="Consolas" w:eastAsia="Times New Roman" w:hAnsi="Consolas" w:cs="Times New Roman"/>
+          <w:color w:val="CCCCCC"/>
+          <w:sz w:val="21"/>
+          <w:szCs w:val="21"/>
+          <w:lang w:val="en-US" w:eastAsia="ru-RU"/>
+        </w:rPr>
+      </w:pPr>
+      <w:r>
+        <w:rPr>
+          <w:rFonts w:ascii="Consolas" w:eastAsia="Times New Roman" w:hAnsi="Consolas" w:cs="Times New Roman"/>
+          <w:color w:val="CCCCCC"/>
+          <w:sz w:val="21"/>
+          <w:szCs w:val="21"/>
+          <w:lang w:eastAsia="ru-RU"/>
+        </w:rPr>
+        <w:t xml:space="preserve">    </w:t>
+      </w:r>
+      <w:r>
+        <w:rPr>
+          <w:rFonts w:ascii="Consolas" w:eastAsia="Times New Roman" w:hAnsi="Consolas" w:cs="Times New Roman"/>
+          <w:color w:val="DCDCAA"/>
+          <w:sz w:val="21"/>
+          <w:szCs w:val="21"/>
+          <w:lang w:val="en-US" w:eastAsia="ru-RU"/>
+        </w:rPr>
+        <w:t>diagnose</w:t>
+      </w:r>
+      <w:r>
+        <w:rPr>
+          <w:rFonts w:ascii="Consolas" w:eastAsia="Times New Roman" w:hAnsi="Consolas" w:cs="Times New Roman"/>
+          <w:color w:val="CCCCCC"/>
+          <w:sz w:val="21"/>
+          <w:szCs w:val="21"/>
+          <w:lang w:val="en-US" w:eastAsia="ru-RU"/>
+        </w:rPr>
+        <w:t>(</w:t>
+      </w:r>
+      <w:r>
+        <w:rPr>
+          <w:rFonts w:ascii="Consolas" w:eastAsia="Times New Roman" w:hAnsi="Consolas" w:cs="Times New Roman"/>
+          <w:color w:val="9CDCFE"/>
+          <w:sz w:val="21"/>
+          <w:szCs w:val="21"/>
+          <w:lang w:val="en-US" w:eastAsia="ru-RU"/>
+        </w:rPr>
+        <w:t>rules</w:t>
+      </w:r>
+      <w:r>
+        <w:rPr>
+          <w:rFonts w:ascii="Consolas" w:eastAsia="Times New Roman" w:hAnsi="Consolas" w:cs="Times New Roman"/>
+          <w:color w:val="CCCCCC"/>
+          <w:sz w:val="21"/>
+          <w:szCs w:val="21"/>
+          <w:lang w:val="en-US" w:eastAsia="ru-RU"/>
+        </w:rPr>
+        <w:t xml:space="preserve">, </w:t>
+      </w:r>
+      <w:r>
+        <w:rPr>
+          <w:rFonts w:ascii="Consolas" w:eastAsia="Times New Roman" w:hAnsi="Consolas" w:cs="Times New Roman"/>
+          <w:color w:val="9CDCFE"/>
+          <w:sz w:val="21"/>
+          <w:szCs w:val="21"/>
+          <w:lang w:val="en-US" w:eastAsia="ru-RU"/>
+        </w:rPr>
+        <w:t>questions</w:t>
+      </w:r>
+      <w:r>
+        <w:rPr>
+          <w:rFonts w:ascii="Consolas" w:eastAsia="Times New Roman" w:hAnsi="Consolas" w:cs="Times New Roman"/>
+          <w:color w:val="CCCCCC"/>
+          <w:sz w:val="21"/>
+          <w:szCs w:val="21"/>
+          <w:lang w:val="en-US" w:eastAsia="ru-RU"/>
+        </w:rPr>
+        <w:t>)</w:t>
+      </w:r>
+    </w:p>
+    <w:p>
+      <w:pPr>
+        <w:shd w:val="clear" w:color="auto" w:fill="1F1F1F"/>
+        <w:spacing w:after="0" w:line="285" w:lineRule="atLeast"/>
+        <w:rPr>
+          <w:rFonts w:ascii="Consolas" w:eastAsia="Times New Roman" w:hAnsi="Consolas" w:cs="Times New Roman"/>
+          <w:color w:val="CCCCCC"/>
+          <w:sz w:val="21"/>
+          <w:szCs w:val="21"/>
+          <w:lang w:val="en-US" w:eastAsia="ru-RU"/>
+        </w:rPr>
+      </w:pPr>
+      <w:r>
+        <w:rPr>
+          <w:rFonts w:ascii="Consolas" w:eastAsia="Times New Roman" w:hAnsi="Consolas" w:cs="Times New Roman"/>
+          <w:color w:val="CCCCCC"/>
+          <w:sz w:val="21"/>
+          <w:szCs w:val="21"/>
+          <w:lang w:val="en-US" w:eastAsia="ru-RU"/>
+        </w:rPr>
+        <w:t xml:space="preserve">    </w:t>
+      </w:r>
+      <w:r>
+        <w:rPr>
+          <w:rFonts w:ascii="Consolas" w:eastAsia="Times New Roman" w:hAnsi="Consolas" w:cs="Times New Roman"/>
+          <w:color w:val="9CDCFE"/>
+          <w:sz w:val="21"/>
+          <w:szCs w:val="21"/>
+          <w:lang w:val="en-US" w:eastAsia="ru-RU"/>
+        </w:rPr>
+        <w:t>finish</w:t>
+      </w:r>
+      <w:r>
+        <w:rPr>
+          <w:rFonts w:ascii="Consolas" w:eastAsia="Times New Roman" w:hAnsi="Consolas" w:cs="Times New Roman"/>
+          <w:color w:val="CCCCCC"/>
+          <w:sz w:val="21"/>
+          <w:szCs w:val="21"/>
+          <w:lang w:val="en-US" w:eastAsia="ru-RU"/>
+        </w:rPr>
+        <w:t xml:space="preserve">: </w:t>
+      </w:r>
+      <w:r>
+        <w:rPr>
+          <w:rFonts w:ascii="Consolas" w:eastAsia="Times New Roman" w:hAnsi="Consolas" w:cs="Times New Roman"/>
+          <w:color w:val="4EC9B0"/>
+          <w:sz w:val="21"/>
+          <w:szCs w:val="21"/>
+          <w:lang w:val="en-US" w:eastAsia="ru-RU"/>
+        </w:rPr>
+        <w:t>str</w:t>
+      </w:r>
+      <w:r>
+        <w:rPr>
+          <w:rFonts w:ascii="Consolas" w:eastAsia="Times New Roman" w:hAnsi="Consolas" w:cs="Times New Roman"/>
+          <w:color w:val="CCCCCC"/>
+          <w:sz w:val="21"/>
+          <w:szCs w:val="21"/>
+          <w:lang w:val="en-US" w:eastAsia="ru-RU"/>
+        </w:rPr>
+        <w:t xml:space="preserve"> </w:t>
+      </w:r>
+      <w:r>
+        <w:rPr>
+          <w:rFonts w:ascii="Consolas" w:eastAsia="Times New Roman" w:hAnsi="Consolas" w:cs="Times New Roman"/>
+          <w:color w:val="D4D4D4"/>
+          <w:sz w:val="21"/>
+          <w:szCs w:val="21"/>
+          <w:lang w:val="en-US" w:eastAsia="ru-RU"/>
+        </w:rPr>
+        <w:t>=</w:t>
+      </w:r>
+      <w:r>
+        <w:rPr>
+          <w:rFonts w:ascii="Consolas" w:eastAsia="Times New Roman" w:hAnsi="Consolas" w:cs="Times New Roman"/>
+          <w:color w:val="CCCCCC"/>
+          <w:sz w:val="21"/>
+          <w:szCs w:val="21"/>
+          <w:lang w:val="en-US" w:eastAsia="ru-RU"/>
+        </w:rPr>
+        <w:t xml:space="preserve"> </w:t>
+      </w:r>
+      <w:r>
+        <w:rPr>
+          <w:rFonts w:ascii="Consolas" w:eastAsia="Times New Roman" w:hAnsi="Consolas" w:cs="Times New Roman"/>
+          <w:color w:val="DCDCAA"/>
+          <w:sz w:val="21"/>
+          <w:szCs w:val="21"/>
+          <w:lang w:val="en-US" w:eastAsia="ru-RU"/>
+        </w:rPr>
+        <w:t>input</w:t>
+      </w:r>
+      <w:r>
+        <w:rPr>
+          <w:rFonts w:ascii="Consolas" w:eastAsia="Times New Roman" w:hAnsi="Consolas" w:cs="Times New Roman"/>
+          <w:color w:val="CCCCCC"/>
+          <w:sz w:val="21"/>
+          <w:szCs w:val="21"/>
+          <w:lang w:val="en-US" w:eastAsia="ru-RU"/>
+        </w:rPr>
+        <w:t>()</w:t>
+      </w:r>
+    </w:p>
+    <w:p>
+      <w:pPr>
+        <w:shd w:val="clear" w:color="auto" w:fill="1F1F1F"/>
+        <w:spacing w:after="0" w:line="285" w:lineRule="atLeast"/>
+        <w:rPr>
+          <w:rFonts w:ascii="Consolas" w:eastAsia="Times New Roman" w:hAnsi="Consolas" w:cs="Times New Roman"/>
+          <w:color w:val="CCCCCC"/>
+          <w:sz w:val="21"/>
+          <w:szCs w:val="21"/>
+          <w:lang w:val="en-US" w:eastAsia="ru-RU"/>
+        </w:rPr>
+      </w:pPr>
+      <w:r>
+        <w:rPr>
+          <w:rFonts w:ascii="Consolas" w:eastAsia="Times New Roman" w:hAnsi="Consolas" w:cs="Times New Roman"/>
+          <w:color w:val="CCCCCC"/>
+          <w:sz w:val="21"/>
+          <w:szCs w:val="21"/>
+          <w:lang w:val="en-US" w:eastAsia="ru-RU"/>
+        </w:rPr>
+        <w:t xml:space="preserve">    </w:t>
+      </w:r>
+    </w:p>
+    <w:p>
+      <w:pPr>
+        <w:shd w:val="clear" w:color="auto" w:fill="1F1F1F"/>
+        <w:spacing w:after="0" w:line="285" w:lineRule="atLeast"/>
+        <w:rPr>
+          <w:rFonts w:ascii="Consolas" w:eastAsia="Times New Roman" w:hAnsi="Consolas" w:cs="Times New Roman"/>
+          <w:color w:val="CCCCCC"/>
+          <w:sz w:val="21"/>
+          <w:szCs w:val="21"/>
+          <w:lang w:eastAsia="ru-RU"/>
+        </w:rPr>
+      </w:pPr>
+      <w:proofErr w:type="spellStart"/>
+      <w:r>
+        <w:rPr>
+          <w:rFonts w:ascii="Consolas" w:eastAsia="Times New Roman" w:hAnsi="Consolas" w:cs="Times New Roman"/>
+          <w:color w:val="DCDCAA"/>
+          <w:sz w:val="21"/>
+          <w:szCs w:val="21"/>
+          <w:lang w:eastAsia="ru-RU"/>
+        </w:rPr>
+        <w:t>main</w:t>
+      </w:r>
+      <w:proofErr w:type="spellEnd"/>
+      <w:r>
+        <w:rPr>
+          <w:rFonts w:ascii="Consolas" w:eastAsia="Times New Roman" w:hAnsi="Consolas" w:cs="Times New Roman"/>
+          <w:color w:val="CCCCCC"/>
+          <w:sz w:val="21"/>
+          <w:szCs w:val="21"/>
+          <w:lang w:eastAsia="ru-RU"/>
+        </w:rPr>
+        <w:t>()</w:t>
+      </w:r>
+    </w:p>
+    <w:p>
+      <w:pPr>
+        <w:shd w:val="clear" w:color="auto" w:fill="1F1F1F"/>
+        <w:spacing w:after="0" w:line="285" w:lineRule="atLeast"/>
+        <w:rPr>
+          <w:rFonts w:ascii="Consolas" w:eastAsia="Times New Roman" w:hAnsi="Consolas" w:cs="Times New Roman"/>
+          <w:color w:val="CCCCCC"/>
+          <w:sz w:val="21"/>
+          <w:szCs w:val="21"/>
+          <w:lang w:eastAsia="ru-RU"/>
         </w:rPr>
       </w:pPr>
     </w:p>
@@ -5575,14 +6880,6 @@
           <w:lang w:val="uk-UA"/>
         </w:rPr>
       </w:pPr>
-      <w:r>
-        <w:rPr>
-          <w:sz w:val="28"/>
-          <w:szCs w:val="28"/>
-          <w:lang w:val="uk-UA"/>
-        </w:rPr>
-        <w:t>Результат:</w:t>
-      </w:r>
     </w:p>
     <w:p>
       <w:pPr>
@@ -5590,16 +6887,34 @@
         <w:rPr>
           <w:sz w:val="28"/>
           <w:szCs w:val="28"/>
+          <w:lang w:val="uk-UA"/>
         </w:rPr>
       </w:pPr>
       <w:r>
         <w:rPr>
+          <w:sz w:val="28"/>
+          <w:szCs w:val="28"/>
+          <w:lang w:val="uk-UA"/>
+        </w:rPr>
+        <w:t>Результат:</w:t>
+      </w:r>
+    </w:p>
+    <w:p>
+      <w:pPr>
+        <w:spacing w:after="0"/>
+        <w:rPr>
+          <w:sz w:val="28"/>
+          <w:szCs w:val="28"/>
+        </w:rPr>
+      </w:pPr>
+      <w:r>
+        <w:rPr>
           <w:noProof/>
         </w:rPr>
         <w:drawing>
-          <wp:inline distT="0" distB="0" distL="0" distR="0" wp14:anchorId="4867E286" wp14:editId="1666F5ED">
-            <wp:extent cx="6645910" cy="5214620"/>
-            <wp:effectExtent l="0" t="0" r="2540" b="5080"/>
+          <wp:inline distT="0" distB="0" distL="0" distR="0" wp14:anchorId="4867E286" wp14:editId="54E75D3E">
+            <wp:extent cx="6353175" cy="4984930"/>
+            <wp:effectExtent l="0" t="0" r="0" b="6350"/>
             <wp:docPr id="1" name="Рисунок 1"/>
             <wp:cNvGraphicFramePr>
               <a:graphicFrameLocks xmlns:a="http://schemas.openxmlformats.org/drawingml/2006/main" noChangeAspect="1"/>
@@ -5620,7 +6935,7 @@
                   <pic:spPr>
                     <a:xfrm>
                       <a:off x="0" y="0"/>
-                      <a:ext cx="6645910" cy="5214620"/>
+                      <a:ext cx="6359884" cy="4990194"/>
                     </a:xfrm>
                     <a:prstGeom prst="rect">
                       <a:avLst/>
